--- a/docs/word-templates/Checklist_Protected.docx
+++ b/docs/word-templates/Checklist_Protected.docx
@@ -158,16 +158,40 @@
               <w:t>Company Name:</w:t>
             </w:r>
           </w:p>
-          <w:p>
-            <w:pPr>
-              <w:outlineLvl w:val="1"/>
+          <w:sdt>
+            <w:sdtPr>
               <w:rPr>
                 <w:rFonts w:asciiTheme="minorHAnsi" w:hAnsiTheme="minorHAnsi" w:cstheme="minorHAnsi"/>
                 <w:bCs/>
                 <w:lang w:val="en-GB"/>
               </w:rPr>
-            </w:pPr>
-          </w:p>
+              <w:id w:val="-1672715328"/>
+              <w:placeholder>
+                <w:docPart w:val="DefaultPlaceholder_-1854013440"/>
+              </w:placeholder>
+              <w:text/>
+            </w:sdtPr>
+            <w:sdtContent>
+              <w:p>
+                <w:pPr>
+                  <w:outlineLvl w:val="1"/>
+                  <w:rPr>
+                    <w:rFonts w:asciiTheme="minorHAnsi" w:hAnsiTheme="minorHAnsi" w:cstheme="minorHAnsi"/>
+                    <w:bCs/>
+                    <w:lang w:val="en-GB"/>
+                  </w:rPr>
+                </w:pPr>
+                <w:r>
+                  <w:rPr>
+                    <w:rFonts w:asciiTheme="minorHAnsi" w:hAnsiTheme="minorHAnsi" w:cstheme="minorHAnsi"/>
+                    <w:bCs/>
+                    <w:lang w:val="en-GB"/>
+                  </w:rPr>
+                  <w:t>OrgName</w:t>
+                </w:r>
+              </w:p>
+            </w:sdtContent>
+          </w:sdt>
         </w:tc>
         <w:tc>
           <w:tcPr>
@@ -213,6 +237,38 @@
                 <w:lang w:val="en-GB"/>
               </w:rPr>
             </w:pPr>
+            <w:sdt>
+              <w:sdtPr>
+                <w:rPr>
+                  <w:rFonts w:asciiTheme="minorHAnsi" w:hAnsiTheme="minorHAnsi" w:cstheme="minorHAnsi"/>
+                  <w:bCs/>
+                  <w:lang w:val="en-GB"/>
+                </w:rPr>
+                <w:id w:val="-1055456856"/>
+                <w:placeholder>
+                  <w:docPart w:val="DefaultPlaceholder_-1854013440"/>
+                </w:placeholder>
+                <w:text/>
+              </w:sdtPr>
+              <w:sdtContent>
+                <w:r>
+                  <w:rPr>
+                    <w:rFonts w:asciiTheme="minorHAnsi" w:hAnsiTheme="minorHAnsi" w:cstheme="minorHAnsi"/>
+                    <w:bCs/>
+                    <w:lang w:val="en-GB"/>
+                  </w:rPr>
+                  <w:t>C</w:t>
+                </w:r>
+                <w:r>
+                  <w:rPr>
+                    <w:rFonts w:asciiTheme="minorHAnsi" w:hAnsiTheme="minorHAnsi" w:cstheme="minorHAnsi"/>
+                    <w:bCs/>
+                    <w:lang w:val="en-GB"/>
+                  </w:rPr>
+                  <w:t>lientDept</w:t>
+                </w:r>
+              </w:sdtContent>
+            </w:sdt>
             <w:r>
               <w:rPr>
                 <w:rFonts w:asciiTheme="minorHAnsi" w:hAnsiTheme="minorHAnsi" w:cstheme="minorHAnsi"/>
@@ -291,15 +347,37 @@
               <w:tab/>
             </w:r>
           </w:p>
-          <w:p>
-            <w:pPr>
-              <w:outlineLvl w:val="1"/>
+          <w:sdt>
+            <w:sdtPr>
               <w:rPr>
                 <w:rFonts w:asciiTheme="minorHAnsi" w:hAnsiTheme="minorHAnsi" w:cstheme="minorHAnsi"/>
                 <w:lang w:val="en-GB"/>
               </w:rPr>
-            </w:pPr>
-          </w:p>
+              <w:id w:val="1217934387"/>
+              <w:placeholder>
+                <w:docPart w:val="DefaultPlaceholder_-1854013440"/>
+              </w:placeholder>
+              <w:text/>
+            </w:sdtPr>
+            <w:sdtContent>
+              <w:p>
+                <w:pPr>
+                  <w:outlineLvl w:val="1"/>
+                  <w:rPr>
+                    <w:rFonts w:asciiTheme="minorHAnsi" w:hAnsiTheme="minorHAnsi" w:cstheme="minorHAnsi"/>
+                    <w:lang w:val="en-GB"/>
+                  </w:rPr>
+                </w:pPr>
+                <w:r>
+                  <w:rPr>
+                    <w:rFonts w:asciiTheme="minorHAnsi" w:hAnsiTheme="minorHAnsi" w:cstheme="minorHAnsi"/>
+                    <w:lang w:val="en-GB"/>
+                  </w:rPr>
+                  <w:t>OrgSite</w:t>
+                </w:r>
+              </w:p>
+            </w:sdtContent>
+          </w:sdt>
         </w:tc>
         <w:tc>
           <w:tcPr>
@@ -374,46 +452,37 @@
               <w:t>)</w:t>
             </w:r>
           </w:p>
-          <w:p>
-            <w:pPr>
-              <w:outlineLvl w:val="1"/>
+          <w:sdt>
+            <w:sdtPr>
               <w:rPr>
                 <w:rFonts w:asciiTheme="minorHAnsi" w:hAnsiTheme="minorHAnsi" w:cstheme="minorHAnsi"/>
                 <w:lang w:val="en-GB"/>
               </w:rPr>
-            </w:pPr>
-            <w:sdt>
-              <w:sdtPr>
-                <w:rPr>
-                  <w:rFonts w:asciiTheme="minorHAnsi" w:hAnsiTheme="minorHAnsi" w:cstheme="minorHAnsi"/>
-                  <w:lang w:val="en-GB"/>
-                </w:rPr>
-                <w:alias w:val="Security Level"/>
-                <w:tag w:val="Insert"/>
-                <w:id w:val="-764153155"/>
-                <w:placeholder>
-                  <w:docPart w:val="DefaultPlaceholder_-1854013438"/>
-                </w:placeholder>
-                <w:showingPlcHdr/>
-                <w:comboBox>
-                  <w:listItem w:value="Choose an item."/>
-                  <w:listItem w:displayText="Protected A" w:value="Protected A"/>
-                  <w:listItem w:displayText="Protected B" w:value="Protected B"/>
-                  <w:listItem w:displayText="Protected C" w:value="Protected C"/>
-                </w:comboBox>
-              </w:sdtPr>
-              <w:sdtContent>
+              <w:id w:val="297722181"/>
+              <w:placeholder>
+                <w:docPart w:val="DefaultPlaceholder_-1854013440"/>
+              </w:placeholder>
+              <w:text/>
+            </w:sdtPr>
+            <w:sdtContent>
+              <w:p>
+                <w:pPr>
+                  <w:outlineLvl w:val="1"/>
+                  <w:rPr>
+                    <w:rFonts w:asciiTheme="minorHAnsi" w:hAnsiTheme="minorHAnsi" w:cstheme="minorHAnsi"/>
+                    <w:lang w:val="en-GB"/>
+                  </w:rPr>
+                </w:pPr>
                 <w:r>
                   <w:rPr>
-                    <w:rStyle w:val="PlaceholderText"/>
                     <w:rFonts w:asciiTheme="minorHAnsi" w:hAnsiTheme="minorHAnsi" w:cstheme="minorHAnsi"/>
-                    <w:highlight w:val="cyan"/>
+                    <w:lang w:val="en-GB"/>
                   </w:rPr>
-                  <w:t>Choose an item.</w:t>
+                  <w:t>SecLevel</w:t>
                 </w:r>
-              </w:sdtContent>
-            </w:sdt>
-          </w:p>
+              </w:p>
+            </w:sdtContent>
+          </w:sdt>
         </w:tc>
       </w:tr>
       <w:tr>
@@ -447,27 +516,20 @@
                   <w:b/>
                   <w:lang w:val="en-GB"/>
                 </w:rPr>
-                <w:id w:val="-1100876588"/>
+                <w:id w:val="-1133644721"/>
                 <w:placeholder>
-                  <w:docPart w:val="DefaultPlaceholder_-1854013438"/>
+                  <w:docPart w:val="DefaultPlaceholder_-1854013440"/>
                 </w:placeholder>
-                <w:showingPlcHdr/>
-                <w:dropDownList>
-                  <w:listItem w:value="Choose an item."/>
-                  <w:listItem w:displayText="Contract" w:value="Contract"/>
-                  <w:listItem w:displayText="Subcontract" w:value="Subcontract"/>
-                  <w:listItem w:displayText="Call-Up" w:value="Call-Up"/>
-                  <w:listItem w:displayText="Standing Offer" w:value="Standing Offer"/>
-                  <w:listItem w:displayText="Supply Arrangement" w:value="Supply Arrangement"/>
-                </w:dropDownList>
+                <w:text/>
               </w:sdtPr>
               <w:sdtContent>
                 <w:r>
                   <w:rPr>
-                    <w:rStyle w:val="PlaceholderText"/>
                     <w:rFonts w:asciiTheme="minorHAnsi" w:hAnsiTheme="minorHAnsi" w:cstheme="minorHAnsi"/>
+                    <w:b/>
+                    <w:lang w:val="en-GB"/>
                   </w:rPr>
-                  <w:t>Choose an item.</w:t>
+                  <w:t>ConType</w:t>
                 </w:r>
               </w:sdtContent>
             </w:sdt>
@@ -488,15 +550,37 @@
               <w:t>Number:</w:t>
             </w:r>
           </w:p>
-          <w:p>
-            <w:pPr>
-              <w:outlineLvl w:val="1"/>
+          <w:sdt>
+            <w:sdtPr>
               <w:rPr>
                 <w:rFonts w:asciiTheme="minorHAnsi" w:hAnsiTheme="minorHAnsi" w:cstheme="minorHAnsi"/>
                 <w:lang w:val="en-GB"/>
               </w:rPr>
-            </w:pPr>
-          </w:p>
+              <w:id w:val="-495190110"/>
+              <w:placeholder>
+                <w:docPart w:val="DefaultPlaceholder_-1854013440"/>
+              </w:placeholder>
+              <w:text/>
+            </w:sdtPr>
+            <w:sdtContent>
+              <w:p>
+                <w:pPr>
+                  <w:outlineLvl w:val="1"/>
+                  <w:rPr>
+                    <w:rFonts w:asciiTheme="minorHAnsi" w:hAnsiTheme="minorHAnsi" w:cstheme="minorHAnsi"/>
+                    <w:lang w:val="en-GB"/>
+                  </w:rPr>
+                </w:pPr>
+                <w:r>
+                  <w:rPr>
+                    <w:rFonts w:asciiTheme="minorHAnsi" w:hAnsiTheme="minorHAnsi" w:cstheme="minorHAnsi"/>
+                    <w:lang w:val="en-GB"/>
+                  </w:rPr>
+                  <w:t>ContractNumber</w:t>
+                </w:r>
+              </w:p>
+            </w:sdtContent>
+          </w:sdt>
         </w:tc>
         <w:tc>
           <w:tcPr>
@@ -547,106 +631,40 @@
               <w:t xml:space="preserve">         (see SRCL Part C.11.e)</w:t>
             </w:r>
           </w:p>
-          <w:p>
-            <w:pPr>
-              <w:outlineLvl w:val="1"/>
+          <w:sdt>
+            <w:sdtPr>
               <w:rPr>
                 <w:rFonts w:asciiTheme="minorHAnsi" w:hAnsiTheme="minorHAnsi" w:cstheme="minorHAnsi"/>
                 <w:bCs/>
                 <w:lang w:val="en-GB"/>
               </w:rPr>
-            </w:pPr>
-            <w:r>
-              <w:rPr>
-                <w:rFonts w:asciiTheme="minorHAnsi" w:hAnsiTheme="minorHAnsi" w:cstheme="minorHAnsi"/>
-                <w:bCs/>
-                <w:lang w:val="en-GB"/>
-              </w:rPr>
-              <w:t>Yes</w:t>
-            </w:r>
-            <w:r>
-              <w:rPr>
-                <w:rFonts w:asciiTheme="minorHAnsi" w:hAnsiTheme="minorHAnsi" w:cstheme="minorHAnsi"/>
-                <w:bCs/>
-                <w:lang w:val="en-GB"/>
-              </w:rPr>
-              <w:tab/>
-            </w:r>
-            <w:sdt>
-              <w:sdtPr>
-                <w:rPr>
-                  <w:rFonts w:asciiTheme="minorHAnsi" w:hAnsiTheme="minorHAnsi" w:cstheme="minorHAnsi"/>
-                  <w:bCs/>
-                  <w:lang w:val="en-GB"/>
-                </w:rPr>
-                <w:id w:val="-536964804"/>
-                <w14:checkbox>
-                  <w14:checked w14:val="0"/>
-                  <w14:checkedState w14:val="2612" w14:font="MS Gothic"/>
-                  <w14:uncheckedState w14:val="2610" w14:font="MS Gothic"/>
-                </w14:checkbox>
-              </w:sdtPr>
-              <w:sdtContent>
-                <w:r>
+              <w:id w:val="-2079282383"/>
+              <w:placeholder>
+                <w:docPart w:val="DefaultPlaceholder_-1854013440"/>
+              </w:placeholder>
+              <w:text/>
+            </w:sdtPr>
+            <w:sdtContent>
+              <w:p>
+                <w:pPr>
+                  <w:outlineLvl w:val="1"/>
                   <w:rPr>
-                    <w:rFonts w:ascii="Segoe UI Symbol" w:eastAsia="MS Gothic" w:hAnsi="Segoe UI Symbol" w:cs="Segoe UI Symbol"/>
+                    <w:rFonts w:asciiTheme="minorHAnsi" w:hAnsiTheme="minorHAnsi" w:cstheme="minorHAnsi"/>
                     <w:bCs/>
                     <w:lang w:val="en-GB"/>
                   </w:rPr>
-                  <w:t>☐</w:t>
-                </w:r>
-              </w:sdtContent>
-            </w:sdt>
-            <w:r>
-              <w:rPr>
-                <w:rFonts w:asciiTheme="minorHAnsi" w:hAnsiTheme="minorHAnsi" w:cstheme="minorHAnsi"/>
-                <w:bCs/>
-                <w:lang w:val="en-GB"/>
-              </w:rPr>
-              <w:tab/>
-            </w:r>
-            <w:r>
-              <w:rPr>
-                <w:rFonts w:asciiTheme="minorHAnsi" w:hAnsiTheme="minorHAnsi" w:cstheme="minorHAnsi"/>
-                <w:bCs/>
-                <w:lang w:val="en-GB"/>
-              </w:rPr>
-              <w:t xml:space="preserve">No    </w:t>
-            </w:r>
-            <w:sdt>
-              <w:sdtPr>
-                <w:rPr>
-                  <w:rFonts w:asciiTheme="minorHAnsi" w:hAnsiTheme="minorHAnsi" w:cstheme="minorHAnsi"/>
-                  <w:bCs/>
-                  <w:lang w:val="en-GB"/>
-                </w:rPr>
-                <w:id w:val="-1893806066"/>
-                <w14:checkbox>
-                  <w14:checked w14:val="0"/>
-                  <w14:checkedState w14:val="2612" w14:font="MS Gothic"/>
-                  <w14:uncheckedState w14:val="2610" w14:font="MS Gothic"/>
-                </w14:checkbox>
-              </w:sdtPr>
-              <w:sdtContent>
+                </w:pPr>
                 <w:r>
                   <w:rPr>
-                    <w:rFonts w:ascii="Segoe UI Symbol" w:eastAsia="MS Gothic" w:hAnsi="Segoe UI Symbol" w:cs="Segoe UI Symbol"/>
+                    <w:rFonts w:asciiTheme="minorHAnsi" w:hAnsiTheme="minorHAnsi" w:cstheme="minorHAnsi"/>
                     <w:bCs/>
                     <w:lang w:val="en-GB"/>
                   </w:rPr>
-                  <w:t>☐</w:t>
+                  <w:t>ITLink</w:t>
                 </w:r>
-              </w:sdtContent>
-            </w:sdt>
-            <w:r>
-              <w:rPr>
-                <w:rFonts w:asciiTheme="minorHAnsi" w:hAnsiTheme="minorHAnsi" w:cstheme="minorHAnsi"/>
-                <w:bCs/>
-                <w:lang w:val="en-GB"/>
-              </w:rPr>
-              <w:t xml:space="preserve">   </w:t>
-            </w:r>
-          </w:p>
+              </w:p>
+            </w:sdtContent>
+          </w:sdt>
         </w:tc>
       </w:tr>
       <w:tr>
@@ -674,7 +692,15 @@
                 <w:b/>
                 <w:lang w:val="en-GB"/>
               </w:rPr>
-              <w:t>Award Date:</w:t>
+              <w:t xml:space="preserve">Award </w:t>
+            </w:r>
+            <w:r>
+              <w:rPr>
+                <w:rFonts w:asciiTheme="minorHAnsi" w:hAnsiTheme="minorHAnsi" w:cstheme="minorHAnsi"/>
+                <w:b/>
+                <w:lang w:val="en-GB"/>
+              </w:rPr>
+              <w:t>Date</w:t>
             </w:r>
           </w:p>
           <w:p>
@@ -690,29 +716,22 @@
                 <w:rPr>
                   <w:rFonts w:asciiTheme="minorHAnsi" w:hAnsiTheme="minorHAnsi" w:cstheme="minorHAnsi"/>
                   <w:b/>
-                  <w:highlight w:val="cyan"/>
                   <w:lang w:val="en-GB"/>
                 </w:rPr>
-                <w:id w:val="3028941"/>
+                <w:id w:val="-1801677694"/>
                 <w:placeholder>
-                  <w:docPart w:val="24C9C6BDFDB24E31858F77CAAAEB22EB"/>
+                  <w:docPart w:val="DefaultPlaceholder_-1854013440"/>
                 </w:placeholder>
-                <w:showingPlcHdr/>
-                <w:date>
-                  <w:dateFormat w:val="yyyy-MM-dd"/>
-                  <w:lid w:val="en-CA"/>
-                  <w:storeMappedDataAs w:val="dateTime"/>
-                  <w:calendar w:val="gregorian"/>
-                </w:date>
+                <w:text/>
               </w:sdtPr>
               <w:sdtContent>
                 <w:r>
                   <w:rPr>
-                    <w:rStyle w:val="PlaceholderText"/>
                     <w:rFonts w:asciiTheme="minorHAnsi" w:hAnsiTheme="minorHAnsi" w:cstheme="minorHAnsi"/>
-                    <w:highlight w:val="cyan"/>
+                    <w:b/>
+                    <w:lang w:val="en-GB"/>
                   </w:rPr>
-                  <w:t>Click or tap to enter a date.</w:t>
+                  <w:t>StartDate</w:t>
                 </w:r>
               </w:sdtContent>
             </w:sdt>
@@ -745,7 +764,6 @@
               <w:outlineLvl w:val="1"/>
               <w:rPr>
                 <w:rFonts w:asciiTheme="minorHAnsi" w:hAnsiTheme="minorHAnsi" w:cstheme="minorHAnsi"/>
-                <w:b/>
                 <w:lang w:val="en-GB"/>
               </w:rPr>
             </w:pPr>
@@ -757,54 +775,46 @@
               </w:rPr>
               <w:t>Expiry Date:</w:t>
             </w:r>
-          </w:p>
-          <w:p>
-            <w:pPr>
-              <w:outlineLvl w:val="1"/>
-              <w:rPr>
-                <w:rFonts w:asciiTheme="minorHAnsi" w:hAnsiTheme="minorHAnsi" w:cstheme="minorHAnsi"/>
+            <w:r>
+              <w:rPr>
+                <w:rFonts w:asciiTheme="minorHAnsi" w:hAnsiTheme="minorHAnsi" w:cstheme="minorHAnsi"/>
+                <w:b/>
                 <w:lang w:val="en-GB"/>
               </w:rPr>
-            </w:pPr>
+              <w:tab/>
+            </w:r>
+            <w:r>
+              <w:rPr>
+                <w:rFonts w:asciiTheme="minorHAnsi" w:hAnsiTheme="minorHAnsi" w:cstheme="minorHAnsi"/>
+                <w:b/>
+                <w:lang w:val="en-GB"/>
+              </w:rPr>
+              <w:br/>
+            </w:r>
             <w:sdt>
               <w:sdtPr>
                 <w:rPr>
                   <w:rFonts w:asciiTheme="minorHAnsi" w:hAnsiTheme="minorHAnsi" w:cstheme="minorHAnsi"/>
                   <w:b/>
-                  <w:highlight w:val="cyan"/>
                   <w:lang w:val="en-GB"/>
                 </w:rPr>
-                <w:id w:val="-409848298"/>
+                <w:id w:val="-728143020"/>
                 <w:placeholder>
-                  <w:docPart w:val="4DC88DD51E274C6888A86B240AC60768"/>
+                  <w:docPart w:val="DefaultPlaceholder_-1854013440"/>
                 </w:placeholder>
-                <w:showingPlcHdr/>
-                <w:date>
-                  <w:dateFormat w:val="yyyy-MM-dd"/>
-                  <w:lid w:val="en-CA"/>
-                  <w:storeMappedDataAs w:val="dateTime"/>
-                  <w:calendar w:val="gregorian"/>
-                </w:date>
+                <w:text/>
               </w:sdtPr>
               <w:sdtContent>
                 <w:r>
                   <w:rPr>
-                    <w:rStyle w:val="PlaceholderText"/>
                     <w:rFonts w:asciiTheme="minorHAnsi" w:hAnsiTheme="minorHAnsi" w:cstheme="minorHAnsi"/>
-                    <w:highlight w:val="cyan"/>
+                    <w:b/>
+                    <w:lang w:val="en-GB"/>
                   </w:rPr>
-                  <w:t>Click or tap to enter a date.</w:t>
+                  <w:t>EndDate</w:t>
                 </w:r>
               </w:sdtContent>
             </w:sdt>
-            <w:r>
-              <w:rPr>
-                <w:rFonts w:asciiTheme="minorHAnsi" w:hAnsiTheme="minorHAnsi" w:cstheme="minorHAnsi"/>
-                <w:b/>
-                <w:lang w:val="en-GB"/>
-              </w:rPr>
-              <w:tab/>
-            </w:r>
             <w:r>
               <w:rPr>
                 <w:rFonts w:asciiTheme="minorHAnsi" w:hAnsiTheme="minorHAnsi" w:cstheme="minorHAnsi"/>
@@ -1637,7 +1647,6 @@
               <w:bottom w:val="single" w:sz="4" w:space="0" w:color="auto"/>
               <w:right w:val="single" w:sz="4" w:space="0" w:color="auto"/>
             </w:tcBorders>
-            <w:shd w:val="clear" w:color="auto" w:fill="auto"/>
             <w:vAlign w:val="center"/>
           </w:tcPr>
           <w:p>
@@ -1667,7 +1676,6 @@
               <w:bottom w:val="single" w:sz="4" w:space="0" w:color="auto"/>
               <w:right w:val="double" w:sz="4" w:space="0" w:color="auto"/>
             </w:tcBorders>
-            <w:shd w:val="clear" w:color="auto" w:fill="auto"/>
             <w:vAlign w:val="center"/>
           </w:tcPr>
           <w:p>
@@ -1818,7 +1826,6 @@
               <w:bottom w:val="single" w:sz="4" w:space="0" w:color="auto"/>
               <w:right w:val="single" w:sz="4" w:space="0" w:color="auto"/>
             </w:tcBorders>
-            <w:shd w:val="clear" w:color="auto" w:fill="auto"/>
             <w:vAlign w:val="center"/>
           </w:tcPr>
           <w:p>
@@ -1852,7 +1859,6 @@
               <w:bottom w:val="single" w:sz="4" w:space="0" w:color="auto"/>
               <w:right w:val="double" w:sz="4" w:space="0" w:color="auto"/>
             </w:tcBorders>
-            <w:shd w:val="clear" w:color="auto" w:fill="auto"/>
             <w:vAlign w:val="center"/>
           </w:tcPr>
           <w:p>
@@ -2003,7 +2009,6 @@
               <w:bottom w:val="single" w:sz="4" w:space="0" w:color="auto"/>
               <w:right w:val="single" w:sz="4" w:space="0" w:color="auto"/>
             </w:tcBorders>
-            <w:shd w:val="clear" w:color="auto" w:fill="auto"/>
             <w:vAlign w:val="center"/>
           </w:tcPr>
           <w:p>
@@ -2034,7 +2039,6 @@
               <w:bottom w:val="single" w:sz="4" w:space="0" w:color="auto"/>
               <w:right w:val="double" w:sz="4" w:space="0" w:color="auto"/>
             </w:tcBorders>
-            <w:shd w:val="clear" w:color="auto" w:fill="auto"/>
             <w:vAlign w:val="center"/>
           </w:tcPr>
           <w:p>
@@ -2185,7 +2189,6 @@
               <w:bottom w:val="double" w:sz="4" w:space="0" w:color="auto"/>
               <w:right w:val="single" w:sz="4" w:space="0" w:color="auto"/>
             </w:tcBorders>
-            <w:shd w:val="clear" w:color="auto" w:fill="auto"/>
             <w:vAlign w:val="center"/>
           </w:tcPr>
           <w:p>
@@ -2247,7 +2250,6 @@
               <w:bottom w:val="double" w:sz="4" w:space="0" w:color="auto"/>
               <w:right w:val="double" w:sz="4" w:space="0" w:color="auto"/>
             </w:tcBorders>
-            <w:shd w:val="clear" w:color="auto" w:fill="auto"/>
             <w:vAlign w:val="center"/>
           </w:tcPr>
           <w:p>
@@ -4744,10 +4746,10 @@
                   <v:path o:extrusionok="f" gradientshapeok="t" o:connecttype="rect"/>
                   <o:lock v:ext="edit" aspectratio="t"/>
                 </v:shapetype>
-                <v:shape id="_x0000_i1041" type="#_x0000_t75" style="width:77.25pt;height:50.25pt" o:ole="">
-                  <v:imagedata r:id="rId8" o:title=""/>
+                <v:shape id="_x0000_i1025" type="#_x0000_t75" style="width:77.5pt;height:50pt" o:ole="">
+                  <v:imagedata r:id="rId11" o:title=""/>
                 </v:shape>
-                <o:OLEObject Type="Embed" ProgID="Word.Document.8" ShapeID="_x0000_i1041" DrawAspect="Icon" ObjectID="_1806825644" r:id="rId9">
+                <o:OLEObject Type="Embed" ProgID="Word.Document.8" ShapeID="_x0000_i1025" DrawAspect="Icon" ObjectID="_1827896281" r:id="rId12">
                   <o:FieldCodes>\s</o:FieldCodes>
                 </o:OLEObject>
               </w:object>
@@ -4937,7 +4939,6 @@
               <w:bottom w:val="single" w:sz="4" w:space="0" w:color="auto"/>
               <w:right w:val="single" w:sz="4" w:space="0" w:color="auto"/>
             </w:tcBorders>
-            <w:shd w:val="clear" w:color="auto" w:fill="auto"/>
           </w:tcPr>
           <w:p>
             <w:pPr>
@@ -4978,7 +4979,7 @@
               </w:rPr>
               <w:t xml:space="preserve"> </w:t>
             </w:r>
-            <w:hyperlink r:id="rId10" w:history="1">
+            <w:hyperlink r:id="rId13" w:history="1">
               <w:r>
                 <w:rPr>
                   <w:rStyle w:val="Hyperlink"/>
@@ -5169,7 +5170,6 @@
               <w:bottom w:val="single" w:sz="4" w:space="0" w:color="auto"/>
               <w:right w:val="single" w:sz="4" w:space="0" w:color="auto"/>
             </w:tcBorders>
-            <w:shd w:val="clear" w:color="auto" w:fill="auto"/>
             <w:vAlign w:val="bottom"/>
           </w:tcPr>
           <w:p>
@@ -8534,7 +8534,6 @@
               <w:bottom w:val="single" w:sz="4" w:space="0" w:color="auto"/>
               <w:right w:val="nil"/>
             </w:tcBorders>
-            <w:shd w:val="clear" w:color="auto" w:fill="auto"/>
             <w:vAlign w:val="center"/>
           </w:tcPr>
           <w:p>
@@ -8562,7 +8561,6 @@
               <w:bottom w:val="single" w:sz="4" w:space="0" w:color="auto"/>
               <w:right w:val="single" w:sz="4" w:space="0" w:color="auto"/>
             </w:tcBorders>
-            <w:shd w:val="clear" w:color="auto" w:fill="auto"/>
             <w:vAlign w:val="center"/>
           </w:tcPr>
           <w:p>
@@ -8616,7 +8614,6 @@
               <w:left w:val="single" w:sz="4" w:space="0" w:color="auto"/>
               <w:bottom w:val="dashSmallGap" w:sz="4" w:space="0" w:color="auto"/>
             </w:tcBorders>
-            <w:shd w:val="clear" w:color="auto" w:fill="auto"/>
             <w:vAlign w:val="center"/>
           </w:tcPr>
           <w:p>
@@ -8773,7 +8770,6 @@
               <w:top w:val="single" w:sz="4" w:space="0" w:color="auto"/>
               <w:right w:val="nil"/>
             </w:tcBorders>
-            <w:shd w:val="clear" w:color="auto" w:fill="auto"/>
             <w:vAlign w:val="center"/>
           </w:tcPr>
           <w:p>
@@ -8808,7 +8804,6 @@
               <w:left w:val="nil"/>
               <w:right w:val="single" w:sz="4" w:space="0" w:color="auto"/>
             </w:tcBorders>
-            <w:shd w:val="clear" w:color="auto" w:fill="auto"/>
           </w:tcPr>
           <w:p>
             <w:pPr>
@@ -8845,7 +8840,6 @@
               <w:left w:val="single" w:sz="4" w:space="0" w:color="auto"/>
               <w:bottom w:val="dashSmallGap" w:sz="4" w:space="0" w:color="auto"/>
             </w:tcBorders>
-            <w:shd w:val="clear" w:color="auto" w:fill="auto"/>
             <w:vAlign w:val="center"/>
           </w:tcPr>
           <w:p>
@@ -8989,7 +8983,6 @@
               <w:bottom w:val="single" w:sz="4" w:space="0" w:color="auto"/>
               <w:right w:val="nil"/>
             </w:tcBorders>
-            <w:shd w:val="clear" w:color="auto" w:fill="auto"/>
             <w:vAlign w:val="center"/>
           </w:tcPr>
           <w:p>
@@ -9010,7 +9003,6 @@
               <w:bottom w:val="single" w:sz="4" w:space="0" w:color="auto"/>
               <w:right w:val="single" w:sz="4" w:space="0" w:color="auto"/>
             </w:tcBorders>
-            <w:shd w:val="clear" w:color="auto" w:fill="auto"/>
           </w:tcPr>
           <w:p>
             <w:pPr>
@@ -9029,7 +9021,6 @@
               <w:left w:val="single" w:sz="4" w:space="0" w:color="auto"/>
               <w:bottom w:val="single" w:sz="4" w:space="0" w:color="auto"/>
             </w:tcBorders>
-            <w:shd w:val="clear" w:color="auto" w:fill="auto"/>
           </w:tcPr>
           <w:p>
             <w:pPr>
@@ -9076,7 +9067,6 @@
               <w:top w:val="single" w:sz="4" w:space="0" w:color="auto"/>
               <w:right w:val="nil"/>
             </w:tcBorders>
-            <w:shd w:val="clear" w:color="auto" w:fill="auto"/>
             <w:vAlign w:val="center"/>
           </w:tcPr>
           <w:p>
@@ -9111,7 +9101,6 @@
               <w:left w:val="nil"/>
               <w:right w:val="single" w:sz="4" w:space="0" w:color="auto"/>
             </w:tcBorders>
-            <w:shd w:val="clear" w:color="auto" w:fill="auto"/>
           </w:tcPr>
           <w:p>
             <w:pPr>
@@ -9154,7 +9143,6 @@
               <w:left w:val="single" w:sz="4" w:space="0" w:color="auto"/>
               <w:bottom w:val="dashSmallGap" w:sz="4" w:space="0" w:color="auto"/>
             </w:tcBorders>
-            <w:shd w:val="clear" w:color="auto" w:fill="auto"/>
             <w:vAlign w:val="center"/>
           </w:tcPr>
           <w:p>
@@ -9298,7 +9286,6 @@
               <w:bottom w:val="single" w:sz="4" w:space="0" w:color="auto"/>
               <w:right w:val="nil"/>
             </w:tcBorders>
-            <w:shd w:val="clear" w:color="auto" w:fill="auto"/>
             <w:vAlign w:val="center"/>
           </w:tcPr>
           <w:p>
@@ -9319,7 +9306,6 @@
               <w:bottom w:val="single" w:sz="4" w:space="0" w:color="auto"/>
               <w:right w:val="single" w:sz="4" w:space="0" w:color="auto"/>
             </w:tcBorders>
-            <w:shd w:val="clear" w:color="auto" w:fill="auto"/>
           </w:tcPr>
           <w:p>
             <w:pPr>
@@ -9338,7 +9324,6 @@
               <w:left w:val="single" w:sz="4" w:space="0" w:color="auto"/>
               <w:bottom w:val="single" w:sz="4" w:space="0" w:color="auto"/>
             </w:tcBorders>
-            <w:shd w:val="clear" w:color="auto" w:fill="auto"/>
           </w:tcPr>
           <w:p>
             <w:pPr>
@@ -9385,7 +9370,6 @@
               <w:top w:val="single" w:sz="4" w:space="0" w:color="auto"/>
               <w:right w:val="nil"/>
             </w:tcBorders>
-            <w:shd w:val="clear" w:color="auto" w:fill="auto"/>
             <w:vAlign w:val="center"/>
           </w:tcPr>
           <w:p>
@@ -9420,7 +9404,6 @@
               <w:left w:val="nil"/>
               <w:right w:val="single" w:sz="4" w:space="0" w:color="auto"/>
             </w:tcBorders>
-            <w:shd w:val="clear" w:color="auto" w:fill="auto"/>
           </w:tcPr>
           <w:p>
             <w:pPr>
@@ -9445,7 +9428,6 @@
               <w:left w:val="single" w:sz="4" w:space="0" w:color="auto"/>
               <w:bottom w:val="dashSmallGap" w:sz="4" w:space="0" w:color="auto"/>
             </w:tcBorders>
-            <w:shd w:val="clear" w:color="auto" w:fill="auto"/>
             <w:vAlign w:val="center"/>
           </w:tcPr>
           <w:p>
@@ -9589,7 +9571,6 @@
               <w:bottom w:val="single" w:sz="4" w:space="0" w:color="auto"/>
               <w:right w:val="nil"/>
             </w:tcBorders>
-            <w:shd w:val="clear" w:color="auto" w:fill="auto"/>
             <w:vAlign w:val="center"/>
           </w:tcPr>
           <w:p>
@@ -9610,7 +9591,6 @@
               <w:bottom w:val="single" w:sz="4" w:space="0" w:color="auto"/>
               <w:right w:val="single" w:sz="4" w:space="0" w:color="auto"/>
             </w:tcBorders>
-            <w:shd w:val="clear" w:color="auto" w:fill="auto"/>
           </w:tcPr>
           <w:p>
             <w:pPr>
@@ -9629,7 +9609,6 @@
               <w:left w:val="single" w:sz="4" w:space="0" w:color="auto"/>
               <w:bottom w:val="single" w:sz="4" w:space="0" w:color="auto"/>
             </w:tcBorders>
-            <w:shd w:val="clear" w:color="auto" w:fill="auto"/>
           </w:tcPr>
           <w:p>
             <w:pPr>
@@ -9676,7 +9655,6 @@
               <w:top w:val="single" w:sz="4" w:space="0" w:color="auto"/>
               <w:right w:val="nil"/>
             </w:tcBorders>
-            <w:shd w:val="clear" w:color="auto" w:fill="auto"/>
             <w:vAlign w:val="center"/>
           </w:tcPr>
           <w:p>
@@ -9711,7 +9689,6 @@
               <w:left w:val="nil"/>
               <w:right w:val="single" w:sz="4" w:space="0" w:color="auto"/>
             </w:tcBorders>
-            <w:shd w:val="clear" w:color="auto" w:fill="auto"/>
           </w:tcPr>
           <w:p>
             <w:pPr>
@@ -9736,7 +9713,6 @@
               <w:left w:val="single" w:sz="4" w:space="0" w:color="auto"/>
               <w:bottom w:val="dashSmallGap" w:sz="4" w:space="0" w:color="auto"/>
             </w:tcBorders>
-            <w:shd w:val="clear" w:color="auto" w:fill="auto"/>
             <w:vAlign w:val="center"/>
           </w:tcPr>
           <w:p>
@@ -9880,7 +9856,6 @@
               <w:bottom w:val="single" w:sz="4" w:space="0" w:color="auto"/>
               <w:right w:val="nil"/>
             </w:tcBorders>
-            <w:shd w:val="clear" w:color="auto" w:fill="auto"/>
             <w:vAlign w:val="center"/>
           </w:tcPr>
           <w:p>
@@ -9901,7 +9876,6 @@
               <w:bottom w:val="single" w:sz="4" w:space="0" w:color="auto"/>
               <w:right w:val="single" w:sz="4" w:space="0" w:color="auto"/>
             </w:tcBorders>
-            <w:shd w:val="clear" w:color="auto" w:fill="auto"/>
           </w:tcPr>
           <w:p>
             <w:pPr>
@@ -9920,7 +9894,6 @@
               <w:left w:val="single" w:sz="4" w:space="0" w:color="auto"/>
               <w:bottom w:val="single" w:sz="4" w:space="0" w:color="auto"/>
             </w:tcBorders>
-            <w:shd w:val="clear" w:color="auto" w:fill="auto"/>
           </w:tcPr>
           <w:p>
             <w:pPr>
@@ -9967,7 +9940,6 @@
               <w:top w:val="single" w:sz="4" w:space="0" w:color="auto"/>
               <w:right w:val="nil"/>
             </w:tcBorders>
-            <w:shd w:val="clear" w:color="auto" w:fill="auto"/>
             <w:vAlign w:val="center"/>
           </w:tcPr>
           <w:p>
@@ -10002,7 +9974,6 @@
               <w:left w:val="nil"/>
               <w:right w:val="single" w:sz="4" w:space="0" w:color="auto"/>
             </w:tcBorders>
-            <w:shd w:val="clear" w:color="auto" w:fill="auto"/>
           </w:tcPr>
           <w:p>
             <w:pPr>
@@ -10040,7 +10011,6 @@
               <w:left w:val="single" w:sz="4" w:space="0" w:color="auto"/>
               <w:bottom w:val="dashSmallGap" w:sz="4" w:space="0" w:color="auto"/>
             </w:tcBorders>
-            <w:shd w:val="clear" w:color="auto" w:fill="auto"/>
             <w:vAlign w:val="center"/>
           </w:tcPr>
           <w:p>
@@ -10184,7 +10154,6 @@
               <w:bottom w:val="single" w:sz="4" w:space="0" w:color="auto"/>
               <w:right w:val="nil"/>
             </w:tcBorders>
-            <w:shd w:val="clear" w:color="auto" w:fill="auto"/>
           </w:tcPr>
           <w:p>
             <w:pPr>
@@ -10204,7 +10173,6 @@
               <w:bottom w:val="single" w:sz="4" w:space="0" w:color="auto"/>
               <w:right w:val="single" w:sz="4" w:space="0" w:color="auto"/>
             </w:tcBorders>
-            <w:shd w:val="clear" w:color="auto" w:fill="auto"/>
           </w:tcPr>
           <w:p>
             <w:pPr>
@@ -10223,7 +10191,6 @@
               <w:left w:val="single" w:sz="4" w:space="0" w:color="auto"/>
               <w:bottom w:val="single" w:sz="4" w:space="0" w:color="auto"/>
             </w:tcBorders>
-            <w:shd w:val="clear" w:color="auto" w:fill="auto"/>
           </w:tcPr>
           <w:p>
             <w:pPr>
@@ -10272,7 +10239,6 @@
               <w:top w:val="single" w:sz="4" w:space="0" w:color="auto"/>
               <w:right w:val="nil"/>
             </w:tcBorders>
-            <w:shd w:val="clear" w:color="auto" w:fill="auto"/>
             <w:vAlign w:val="center"/>
           </w:tcPr>
           <w:p>
@@ -10307,7 +10273,6 @@
               <w:left w:val="nil"/>
               <w:right w:val="single" w:sz="4" w:space="0" w:color="auto"/>
             </w:tcBorders>
-            <w:shd w:val="clear" w:color="auto" w:fill="auto"/>
           </w:tcPr>
           <w:p>
             <w:pPr>
@@ -10338,7 +10303,6 @@
               <w:left w:val="single" w:sz="4" w:space="0" w:color="auto"/>
               <w:bottom w:val="dashSmallGap" w:sz="4" w:space="0" w:color="auto"/>
             </w:tcBorders>
-            <w:shd w:val="clear" w:color="auto" w:fill="auto"/>
             <w:vAlign w:val="center"/>
           </w:tcPr>
           <w:p>
@@ -10482,7 +10446,6 @@
               <w:bottom w:val="single" w:sz="4" w:space="0" w:color="auto"/>
               <w:right w:val="nil"/>
             </w:tcBorders>
-            <w:shd w:val="clear" w:color="auto" w:fill="auto"/>
             <w:vAlign w:val="center"/>
           </w:tcPr>
           <w:p>
@@ -10503,7 +10466,6 @@
               <w:bottom w:val="single" w:sz="4" w:space="0" w:color="auto"/>
               <w:right w:val="single" w:sz="4" w:space="0" w:color="auto"/>
             </w:tcBorders>
-            <w:shd w:val="clear" w:color="auto" w:fill="auto"/>
           </w:tcPr>
           <w:p>
             <w:pPr>
@@ -10522,7 +10484,6 @@
               <w:left w:val="single" w:sz="4" w:space="0" w:color="auto"/>
               <w:bottom w:val="single" w:sz="4" w:space="0" w:color="auto"/>
             </w:tcBorders>
-            <w:shd w:val="clear" w:color="auto" w:fill="auto"/>
           </w:tcPr>
           <w:p>
             <w:pPr>
@@ -10569,7 +10530,6 @@
               <w:top w:val="single" w:sz="4" w:space="0" w:color="auto"/>
               <w:right w:val="nil"/>
             </w:tcBorders>
-            <w:shd w:val="clear" w:color="auto" w:fill="auto"/>
             <w:vAlign w:val="center"/>
           </w:tcPr>
           <w:p>
@@ -10604,7 +10564,6 @@
               <w:left w:val="nil"/>
               <w:right w:val="single" w:sz="4" w:space="0" w:color="auto"/>
             </w:tcBorders>
-            <w:shd w:val="clear" w:color="auto" w:fill="auto"/>
           </w:tcPr>
           <w:p>
             <w:pPr>
@@ -10641,7 +10600,6 @@
               <w:left w:val="single" w:sz="4" w:space="0" w:color="auto"/>
               <w:bottom w:val="dashSmallGap" w:sz="4" w:space="0" w:color="auto"/>
             </w:tcBorders>
-            <w:shd w:val="clear" w:color="auto" w:fill="auto"/>
           </w:tcPr>
           <w:p>
             <w:pPr>
@@ -10782,7 +10740,6 @@
               <w:bottom w:val="single" w:sz="4" w:space="0" w:color="auto"/>
               <w:right w:val="nil"/>
             </w:tcBorders>
-            <w:shd w:val="clear" w:color="auto" w:fill="auto"/>
             <w:vAlign w:val="center"/>
           </w:tcPr>
           <w:p>
@@ -10803,7 +10760,6 @@
               <w:bottom w:val="single" w:sz="4" w:space="0" w:color="auto"/>
               <w:right w:val="single" w:sz="4" w:space="0" w:color="auto"/>
             </w:tcBorders>
-            <w:shd w:val="clear" w:color="auto" w:fill="auto"/>
           </w:tcPr>
           <w:p>
             <w:pPr>
@@ -10822,7 +10778,6 @@
               <w:left w:val="single" w:sz="4" w:space="0" w:color="auto"/>
               <w:bottom w:val="single" w:sz="4" w:space="0" w:color="auto"/>
             </w:tcBorders>
-            <w:shd w:val="clear" w:color="auto" w:fill="auto"/>
           </w:tcPr>
           <w:p>
             <w:pPr>
@@ -10867,7 +10822,6 @@
               <w:top w:val="single" w:sz="4" w:space="0" w:color="auto"/>
               <w:right w:val="nil"/>
             </w:tcBorders>
-            <w:shd w:val="clear" w:color="auto" w:fill="auto"/>
             <w:vAlign w:val="center"/>
           </w:tcPr>
           <w:p>
@@ -10902,7 +10856,6 @@
               <w:bottom w:val="single" w:sz="4" w:space="0" w:color="auto"/>
               <w:right w:val="single" w:sz="4" w:space="0" w:color="auto"/>
             </w:tcBorders>
-            <w:shd w:val="clear" w:color="auto" w:fill="auto"/>
             <w:vAlign w:val="center"/>
           </w:tcPr>
           <w:p>
@@ -10934,7 +10887,6 @@
               <w:left w:val="single" w:sz="4" w:space="0" w:color="auto"/>
               <w:bottom w:val="single" w:sz="4" w:space="0" w:color="auto"/>
             </w:tcBorders>
-            <w:shd w:val="clear" w:color="auto" w:fill="auto"/>
             <w:vAlign w:val="center"/>
           </w:tcPr>
           <w:p>
@@ -11009,7 +10961,6 @@
             <w:tcBorders>
               <w:right w:val="nil"/>
             </w:tcBorders>
-            <w:shd w:val="clear" w:color="auto" w:fill="auto"/>
             <w:vAlign w:val="center"/>
           </w:tcPr>
           <w:p>
@@ -11030,7 +10981,6 @@
               <w:left w:val="nil"/>
               <w:right w:val="single" w:sz="4" w:space="0" w:color="auto"/>
             </w:tcBorders>
-            <w:shd w:val="clear" w:color="auto" w:fill="auto"/>
             <w:vAlign w:val="center"/>
           </w:tcPr>
           <w:p>
@@ -11057,7 +11007,6 @@
               <w:left w:val="single" w:sz="4" w:space="0" w:color="auto"/>
               <w:bottom w:val="single" w:sz="4" w:space="0" w:color="auto"/>
             </w:tcBorders>
-            <w:shd w:val="clear" w:color="auto" w:fill="auto"/>
             <w:vAlign w:val="center"/>
           </w:tcPr>
           <w:p>
@@ -11198,7 +11147,6 @@
             <w:tcBorders>
               <w:right w:val="nil"/>
             </w:tcBorders>
-            <w:shd w:val="clear" w:color="auto" w:fill="auto"/>
             <w:vAlign w:val="center"/>
           </w:tcPr>
           <w:p>
@@ -11219,7 +11167,6 @@
               <w:bottom w:val="single" w:sz="4" w:space="0" w:color="auto"/>
               <w:right w:val="single" w:sz="4" w:space="0" w:color="auto"/>
             </w:tcBorders>
-            <w:shd w:val="clear" w:color="auto" w:fill="auto"/>
             <w:vAlign w:val="center"/>
           </w:tcPr>
           <w:p>
@@ -11239,7 +11186,6 @@
               <w:left w:val="single" w:sz="4" w:space="0" w:color="auto"/>
               <w:bottom w:val="single" w:sz="4" w:space="0" w:color="auto"/>
             </w:tcBorders>
-            <w:shd w:val="clear" w:color="auto" w:fill="auto"/>
           </w:tcPr>
           <w:p>
             <w:pPr>
@@ -11285,7 +11231,6 @@
             <w:tcBorders>
               <w:right w:val="nil"/>
             </w:tcBorders>
-            <w:shd w:val="clear" w:color="auto" w:fill="auto"/>
             <w:vAlign w:val="center"/>
           </w:tcPr>
           <w:p>
@@ -11306,7 +11251,6 @@
               <w:left w:val="nil"/>
               <w:right w:val="single" w:sz="4" w:space="0" w:color="auto"/>
             </w:tcBorders>
-            <w:shd w:val="clear" w:color="auto" w:fill="auto"/>
             <w:vAlign w:val="center"/>
           </w:tcPr>
           <w:p>
@@ -11333,7 +11277,6 @@
               <w:left w:val="single" w:sz="4" w:space="0" w:color="auto"/>
               <w:bottom w:val="single" w:sz="4" w:space="0" w:color="auto"/>
             </w:tcBorders>
-            <w:shd w:val="clear" w:color="auto" w:fill="auto"/>
             <w:vAlign w:val="center"/>
           </w:tcPr>
           <w:p>
@@ -11474,7 +11417,6 @@
             <w:tcBorders>
               <w:right w:val="nil"/>
             </w:tcBorders>
-            <w:shd w:val="clear" w:color="auto" w:fill="auto"/>
             <w:vAlign w:val="center"/>
           </w:tcPr>
           <w:p>
@@ -11495,7 +11437,6 @@
               <w:bottom w:val="single" w:sz="4" w:space="0" w:color="auto"/>
               <w:right w:val="single" w:sz="4" w:space="0" w:color="auto"/>
             </w:tcBorders>
-            <w:shd w:val="clear" w:color="auto" w:fill="auto"/>
             <w:vAlign w:val="center"/>
           </w:tcPr>
           <w:p>
@@ -11515,7 +11456,6 @@
               <w:left w:val="single" w:sz="4" w:space="0" w:color="auto"/>
               <w:bottom w:val="single" w:sz="4" w:space="0" w:color="auto"/>
             </w:tcBorders>
-            <w:shd w:val="clear" w:color="auto" w:fill="auto"/>
           </w:tcPr>
           <w:p>
             <w:pPr>
@@ -11559,7 +11499,6 @@
             <w:tcBorders>
               <w:right w:val="nil"/>
             </w:tcBorders>
-            <w:shd w:val="clear" w:color="auto" w:fill="auto"/>
             <w:vAlign w:val="center"/>
           </w:tcPr>
           <w:p>
@@ -11580,7 +11519,6 @@
               <w:left w:val="nil"/>
               <w:right w:val="single" w:sz="4" w:space="0" w:color="auto"/>
             </w:tcBorders>
-            <w:shd w:val="clear" w:color="auto" w:fill="auto"/>
             <w:vAlign w:val="center"/>
           </w:tcPr>
           <w:p>
@@ -11607,7 +11545,6 @@
               <w:left w:val="single" w:sz="4" w:space="0" w:color="auto"/>
               <w:bottom w:val="single" w:sz="4" w:space="0" w:color="auto"/>
             </w:tcBorders>
-            <w:shd w:val="clear" w:color="auto" w:fill="auto"/>
             <w:vAlign w:val="center"/>
           </w:tcPr>
           <w:p>
@@ -11748,7 +11685,6 @@
             <w:tcBorders>
               <w:right w:val="nil"/>
             </w:tcBorders>
-            <w:shd w:val="clear" w:color="auto" w:fill="auto"/>
             <w:vAlign w:val="center"/>
           </w:tcPr>
           <w:p>
@@ -11769,7 +11705,6 @@
               <w:bottom w:val="single" w:sz="4" w:space="0" w:color="auto"/>
               <w:right w:val="single" w:sz="4" w:space="0" w:color="auto"/>
             </w:tcBorders>
-            <w:shd w:val="clear" w:color="auto" w:fill="auto"/>
             <w:vAlign w:val="center"/>
           </w:tcPr>
           <w:p>
@@ -11789,7 +11724,6 @@
               <w:left w:val="single" w:sz="4" w:space="0" w:color="auto"/>
               <w:bottom w:val="single" w:sz="4" w:space="0" w:color="auto"/>
             </w:tcBorders>
-            <w:shd w:val="clear" w:color="auto" w:fill="auto"/>
           </w:tcPr>
           <w:p>
             <w:pPr>
@@ -11833,7 +11767,6 @@
             <w:tcBorders>
               <w:right w:val="nil"/>
             </w:tcBorders>
-            <w:shd w:val="clear" w:color="auto" w:fill="auto"/>
             <w:vAlign w:val="center"/>
           </w:tcPr>
           <w:p>
@@ -11854,7 +11787,6 @@
               <w:left w:val="nil"/>
               <w:right w:val="single" w:sz="4" w:space="0" w:color="auto"/>
             </w:tcBorders>
-            <w:shd w:val="clear" w:color="auto" w:fill="auto"/>
             <w:vAlign w:val="center"/>
           </w:tcPr>
           <w:p>
@@ -11881,7 +11813,6 @@
               <w:left w:val="single" w:sz="4" w:space="0" w:color="auto"/>
               <w:bottom w:val="single" w:sz="4" w:space="0" w:color="auto"/>
             </w:tcBorders>
-            <w:shd w:val="clear" w:color="auto" w:fill="auto"/>
             <w:vAlign w:val="center"/>
           </w:tcPr>
           <w:p>
@@ -12022,7 +11953,6 @@
             <w:tcBorders>
               <w:right w:val="nil"/>
             </w:tcBorders>
-            <w:shd w:val="clear" w:color="auto" w:fill="auto"/>
             <w:vAlign w:val="center"/>
           </w:tcPr>
           <w:p>
@@ -12043,7 +11973,6 @@
               <w:bottom w:val="single" w:sz="4" w:space="0" w:color="auto"/>
               <w:right w:val="single" w:sz="4" w:space="0" w:color="auto"/>
             </w:tcBorders>
-            <w:shd w:val="clear" w:color="auto" w:fill="auto"/>
             <w:vAlign w:val="center"/>
           </w:tcPr>
           <w:p>
@@ -12063,7 +11992,6 @@
               <w:left w:val="single" w:sz="4" w:space="0" w:color="auto"/>
               <w:bottom w:val="single" w:sz="4" w:space="0" w:color="auto"/>
             </w:tcBorders>
-            <w:shd w:val="clear" w:color="auto" w:fill="auto"/>
           </w:tcPr>
           <w:p>
             <w:pPr>
@@ -12107,7 +12035,6 @@
             <w:tcBorders>
               <w:right w:val="nil"/>
             </w:tcBorders>
-            <w:shd w:val="clear" w:color="auto" w:fill="auto"/>
             <w:vAlign w:val="center"/>
           </w:tcPr>
           <w:p>
@@ -12128,7 +12055,6 @@
               <w:left w:val="nil"/>
               <w:right w:val="single" w:sz="4" w:space="0" w:color="auto"/>
             </w:tcBorders>
-            <w:shd w:val="clear" w:color="auto" w:fill="auto"/>
             <w:vAlign w:val="center"/>
           </w:tcPr>
           <w:p>
@@ -12155,7 +12081,6 @@
               <w:left w:val="single" w:sz="4" w:space="0" w:color="auto"/>
               <w:bottom w:val="single" w:sz="4" w:space="0" w:color="auto"/>
             </w:tcBorders>
-            <w:shd w:val="clear" w:color="auto" w:fill="auto"/>
             <w:vAlign w:val="center"/>
           </w:tcPr>
           <w:p>
@@ -12296,7 +12221,6 @@
             <w:tcBorders>
               <w:right w:val="nil"/>
             </w:tcBorders>
-            <w:shd w:val="clear" w:color="auto" w:fill="auto"/>
             <w:vAlign w:val="center"/>
           </w:tcPr>
           <w:p>
@@ -12317,7 +12241,6 @@
               <w:bottom w:val="single" w:sz="4" w:space="0" w:color="auto"/>
               <w:right w:val="single" w:sz="4" w:space="0" w:color="auto"/>
             </w:tcBorders>
-            <w:shd w:val="clear" w:color="auto" w:fill="auto"/>
             <w:vAlign w:val="center"/>
           </w:tcPr>
           <w:p>
@@ -12337,7 +12260,6 @@
               <w:left w:val="single" w:sz="4" w:space="0" w:color="auto"/>
               <w:bottom w:val="single" w:sz="4" w:space="0" w:color="auto"/>
             </w:tcBorders>
-            <w:shd w:val="clear" w:color="auto" w:fill="auto"/>
           </w:tcPr>
           <w:p>
             <w:pPr>
@@ -12381,7 +12303,6 @@
             <w:tcBorders>
               <w:right w:val="nil"/>
             </w:tcBorders>
-            <w:shd w:val="clear" w:color="auto" w:fill="auto"/>
             <w:vAlign w:val="center"/>
           </w:tcPr>
           <w:p>
@@ -12402,7 +12323,6 @@
               <w:left w:val="nil"/>
               <w:right w:val="single" w:sz="4" w:space="0" w:color="auto"/>
             </w:tcBorders>
-            <w:shd w:val="clear" w:color="auto" w:fill="auto"/>
             <w:vAlign w:val="center"/>
           </w:tcPr>
           <w:p>
@@ -12429,7 +12349,6 @@
               <w:left w:val="single" w:sz="4" w:space="0" w:color="auto"/>
               <w:bottom w:val="single" w:sz="4" w:space="0" w:color="auto"/>
             </w:tcBorders>
-            <w:shd w:val="clear" w:color="auto" w:fill="auto"/>
             <w:vAlign w:val="center"/>
           </w:tcPr>
           <w:p>
@@ -12573,7 +12492,6 @@
               <w:bottom w:val="single" w:sz="4" w:space="0" w:color="auto"/>
               <w:right w:val="nil"/>
             </w:tcBorders>
-            <w:shd w:val="clear" w:color="auto" w:fill="auto"/>
             <w:vAlign w:val="center"/>
           </w:tcPr>
           <w:p>
@@ -12594,7 +12512,6 @@
               <w:bottom w:val="single" w:sz="4" w:space="0" w:color="auto"/>
               <w:right w:val="single" w:sz="4" w:space="0" w:color="auto"/>
             </w:tcBorders>
-            <w:shd w:val="clear" w:color="auto" w:fill="auto"/>
           </w:tcPr>
           <w:p>
             <w:pPr>
@@ -12613,7 +12530,6 @@
               <w:left w:val="single" w:sz="4" w:space="0" w:color="auto"/>
               <w:bottom w:val="single" w:sz="4" w:space="0" w:color="auto"/>
             </w:tcBorders>
-            <w:shd w:val="clear" w:color="auto" w:fill="auto"/>
           </w:tcPr>
           <w:p>
             <w:pPr>
@@ -12658,7 +12574,6 @@
               <w:top w:val="single" w:sz="4" w:space="0" w:color="auto"/>
               <w:right w:val="nil"/>
             </w:tcBorders>
-            <w:shd w:val="clear" w:color="auto" w:fill="auto"/>
             <w:vAlign w:val="center"/>
           </w:tcPr>
           <w:p>
@@ -12694,7 +12609,6 @@
               <w:left w:val="nil"/>
               <w:right w:val="single" w:sz="4" w:space="0" w:color="auto"/>
             </w:tcBorders>
-            <w:shd w:val="clear" w:color="auto" w:fill="auto"/>
           </w:tcPr>
           <w:p>
             <w:pPr>
@@ -12725,7 +12639,6 @@
               <w:left w:val="single" w:sz="4" w:space="0" w:color="auto"/>
               <w:bottom w:val="single" w:sz="4" w:space="0" w:color="auto"/>
             </w:tcBorders>
-            <w:shd w:val="clear" w:color="auto" w:fill="auto"/>
           </w:tcPr>
           <w:p>
             <w:pPr>
@@ -12868,7 +12781,6 @@
               <w:bottom w:val="single" w:sz="4" w:space="0" w:color="auto"/>
               <w:right w:val="nil"/>
             </w:tcBorders>
-            <w:shd w:val="clear" w:color="auto" w:fill="auto"/>
             <w:vAlign w:val="center"/>
           </w:tcPr>
           <w:p>
@@ -12890,7 +12802,6 @@
               <w:bottom w:val="single" w:sz="4" w:space="0" w:color="auto"/>
               <w:right w:val="single" w:sz="4" w:space="0" w:color="auto"/>
             </w:tcBorders>
-            <w:shd w:val="clear" w:color="auto" w:fill="auto"/>
           </w:tcPr>
           <w:p>
             <w:pPr>
@@ -12909,7 +12820,6 @@
               <w:left w:val="single" w:sz="4" w:space="0" w:color="auto"/>
               <w:bottom w:val="single" w:sz="4" w:space="0" w:color="auto"/>
             </w:tcBorders>
-            <w:shd w:val="clear" w:color="auto" w:fill="auto"/>
           </w:tcPr>
           <w:p>
             <w:pPr>
@@ -12969,7 +12879,6 @@
               <w:bottom w:val="single" w:sz="4" w:space="0" w:color="auto"/>
               <w:right w:val="nil"/>
             </w:tcBorders>
-            <w:shd w:val="clear" w:color="auto" w:fill="auto"/>
             <w:vAlign w:val="center"/>
           </w:tcPr>
           <w:p>
@@ -13004,7 +12913,6 @@
               <w:bottom w:val="single" w:sz="4" w:space="0" w:color="auto"/>
               <w:right w:val="single" w:sz="4" w:space="0" w:color="auto"/>
             </w:tcBorders>
-            <w:shd w:val="clear" w:color="auto" w:fill="auto"/>
           </w:tcPr>
           <w:p>
             <w:pPr>
@@ -13118,7 +13026,6 @@
               <w:left w:val="single" w:sz="4" w:space="0" w:color="auto"/>
               <w:bottom w:val="single" w:sz="4" w:space="0" w:color="auto"/>
             </w:tcBorders>
-            <w:shd w:val="clear" w:color="auto" w:fill="auto"/>
             <w:vAlign w:val="center"/>
           </w:tcPr>
           <w:p>
@@ -13322,7 +13229,6 @@
               <w:bottom w:val="single" w:sz="4" w:space="0" w:color="auto"/>
               <w:right w:val="nil"/>
             </w:tcBorders>
-            <w:shd w:val="clear" w:color="auto" w:fill="auto"/>
             <w:vAlign w:val="center"/>
           </w:tcPr>
           <w:p>
@@ -13357,7 +13263,6 @@
               <w:bottom w:val="single" w:sz="4" w:space="0" w:color="auto"/>
               <w:right w:val="single" w:sz="4" w:space="0" w:color="auto"/>
             </w:tcBorders>
-            <w:shd w:val="clear" w:color="auto" w:fill="auto"/>
           </w:tcPr>
           <w:p>
             <w:pPr>
@@ -13427,7 +13332,6 @@
               <w:left w:val="single" w:sz="4" w:space="0" w:color="auto"/>
               <w:bottom w:val="single" w:sz="4" w:space="0" w:color="auto"/>
             </w:tcBorders>
-            <w:shd w:val="clear" w:color="auto" w:fill="auto"/>
             <w:vAlign w:val="center"/>
           </w:tcPr>
           <w:p>
@@ -13631,7 +13535,6 @@
               <w:bottom w:val="single" w:sz="4" w:space="0" w:color="auto"/>
               <w:right w:val="nil"/>
             </w:tcBorders>
-            <w:shd w:val="clear" w:color="auto" w:fill="auto"/>
             <w:vAlign w:val="center"/>
           </w:tcPr>
           <w:p>
@@ -13667,7 +13570,6 @@
               <w:bottom w:val="single" w:sz="4" w:space="0" w:color="auto"/>
               <w:right w:val="single" w:sz="4" w:space="0" w:color="auto"/>
             </w:tcBorders>
-            <w:shd w:val="clear" w:color="auto" w:fill="auto"/>
           </w:tcPr>
           <w:p>
             <w:pPr>
@@ -13732,7 +13634,6 @@
               <w:left w:val="single" w:sz="4" w:space="0" w:color="auto"/>
               <w:bottom w:val="single" w:sz="4" w:space="0" w:color="auto"/>
             </w:tcBorders>
-            <w:shd w:val="clear" w:color="auto" w:fill="auto"/>
             <w:vAlign w:val="center"/>
           </w:tcPr>
           <w:p>
@@ -13936,7 +13837,6 @@
               <w:bottom w:val="double" w:sz="6" w:space="0" w:color="000000"/>
               <w:right w:val="nil"/>
             </w:tcBorders>
-            <w:shd w:val="clear" w:color="auto" w:fill="auto"/>
             <w:vAlign w:val="center"/>
           </w:tcPr>
           <w:p>
@@ -13971,7 +13871,6 @@
               <w:bottom w:val="double" w:sz="6" w:space="0" w:color="000000"/>
               <w:right w:val="single" w:sz="4" w:space="0" w:color="auto"/>
             </w:tcBorders>
-            <w:shd w:val="clear" w:color="auto" w:fill="auto"/>
           </w:tcPr>
           <w:p>
             <w:pPr>
@@ -14008,7 +13907,6 @@
               <w:left w:val="single" w:sz="4" w:space="0" w:color="auto"/>
               <w:bottom w:val="double" w:sz="6" w:space="0" w:color="000000"/>
             </w:tcBorders>
-            <w:shd w:val="clear" w:color="auto" w:fill="auto"/>
             <w:vAlign w:val="center"/>
           </w:tcPr>
           <w:p>
@@ -14212,7 +14110,6 @@
               <w:top w:val="single" w:sz="4" w:space="0" w:color="auto"/>
               <w:bottom w:val="double" w:sz="6" w:space="0" w:color="000000"/>
             </w:tcBorders>
-            <w:shd w:val="clear" w:color="auto" w:fill="auto"/>
           </w:tcPr>
           <w:p>
             <w:pPr>
@@ -14362,7 +14259,6 @@
               <w:top w:val="double" w:sz="6" w:space="0" w:color="000000"/>
               <w:right w:val="nil"/>
             </w:tcBorders>
-            <w:shd w:val="clear" w:color="auto" w:fill="auto"/>
             <w:vAlign w:val="center"/>
           </w:tcPr>
           <w:p>
@@ -14390,7 +14286,6 @@
               <w:bottom w:val="dashSmallGap" w:sz="4" w:space="0" w:color="auto"/>
               <w:right w:val="single" w:sz="4" w:space="0" w:color="auto"/>
             </w:tcBorders>
-            <w:shd w:val="clear" w:color="auto" w:fill="auto"/>
           </w:tcPr>
           <w:p>
             <w:pPr>
@@ -14416,7 +14311,6 @@
               <w:bottom w:val="dashSmallGap" w:sz="4" w:space="0" w:color="auto"/>
               <w:right w:val="single" w:sz="4" w:space="0" w:color="auto"/>
             </w:tcBorders>
-            <w:shd w:val="clear" w:color="auto" w:fill="auto"/>
             <w:vAlign w:val="center"/>
           </w:tcPr>
           <w:p>
@@ -14445,7 +14339,6 @@
               <w:left w:val="single" w:sz="4" w:space="0" w:color="auto"/>
               <w:bottom w:val="dashSmallGap" w:sz="4" w:space="0" w:color="auto"/>
             </w:tcBorders>
-            <w:shd w:val="clear" w:color="auto" w:fill="auto"/>
             <w:vAlign w:val="center"/>
           </w:tcPr>
           <w:p>
@@ -14490,7 +14383,6 @@
               <w:bottom w:val="single" w:sz="4" w:space="0" w:color="auto"/>
               <w:right w:val="nil"/>
             </w:tcBorders>
-            <w:shd w:val="clear" w:color="auto" w:fill="auto"/>
             <w:vAlign w:val="center"/>
           </w:tcPr>
           <w:p>
@@ -14511,7 +14403,6 @@
               <w:bottom w:val="single" w:sz="4" w:space="0" w:color="auto"/>
               <w:right w:val="single" w:sz="4" w:space="0" w:color="auto"/>
             </w:tcBorders>
-            <w:shd w:val="clear" w:color="auto" w:fill="auto"/>
           </w:tcPr>
           <w:p>
             <w:pPr>
@@ -14531,7 +14422,6 @@
               <w:bottom w:val="single" w:sz="4" w:space="0" w:color="auto"/>
               <w:right w:val="single" w:sz="4" w:space="0" w:color="auto"/>
             </w:tcBorders>
-            <w:shd w:val="clear" w:color="auto" w:fill="auto"/>
           </w:tcPr>
           <w:p>
             <w:pPr>
@@ -14552,7 +14442,6 @@
               <w:left w:val="single" w:sz="4" w:space="0" w:color="auto"/>
               <w:bottom w:val="single" w:sz="4" w:space="0" w:color="auto"/>
             </w:tcBorders>
-            <w:shd w:val="clear" w:color="auto" w:fill="auto"/>
           </w:tcPr>
           <w:p>
             <w:pPr>
@@ -14589,7 +14478,6 @@
               <w:top w:val="single" w:sz="4" w:space="0" w:color="auto"/>
               <w:right w:val="nil"/>
             </w:tcBorders>
-            <w:shd w:val="clear" w:color="auto" w:fill="auto"/>
             <w:vAlign w:val="center"/>
           </w:tcPr>
           <w:p>
@@ -14617,7 +14505,6 @@
               <w:bottom w:val="dashSmallGap" w:sz="4" w:space="0" w:color="auto"/>
               <w:right w:val="single" w:sz="4" w:space="0" w:color="auto"/>
             </w:tcBorders>
-            <w:shd w:val="clear" w:color="auto" w:fill="auto"/>
           </w:tcPr>
           <w:p>
             <w:pPr>
@@ -14643,7 +14530,6 @@
               <w:bottom w:val="dashSmallGap" w:sz="4" w:space="0" w:color="auto"/>
               <w:right w:val="single" w:sz="4" w:space="0" w:color="auto"/>
             </w:tcBorders>
-            <w:shd w:val="clear" w:color="auto" w:fill="auto"/>
             <w:vAlign w:val="center"/>
           </w:tcPr>
           <w:p>
@@ -14672,7 +14558,6 @@
               <w:left w:val="single" w:sz="4" w:space="0" w:color="auto"/>
               <w:bottom w:val="dashSmallGap" w:sz="4" w:space="0" w:color="auto"/>
             </w:tcBorders>
-            <w:shd w:val="clear" w:color="auto" w:fill="auto"/>
             <w:vAlign w:val="center"/>
           </w:tcPr>
           <w:p>
@@ -14717,7 +14602,6 @@
               <w:bottom w:val="single" w:sz="4" w:space="0" w:color="auto"/>
               <w:right w:val="nil"/>
             </w:tcBorders>
-            <w:shd w:val="clear" w:color="auto" w:fill="auto"/>
             <w:vAlign w:val="center"/>
           </w:tcPr>
           <w:p>
@@ -14738,7 +14622,6 @@
               <w:bottom w:val="single" w:sz="4" w:space="0" w:color="auto"/>
               <w:right w:val="single" w:sz="4" w:space="0" w:color="auto"/>
             </w:tcBorders>
-            <w:shd w:val="clear" w:color="auto" w:fill="auto"/>
           </w:tcPr>
           <w:p>
             <w:pPr>
@@ -14758,7 +14641,6 @@
               <w:bottom w:val="single" w:sz="4" w:space="0" w:color="auto"/>
               <w:right w:val="single" w:sz="4" w:space="0" w:color="auto"/>
             </w:tcBorders>
-            <w:shd w:val="clear" w:color="auto" w:fill="auto"/>
           </w:tcPr>
           <w:p>
             <w:pPr>
@@ -14779,7 +14661,6 @@
               <w:left w:val="single" w:sz="4" w:space="0" w:color="auto"/>
               <w:bottom w:val="single" w:sz="4" w:space="0" w:color="auto"/>
             </w:tcBorders>
-            <w:shd w:val="clear" w:color="auto" w:fill="auto"/>
           </w:tcPr>
           <w:p>
             <w:pPr>
@@ -14816,7 +14697,6 @@
               <w:top w:val="single" w:sz="4" w:space="0" w:color="auto"/>
               <w:right w:val="nil"/>
             </w:tcBorders>
-            <w:shd w:val="clear" w:color="auto" w:fill="auto"/>
             <w:vAlign w:val="center"/>
           </w:tcPr>
           <w:p>
@@ -14844,7 +14724,6 @@
               <w:bottom w:val="dashSmallGap" w:sz="4" w:space="0" w:color="auto"/>
               <w:right w:val="single" w:sz="4" w:space="0" w:color="auto"/>
             </w:tcBorders>
-            <w:shd w:val="clear" w:color="auto" w:fill="auto"/>
           </w:tcPr>
           <w:p>
             <w:pPr>
@@ -14890,7 +14769,6 @@
               <w:bottom w:val="dashSmallGap" w:sz="4" w:space="0" w:color="auto"/>
               <w:right w:val="single" w:sz="4" w:space="0" w:color="auto"/>
             </w:tcBorders>
-            <w:shd w:val="clear" w:color="auto" w:fill="auto"/>
             <w:vAlign w:val="center"/>
           </w:tcPr>
           <w:p>
@@ -14919,7 +14797,6 @@
               <w:left w:val="single" w:sz="4" w:space="0" w:color="auto"/>
               <w:bottom w:val="dashSmallGap" w:sz="4" w:space="0" w:color="auto"/>
             </w:tcBorders>
-            <w:shd w:val="clear" w:color="auto" w:fill="auto"/>
             <w:vAlign w:val="center"/>
           </w:tcPr>
           <w:p>
@@ -14963,7 +14840,6 @@
             <w:tcBorders>
               <w:right w:val="nil"/>
             </w:tcBorders>
-            <w:shd w:val="clear" w:color="auto" w:fill="auto"/>
             <w:vAlign w:val="center"/>
           </w:tcPr>
           <w:p>
@@ -14984,7 +14860,6 @@
               <w:bottom w:val="dashSmallGap" w:sz="4" w:space="0" w:color="auto"/>
               <w:right w:val="single" w:sz="4" w:space="0" w:color="auto"/>
             </w:tcBorders>
-            <w:shd w:val="clear" w:color="auto" w:fill="auto"/>
           </w:tcPr>
           <w:p>
             <w:pPr>
@@ -15004,7 +14879,6 @@
               <w:bottom w:val="dashSmallGap" w:sz="4" w:space="0" w:color="auto"/>
               <w:right w:val="single" w:sz="4" w:space="0" w:color="auto"/>
             </w:tcBorders>
-            <w:shd w:val="clear" w:color="auto" w:fill="auto"/>
           </w:tcPr>
           <w:p>
             <w:pPr>
@@ -15025,7 +14899,6 @@
               <w:left w:val="single" w:sz="4" w:space="0" w:color="auto"/>
               <w:bottom w:val="dashSmallGap" w:sz="4" w:space="0" w:color="auto"/>
             </w:tcBorders>
-            <w:shd w:val="clear" w:color="auto" w:fill="auto"/>
           </w:tcPr>
           <w:p>
             <w:pPr>
@@ -15062,7 +14935,6 @@
               <w:bottom w:val="single" w:sz="4" w:space="0" w:color="auto"/>
               <w:right w:val="nil"/>
             </w:tcBorders>
-            <w:shd w:val="clear" w:color="auto" w:fill="auto"/>
             <w:vAlign w:val="center"/>
           </w:tcPr>
           <w:p>
@@ -15083,7 +14955,6 @@
               <w:bottom w:val="single" w:sz="4" w:space="0" w:color="auto"/>
               <w:right w:val="single" w:sz="4" w:space="0" w:color="auto"/>
             </w:tcBorders>
-            <w:shd w:val="clear" w:color="auto" w:fill="auto"/>
           </w:tcPr>
           <w:p>
             <w:pPr>
@@ -15103,7 +14974,6 @@
               <w:bottom w:val="single" w:sz="4" w:space="0" w:color="auto"/>
               <w:right w:val="single" w:sz="4" w:space="0" w:color="auto"/>
             </w:tcBorders>
-            <w:shd w:val="clear" w:color="auto" w:fill="auto"/>
           </w:tcPr>
           <w:p>
             <w:pPr>
@@ -15124,7 +14994,6 @@
               <w:left w:val="single" w:sz="4" w:space="0" w:color="auto"/>
               <w:bottom w:val="single" w:sz="4" w:space="0" w:color="auto"/>
             </w:tcBorders>
-            <w:shd w:val="clear" w:color="auto" w:fill="auto"/>
           </w:tcPr>
           <w:p>
             <w:pPr>
@@ -15161,7 +15030,6 @@
               <w:top w:val="single" w:sz="4" w:space="0" w:color="auto"/>
               <w:right w:val="nil"/>
             </w:tcBorders>
-            <w:shd w:val="clear" w:color="auto" w:fill="auto"/>
             <w:vAlign w:val="center"/>
           </w:tcPr>
           <w:p>
@@ -15189,7 +15057,6 @@
               <w:bottom w:val="dashSmallGap" w:sz="4" w:space="0" w:color="auto"/>
               <w:right w:val="single" w:sz="4" w:space="0" w:color="auto"/>
             </w:tcBorders>
-            <w:shd w:val="clear" w:color="auto" w:fill="auto"/>
           </w:tcPr>
           <w:p>
             <w:pPr>
@@ -15249,7 +15116,6 @@
               <w:bottom w:val="dashSmallGap" w:sz="4" w:space="0" w:color="auto"/>
               <w:right w:val="single" w:sz="4" w:space="0" w:color="auto"/>
             </w:tcBorders>
-            <w:shd w:val="clear" w:color="auto" w:fill="auto"/>
             <w:vAlign w:val="center"/>
           </w:tcPr>
           <w:p>
@@ -15278,7 +15144,6 @@
               <w:left w:val="single" w:sz="4" w:space="0" w:color="auto"/>
               <w:bottom w:val="dashSmallGap" w:sz="4" w:space="0" w:color="auto"/>
             </w:tcBorders>
-            <w:shd w:val="clear" w:color="auto" w:fill="auto"/>
             <w:vAlign w:val="center"/>
           </w:tcPr>
           <w:p>
@@ -15322,7 +15187,6 @@
             <w:tcBorders>
               <w:right w:val="nil"/>
             </w:tcBorders>
-            <w:shd w:val="clear" w:color="auto" w:fill="auto"/>
             <w:vAlign w:val="center"/>
           </w:tcPr>
           <w:p>
@@ -15343,7 +15207,6 @@
               <w:bottom w:val="dashSmallGap" w:sz="4" w:space="0" w:color="auto"/>
               <w:right w:val="single" w:sz="4" w:space="0" w:color="auto"/>
             </w:tcBorders>
-            <w:shd w:val="clear" w:color="auto" w:fill="auto"/>
           </w:tcPr>
           <w:p>
             <w:pPr>
@@ -15363,7 +15226,6 @@
               <w:bottom w:val="dashSmallGap" w:sz="4" w:space="0" w:color="auto"/>
               <w:right w:val="single" w:sz="4" w:space="0" w:color="auto"/>
             </w:tcBorders>
-            <w:shd w:val="clear" w:color="auto" w:fill="auto"/>
           </w:tcPr>
           <w:p>
             <w:pPr>
@@ -15384,7 +15246,6 @@
               <w:left w:val="single" w:sz="4" w:space="0" w:color="auto"/>
               <w:bottom w:val="dashSmallGap" w:sz="4" w:space="0" w:color="auto"/>
             </w:tcBorders>
-            <w:shd w:val="clear" w:color="auto" w:fill="auto"/>
           </w:tcPr>
           <w:p>
             <w:pPr>
@@ -15421,7 +15282,6 @@
               <w:bottom w:val="single" w:sz="4" w:space="0" w:color="auto"/>
               <w:right w:val="nil"/>
             </w:tcBorders>
-            <w:shd w:val="clear" w:color="auto" w:fill="auto"/>
             <w:vAlign w:val="center"/>
           </w:tcPr>
           <w:p>
@@ -15442,7 +15302,6 @@
               <w:bottom w:val="single" w:sz="4" w:space="0" w:color="auto"/>
               <w:right w:val="single" w:sz="4" w:space="0" w:color="auto"/>
             </w:tcBorders>
-            <w:shd w:val="clear" w:color="auto" w:fill="auto"/>
           </w:tcPr>
           <w:p>
             <w:pPr>
@@ -15462,7 +15321,6 @@
               <w:bottom w:val="single" w:sz="4" w:space="0" w:color="auto"/>
               <w:right w:val="single" w:sz="4" w:space="0" w:color="auto"/>
             </w:tcBorders>
-            <w:shd w:val="clear" w:color="auto" w:fill="auto"/>
           </w:tcPr>
           <w:p>
             <w:pPr>
@@ -15483,7 +15341,6 @@
               <w:left w:val="single" w:sz="4" w:space="0" w:color="auto"/>
               <w:bottom w:val="single" w:sz="4" w:space="0" w:color="auto"/>
             </w:tcBorders>
-            <w:shd w:val="clear" w:color="auto" w:fill="auto"/>
           </w:tcPr>
           <w:p>
             <w:pPr>
@@ -15520,7 +15377,6 @@
               <w:bottom w:val="single" w:sz="4" w:space="0" w:color="auto"/>
               <w:right w:val="nil"/>
             </w:tcBorders>
-            <w:shd w:val="clear" w:color="auto" w:fill="auto"/>
             <w:vAlign w:val="center"/>
           </w:tcPr>
           <w:p>
@@ -15548,7 +15404,6 @@
               <w:bottom w:val="single" w:sz="4" w:space="0" w:color="auto"/>
               <w:right w:val="single" w:sz="4" w:space="0" w:color="auto"/>
             </w:tcBorders>
-            <w:shd w:val="clear" w:color="auto" w:fill="auto"/>
             <w:vAlign w:val="center"/>
           </w:tcPr>
           <w:p>
@@ -15574,7 +15429,6 @@
               <w:left w:val="single" w:sz="4" w:space="0" w:color="auto"/>
               <w:bottom w:val="single" w:sz="4" w:space="0" w:color="auto"/>
             </w:tcBorders>
-            <w:shd w:val="clear" w:color="auto" w:fill="auto"/>
             <w:vAlign w:val="center"/>
           </w:tcPr>
           <w:p>
@@ -15746,7 +15600,6 @@
               <w:top w:val="single" w:sz="4" w:space="0" w:color="auto"/>
               <w:right w:val="nil"/>
             </w:tcBorders>
-            <w:shd w:val="clear" w:color="auto" w:fill="auto"/>
             <w:vAlign w:val="center"/>
           </w:tcPr>
           <w:p>
@@ -15774,7 +15627,6 @@
               <w:left w:val="nil"/>
               <w:right w:val="single" w:sz="4" w:space="0" w:color="auto"/>
             </w:tcBorders>
-            <w:shd w:val="clear" w:color="auto" w:fill="auto"/>
             <w:vAlign w:val="center"/>
           </w:tcPr>
           <w:p>
@@ -15800,7 +15652,6 @@
               <w:left w:val="single" w:sz="4" w:space="0" w:color="auto"/>
               <w:bottom w:val="single" w:sz="4" w:space="0" w:color="auto"/>
             </w:tcBorders>
-            <w:shd w:val="clear" w:color="auto" w:fill="auto"/>
           </w:tcPr>
           <w:p>
             <w:pPr>
@@ -15957,7 +15808,6 @@
               <w:bottom w:val="single" w:sz="4" w:space="0" w:color="auto"/>
               <w:right w:val="nil"/>
             </w:tcBorders>
-            <w:shd w:val="clear" w:color="auto" w:fill="auto"/>
             <w:vAlign w:val="center"/>
           </w:tcPr>
           <w:p>
@@ -15978,7 +15828,6 @@
               <w:bottom w:val="single" w:sz="4" w:space="0" w:color="auto"/>
               <w:right w:val="single" w:sz="4" w:space="0" w:color="auto"/>
             </w:tcBorders>
-            <w:shd w:val="clear" w:color="auto" w:fill="auto"/>
           </w:tcPr>
           <w:p>
             <w:pPr>
@@ -15997,7 +15846,6 @@
               <w:left w:val="single" w:sz="4" w:space="0" w:color="auto"/>
               <w:bottom w:val="single" w:sz="4" w:space="0" w:color="auto"/>
             </w:tcBorders>
-            <w:shd w:val="clear" w:color="auto" w:fill="auto"/>
           </w:tcPr>
           <w:p>
             <w:pPr>
@@ -16046,7 +15894,6 @@
               <w:top w:val="single" w:sz="4" w:space="0" w:color="auto"/>
               <w:right w:val="nil"/>
             </w:tcBorders>
-            <w:shd w:val="clear" w:color="auto" w:fill="auto"/>
             <w:vAlign w:val="center"/>
           </w:tcPr>
           <w:p>
@@ -16075,7 +15922,6 @@
               <w:left w:val="nil"/>
               <w:right w:val="single" w:sz="4" w:space="0" w:color="auto"/>
             </w:tcBorders>
-            <w:shd w:val="clear" w:color="auto" w:fill="auto"/>
             <w:vAlign w:val="center"/>
           </w:tcPr>
           <w:p>
@@ -16115,7 +15961,6 @@
               <w:left w:val="single" w:sz="4" w:space="0" w:color="auto"/>
               <w:bottom w:val="single" w:sz="4" w:space="0" w:color="auto"/>
             </w:tcBorders>
-            <w:shd w:val="clear" w:color="auto" w:fill="auto"/>
           </w:tcPr>
           <w:p>
             <w:pPr>
@@ -16272,7 +16117,6 @@
               <w:bottom w:val="single" w:sz="4" w:space="0" w:color="auto"/>
               <w:right w:val="nil"/>
             </w:tcBorders>
-            <w:shd w:val="clear" w:color="auto" w:fill="auto"/>
             <w:vAlign w:val="center"/>
           </w:tcPr>
           <w:p>
@@ -16293,7 +16137,6 @@
               <w:bottom w:val="single" w:sz="4" w:space="0" w:color="auto"/>
               <w:right w:val="single" w:sz="4" w:space="0" w:color="auto"/>
             </w:tcBorders>
-            <w:shd w:val="clear" w:color="auto" w:fill="auto"/>
           </w:tcPr>
           <w:p>
             <w:pPr>
@@ -16312,7 +16155,6 @@
               <w:left w:val="single" w:sz="4" w:space="0" w:color="auto"/>
               <w:bottom w:val="single" w:sz="4" w:space="0" w:color="auto"/>
             </w:tcBorders>
-            <w:shd w:val="clear" w:color="auto" w:fill="auto"/>
           </w:tcPr>
           <w:p>
             <w:pPr>
@@ -16359,7 +16201,6 @@
               <w:bottom w:val="single" w:sz="4" w:space="0" w:color="auto"/>
               <w:right w:val="nil"/>
             </w:tcBorders>
-            <w:shd w:val="clear" w:color="auto" w:fill="auto"/>
             <w:vAlign w:val="center"/>
           </w:tcPr>
           <w:p>
@@ -16387,7 +16228,6 @@
               <w:bottom w:val="single" w:sz="4" w:space="0" w:color="auto"/>
               <w:right w:val="single" w:sz="4" w:space="0" w:color="auto"/>
             </w:tcBorders>
-            <w:shd w:val="clear" w:color="auto" w:fill="auto"/>
           </w:tcPr>
           <w:p>
             <w:pPr>
@@ -16426,7 +16266,6 @@
               <w:left w:val="single" w:sz="4" w:space="0" w:color="auto"/>
               <w:bottom w:val="single" w:sz="4" w:space="0" w:color="auto"/>
             </w:tcBorders>
-            <w:shd w:val="clear" w:color="auto" w:fill="auto"/>
             <w:vAlign w:val="center"/>
           </w:tcPr>
           <w:p>
@@ -16575,7 +16414,6 @@
               <w:bottom w:val="single" w:sz="4" w:space="0" w:color="auto"/>
               <w:right w:val="nil"/>
             </w:tcBorders>
-            <w:shd w:val="clear" w:color="auto" w:fill="auto"/>
             <w:vAlign w:val="center"/>
           </w:tcPr>
           <w:p>
@@ -16603,7 +16441,6 @@
               <w:bottom w:val="single" w:sz="4" w:space="0" w:color="auto"/>
               <w:right w:val="single" w:sz="4" w:space="0" w:color="auto"/>
             </w:tcBorders>
-            <w:shd w:val="clear" w:color="auto" w:fill="auto"/>
             <w:vAlign w:val="center"/>
           </w:tcPr>
           <w:p>
@@ -16658,7 +16495,7 @@
                 <w:rFonts w:asciiTheme="minorHAnsi" w:hAnsiTheme="minorHAnsi" w:cstheme="minorHAnsi"/>
               </w:rPr>
             </w:pPr>
-            <w:hyperlink r:id="rId11" w:anchor="s67" w:history="1">
+            <w:hyperlink r:id="rId14" w:anchor="s67" w:history="1">
               <w:r>
                 <w:rPr>
                   <w:rStyle w:val="Hyperlink"/>
@@ -16678,7 +16515,6 @@
               <w:left w:val="single" w:sz="4" w:space="0" w:color="auto"/>
               <w:bottom w:val="single" w:sz="4" w:space="0" w:color="auto"/>
             </w:tcBorders>
-            <w:shd w:val="clear" w:color="auto" w:fill="auto"/>
             <w:vAlign w:val="center"/>
           </w:tcPr>
           <w:p>
@@ -16892,7 +16728,6 @@
               <w:top w:val="single" w:sz="4" w:space="0" w:color="auto"/>
               <w:right w:val="nil"/>
             </w:tcBorders>
-            <w:shd w:val="clear" w:color="auto" w:fill="auto"/>
             <w:vAlign w:val="center"/>
           </w:tcPr>
           <w:p>
@@ -16920,7 +16755,6 @@
               <w:bottom w:val="dashSmallGap" w:sz="4" w:space="0" w:color="auto"/>
               <w:right w:val="single" w:sz="4" w:space="0" w:color="auto"/>
             </w:tcBorders>
-            <w:shd w:val="clear" w:color="auto" w:fill="auto"/>
           </w:tcPr>
           <w:p>
             <w:pPr>
@@ -16966,7 +16800,6 @@
               <w:bottom w:val="dashSmallGap" w:sz="4" w:space="0" w:color="auto"/>
               <w:right w:val="single" w:sz="4" w:space="0" w:color="auto"/>
             </w:tcBorders>
-            <w:shd w:val="clear" w:color="auto" w:fill="auto"/>
             <w:vAlign w:val="center"/>
           </w:tcPr>
           <w:p>
@@ -16993,7 +16826,6 @@
               <w:left w:val="single" w:sz="4" w:space="0" w:color="auto"/>
               <w:bottom w:val="dashSmallGap" w:sz="4" w:space="0" w:color="auto"/>
             </w:tcBorders>
-            <w:shd w:val="clear" w:color="auto" w:fill="auto"/>
             <w:vAlign w:val="center"/>
           </w:tcPr>
           <w:p>
@@ -17035,7 +16867,6 @@
             <w:tcBorders>
               <w:right w:val="nil"/>
             </w:tcBorders>
-            <w:shd w:val="clear" w:color="auto" w:fill="auto"/>
             <w:vAlign w:val="center"/>
           </w:tcPr>
           <w:p>
@@ -17056,7 +16887,6 @@
               <w:bottom w:val="dashSmallGap" w:sz="4" w:space="0" w:color="auto"/>
               <w:right w:val="single" w:sz="4" w:space="0" w:color="auto"/>
             </w:tcBorders>
-            <w:shd w:val="clear" w:color="auto" w:fill="auto"/>
           </w:tcPr>
           <w:p>
             <w:pPr>
@@ -17076,7 +16906,6 @@
               <w:bottom w:val="dashSmallGap" w:sz="4" w:space="0" w:color="auto"/>
               <w:right w:val="single" w:sz="4" w:space="0" w:color="auto"/>
             </w:tcBorders>
-            <w:shd w:val="clear" w:color="auto" w:fill="auto"/>
             <w:vAlign w:val="center"/>
           </w:tcPr>
           <w:p>
@@ -17102,7 +16931,6 @@
               <w:left w:val="single" w:sz="4" w:space="0" w:color="auto"/>
               <w:bottom w:val="dashSmallGap" w:sz="4" w:space="0" w:color="auto"/>
             </w:tcBorders>
-            <w:shd w:val="clear" w:color="auto" w:fill="auto"/>
           </w:tcPr>
           <w:p>
             <w:pPr>
@@ -17138,7 +16966,6 @@
               <w:bottom w:val="single" w:sz="4" w:space="0" w:color="auto"/>
               <w:right w:val="nil"/>
             </w:tcBorders>
-            <w:shd w:val="clear" w:color="auto" w:fill="auto"/>
             <w:vAlign w:val="center"/>
           </w:tcPr>
           <w:p>
@@ -17159,7 +16986,6 @@
               <w:bottom w:val="single" w:sz="4" w:space="0" w:color="auto"/>
               <w:right w:val="single" w:sz="4" w:space="0" w:color="auto"/>
             </w:tcBorders>
-            <w:shd w:val="clear" w:color="auto" w:fill="auto"/>
           </w:tcPr>
           <w:p>
             <w:pPr>
@@ -17179,7 +17005,6 @@
               <w:bottom w:val="single" w:sz="4" w:space="0" w:color="auto"/>
               <w:right w:val="single" w:sz="4" w:space="0" w:color="auto"/>
             </w:tcBorders>
-            <w:shd w:val="clear" w:color="auto" w:fill="auto"/>
             <w:vAlign w:val="center"/>
           </w:tcPr>
           <w:p>
@@ -17205,7 +17030,6 @@
               <w:left w:val="single" w:sz="4" w:space="0" w:color="auto"/>
               <w:bottom w:val="single" w:sz="4" w:space="0" w:color="auto"/>
             </w:tcBorders>
-            <w:shd w:val="clear" w:color="auto" w:fill="auto"/>
           </w:tcPr>
           <w:p>
             <w:pPr>
@@ -17241,7 +17065,6 @@
               <w:bottom w:val="single" w:sz="4" w:space="0" w:color="auto"/>
               <w:right w:val="nil"/>
             </w:tcBorders>
-            <w:shd w:val="clear" w:color="auto" w:fill="auto"/>
             <w:vAlign w:val="center"/>
           </w:tcPr>
           <w:p>
@@ -17269,7 +17092,6 @@
               <w:bottom w:val="single" w:sz="4" w:space="0" w:color="auto"/>
               <w:right w:val="single" w:sz="4" w:space="0" w:color="auto"/>
             </w:tcBorders>
-            <w:shd w:val="clear" w:color="auto" w:fill="auto"/>
             <w:vAlign w:val="center"/>
           </w:tcPr>
           <w:p>
@@ -17295,7 +17117,6 @@
               <w:left w:val="single" w:sz="4" w:space="0" w:color="auto"/>
               <w:bottom w:val="single" w:sz="4" w:space="0" w:color="auto"/>
             </w:tcBorders>
-            <w:shd w:val="clear" w:color="auto" w:fill="auto"/>
             <w:vAlign w:val="center"/>
           </w:tcPr>
           <w:p>
@@ -17443,7 +17264,6 @@
               <w:bottom w:val="single" w:sz="4" w:space="0" w:color="auto"/>
               <w:right w:val="nil"/>
             </w:tcBorders>
-            <w:shd w:val="clear" w:color="auto" w:fill="auto"/>
             <w:vAlign w:val="center"/>
           </w:tcPr>
           <w:p>
@@ -17471,7 +17291,6 @@
               <w:bottom w:val="single" w:sz="4" w:space="0" w:color="auto"/>
               <w:right w:val="single" w:sz="4" w:space="0" w:color="auto"/>
             </w:tcBorders>
-            <w:shd w:val="clear" w:color="auto" w:fill="auto"/>
             <w:vAlign w:val="center"/>
           </w:tcPr>
           <w:p>
@@ -17517,7 +17336,6 @@
               <w:left w:val="single" w:sz="4" w:space="0" w:color="auto"/>
               <w:bottom w:val="single" w:sz="4" w:space="0" w:color="auto"/>
             </w:tcBorders>
-            <w:shd w:val="clear" w:color="auto" w:fill="auto"/>
             <w:vAlign w:val="center"/>
           </w:tcPr>
           <w:p>
@@ -17665,7 +17483,6 @@
               <w:top w:val="single" w:sz="4" w:space="0" w:color="auto"/>
               <w:right w:val="nil"/>
             </w:tcBorders>
-            <w:shd w:val="clear" w:color="auto" w:fill="auto"/>
             <w:vAlign w:val="center"/>
           </w:tcPr>
           <w:p>
@@ -17693,7 +17510,6 @@
               <w:left w:val="nil"/>
               <w:right w:val="single" w:sz="4" w:space="0" w:color="auto"/>
             </w:tcBorders>
-            <w:shd w:val="clear" w:color="auto" w:fill="auto"/>
             <w:vAlign w:val="center"/>
           </w:tcPr>
           <w:p>
@@ -17719,7 +17535,6 @@
               <w:left w:val="single" w:sz="4" w:space="0" w:color="auto"/>
               <w:bottom w:val="single" w:sz="4" w:space="0" w:color="auto"/>
             </w:tcBorders>
-            <w:shd w:val="clear" w:color="auto" w:fill="auto"/>
             <w:vAlign w:val="center"/>
           </w:tcPr>
           <w:p>
@@ -17866,7 +17681,6 @@
             <w:tcBorders>
               <w:right w:val="nil"/>
             </w:tcBorders>
-            <w:shd w:val="clear" w:color="auto" w:fill="auto"/>
           </w:tcPr>
           <w:p>
             <w:pPr>
@@ -17885,7 +17699,6 @@
               <w:left w:val="nil"/>
               <w:right w:val="single" w:sz="4" w:space="0" w:color="auto"/>
             </w:tcBorders>
-            <w:shd w:val="clear" w:color="auto" w:fill="auto"/>
           </w:tcPr>
           <w:p>
             <w:pPr>
@@ -17904,7 +17717,6 @@
               <w:left w:val="single" w:sz="4" w:space="0" w:color="auto"/>
               <w:bottom w:val="single" w:sz="4" w:space="0" w:color="auto"/>
             </w:tcBorders>
-            <w:shd w:val="clear" w:color="auto" w:fill="auto"/>
           </w:tcPr>
           <w:p>
             <w:pPr>
@@ -17951,7 +17763,6 @@
               <w:bottom w:val="single" w:sz="4" w:space="0" w:color="auto"/>
               <w:right w:val="nil"/>
             </w:tcBorders>
-            <w:shd w:val="clear" w:color="auto" w:fill="auto"/>
           </w:tcPr>
           <w:p>
             <w:pPr>
@@ -17971,7 +17782,6 @@
               <w:bottom w:val="single" w:sz="4" w:space="0" w:color="auto"/>
               <w:right w:val="single" w:sz="4" w:space="0" w:color="auto"/>
             </w:tcBorders>
-            <w:shd w:val="clear" w:color="auto" w:fill="auto"/>
           </w:tcPr>
           <w:p>
             <w:pPr>
@@ -17990,7 +17800,6 @@
               <w:left w:val="single" w:sz="4" w:space="0" w:color="auto"/>
               <w:bottom w:val="single" w:sz="4" w:space="0" w:color="auto"/>
             </w:tcBorders>
-            <w:shd w:val="clear" w:color="auto" w:fill="auto"/>
           </w:tcPr>
           <w:p>
             <w:pPr>
@@ -18159,7 +17968,6 @@
               <w:top w:val="single" w:sz="4" w:space="0" w:color="auto"/>
               <w:right w:val="nil"/>
             </w:tcBorders>
-            <w:shd w:val="clear" w:color="auto" w:fill="auto"/>
             <w:vAlign w:val="center"/>
           </w:tcPr>
           <w:p>
@@ -18187,7 +17995,6 @@
               <w:bottom w:val="dashSmallGap" w:sz="4" w:space="0" w:color="auto"/>
               <w:right w:val="single" w:sz="4" w:space="0" w:color="auto"/>
             </w:tcBorders>
-            <w:shd w:val="clear" w:color="auto" w:fill="auto"/>
             <w:vAlign w:val="center"/>
           </w:tcPr>
           <w:p>
@@ -18232,7 +18039,6 @@
               <w:bottom w:val="dashSmallGap" w:sz="4" w:space="0" w:color="auto"/>
               <w:right w:val="single" w:sz="4" w:space="0" w:color="auto"/>
             </w:tcBorders>
-            <w:shd w:val="clear" w:color="auto" w:fill="auto"/>
             <w:vAlign w:val="center"/>
           </w:tcPr>
           <w:p>
@@ -18259,7 +18065,6 @@
               <w:left w:val="single" w:sz="4" w:space="0" w:color="auto"/>
               <w:bottom w:val="dashSmallGap" w:sz="4" w:space="0" w:color="auto"/>
             </w:tcBorders>
-            <w:shd w:val="clear" w:color="auto" w:fill="auto"/>
             <w:vAlign w:val="center"/>
           </w:tcPr>
           <w:p>
@@ -18301,7 +18106,6 @@
             <w:tcBorders>
               <w:right w:val="nil"/>
             </w:tcBorders>
-            <w:shd w:val="clear" w:color="auto" w:fill="auto"/>
             <w:vAlign w:val="center"/>
           </w:tcPr>
           <w:p>
@@ -18322,7 +18126,6 @@
               <w:bottom w:val="dashSmallGap" w:sz="4" w:space="0" w:color="auto"/>
               <w:right w:val="single" w:sz="4" w:space="0" w:color="auto"/>
             </w:tcBorders>
-            <w:shd w:val="clear" w:color="auto" w:fill="auto"/>
           </w:tcPr>
           <w:p>
             <w:pPr>
@@ -18342,7 +18145,6 @@
               <w:bottom w:val="dashSmallGap" w:sz="4" w:space="0" w:color="auto"/>
               <w:right w:val="single" w:sz="4" w:space="0" w:color="auto"/>
             </w:tcBorders>
-            <w:shd w:val="clear" w:color="auto" w:fill="auto"/>
             <w:vAlign w:val="center"/>
           </w:tcPr>
           <w:p>
@@ -18414,7 +18216,6 @@
               <w:left w:val="single" w:sz="4" w:space="0" w:color="auto"/>
               <w:bottom w:val="dashSmallGap" w:sz="4" w:space="0" w:color="auto"/>
             </w:tcBorders>
-            <w:shd w:val="clear" w:color="auto" w:fill="auto"/>
           </w:tcPr>
           <w:p>
             <w:pPr>
@@ -18450,7 +18251,6 @@
               <w:bottom w:val="single" w:sz="4" w:space="0" w:color="auto"/>
               <w:right w:val="nil"/>
             </w:tcBorders>
-            <w:shd w:val="clear" w:color="auto" w:fill="auto"/>
             <w:vAlign w:val="center"/>
           </w:tcPr>
           <w:p>
@@ -18471,7 +18271,6 @@
               <w:bottom w:val="single" w:sz="4" w:space="0" w:color="auto"/>
               <w:right w:val="single" w:sz="4" w:space="0" w:color="auto"/>
             </w:tcBorders>
-            <w:shd w:val="clear" w:color="auto" w:fill="auto"/>
           </w:tcPr>
           <w:p>
             <w:pPr>
@@ -18491,7 +18290,6 @@
               <w:bottom w:val="single" w:sz="4" w:space="0" w:color="auto"/>
               <w:right w:val="single" w:sz="4" w:space="0" w:color="auto"/>
             </w:tcBorders>
-            <w:shd w:val="clear" w:color="auto" w:fill="auto"/>
             <w:vAlign w:val="center"/>
           </w:tcPr>
           <w:p>
@@ -18563,7 +18361,6 @@
               <w:left w:val="single" w:sz="4" w:space="0" w:color="auto"/>
               <w:bottom w:val="single" w:sz="4" w:space="0" w:color="auto"/>
             </w:tcBorders>
-            <w:shd w:val="clear" w:color="auto" w:fill="auto"/>
           </w:tcPr>
           <w:p>
             <w:pPr>
@@ -18599,7 +18396,6 @@
               <w:bottom w:val="single" w:sz="4" w:space="0" w:color="auto"/>
               <w:right w:val="nil"/>
             </w:tcBorders>
-            <w:shd w:val="clear" w:color="auto" w:fill="auto"/>
             <w:vAlign w:val="center"/>
           </w:tcPr>
           <w:p>
@@ -18628,7 +18424,6 @@
               <w:bottom w:val="single" w:sz="4" w:space="0" w:color="auto"/>
               <w:right w:val="single" w:sz="4" w:space="0" w:color="auto"/>
             </w:tcBorders>
-            <w:shd w:val="clear" w:color="auto" w:fill="auto"/>
             <w:vAlign w:val="center"/>
           </w:tcPr>
           <w:p>
@@ -18666,7 +18461,6 @@
               <w:left w:val="single" w:sz="4" w:space="0" w:color="auto"/>
               <w:bottom w:val="single" w:sz="4" w:space="0" w:color="auto"/>
             </w:tcBorders>
-            <w:shd w:val="clear" w:color="auto" w:fill="auto"/>
             <w:vAlign w:val="center"/>
           </w:tcPr>
           <w:p>
@@ -18809,7 +18603,6 @@
               <w:top w:val="single" w:sz="4" w:space="0" w:color="auto"/>
               <w:right w:val="nil"/>
             </w:tcBorders>
-            <w:shd w:val="clear" w:color="auto" w:fill="auto"/>
             <w:vAlign w:val="center"/>
           </w:tcPr>
           <w:p>
@@ -18837,7 +18630,6 @@
               <w:left w:val="nil"/>
               <w:right w:val="single" w:sz="4" w:space="0" w:color="auto"/>
             </w:tcBorders>
-            <w:shd w:val="clear" w:color="auto" w:fill="auto"/>
             <w:vAlign w:val="center"/>
           </w:tcPr>
           <w:p>
@@ -18877,7 +18669,6 @@
               <w:left w:val="single" w:sz="4" w:space="0" w:color="auto"/>
               <w:bottom w:val="dashSmallGap" w:sz="4" w:space="0" w:color="auto"/>
             </w:tcBorders>
-            <w:shd w:val="clear" w:color="auto" w:fill="auto"/>
             <w:vAlign w:val="center"/>
           </w:tcPr>
           <w:p>
@@ -19020,7 +18811,6 @@
               <w:bottom w:val="single" w:sz="4" w:space="0" w:color="auto"/>
               <w:right w:val="nil"/>
             </w:tcBorders>
-            <w:shd w:val="clear" w:color="auto" w:fill="auto"/>
             <w:vAlign w:val="center"/>
           </w:tcPr>
           <w:p>
@@ -19041,7 +18831,6 @@
               <w:bottom w:val="single" w:sz="4" w:space="0" w:color="auto"/>
               <w:right w:val="single" w:sz="4" w:space="0" w:color="auto"/>
             </w:tcBorders>
-            <w:shd w:val="clear" w:color="auto" w:fill="auto"/>
           </w:tcPr>
           <w:p>
             <w:pPr>
@@ -19060,7 +18849,6 @@
               <w:left w:val="single" w:sz="4" w:space="0" w:color="auto"/>
               <w:bottom w:val="single" w:sz="4" w:space="0" w:color="auto"/>
             </w:tcBorders>
-            <w:shd w:val="clear" w:color="auto" w:fill="auto"/>
           </w:tcPr>
           <w:p>
             <w:pPr>
@@ -19127,7 +18915,6 @@
               <w:bottom w:val="double" w:sz="6" w:space="0" w:color="000000"/>
               <w:right w:val="nil"/>
             </w:tcBorders>
-            <w:shd w:val="clear" w:color="auto" w:fill="auto"/>
             <w:vAlign w:val="center"/>
           </w:tcPr>
           <w:p>
@@ -19155,7 +18942,6 @@
               <w:bottom w:val="double" w:sz="6" w:space="0" w:color="000000"/>
               <w:right w:val="single" w:sz="4" w:space="0" w:color="auto"/>
             </w:tcBorders>
-            <w:shd w:val="clear" w:color="auto" w:fill="auto"/>
           </w:tcPr>
           <w:p>
             <w:pPr>
@@ -19194,7 +18980,6 @@
               <w:left w:val="single" w:sz="4" w:space="0" w:color="auto"/>
               <w:bottom w:val="double" w:sz="6" w:space="0" w:color="000000"/>
             </w:tcBorders>
-            <w:shd w:val="clear" w:color="auto" w:fill="auto"/>
             <w:vAlign w:val="center"/>
           </w:tcPr>
           <w:p>
@@ -19337,7 +19122,6 @@
               <w:top w:val="single" w:sz="4" w:space="0" w:color="auto"/>
               <w:bottom w:val="double" w:sz="6" w:space="0" w:color="000000"/>
             </w:tcBorders>
-            <w:shd w:val="clear" w:color="auto" w:fill="auto"/>
           </w:tcPr>
           <w:p>
             <w:pPr>
@@ -19493,7 +19277,6 @@
               <w:top w:val="double" w:sz="6" w:space="0" w:color="000000"/>
               <w:right w:val="nil"/>
             </w:tcBorders>
-            <w:shd w:val="clear" w:color="auto" w:fill="auto"/>
             <w:vAlign w:val="center"/>
           </w:tcPr>
           <w:p>
@@ -19523,7 +19306,6 @@
               <w:left w:val="nil"/>
               <w:right w:val="single" w:sz="4" w:space="0" w:color="auto"/>
             </w:tcBorders>
-            <w:shd w:val="clear" w:color="auto" w:fill="auto"/>
             <w:vAlign w:val="center"/>
           </w:tcPr>
           <w:p>
@@ -19549,7 +19331,6 @@
               <w:left w:val="single" w:sz="4" w:space="0" w:color="auto"/>
               <w:bottom w:val="dashSmallGap" w:sz="4" w:space="0" w:color="auto"/>
             </w:tcBorders>
-            <w:shd w:val="clear" w:color="auto" w:fill="auto"/>
             <w:vAlign w:val="center"/>
           </w:tcPr>
           <w:p>
@@ -19684,7 +19465,6 @@
             <w:tcBorders>
               <w:right w:val="nil"/>
             </w:tcBorders>
-            <w:shd w:val="clear" w:color="auto" w:fill="auto"/>
             <w:vAlign w:val="center"/>
           </w:tcPr>
           <w:p>
@@ -19704,7 +19484,6 @@
               <w:bottom w:val="single" w:sz="4" w:space="0" w:color="auto"/>
               <w:right w:val="single" w:sz="4" w:space="0" w:color="auto"/>
             </w:tcBorders>
-            <w:shd w:val="clear" w:color="auto" w:fill="auto"/>
             <w:vAlign w:val="center"/>
           </w:tcPr>
           <w:p>
@@ -19724,7 +19503,6 @@
               <w:left w:val="single" w:sz="4" w:space="0" w:color="auto"/>
               <w:bottom w:val="single" w:sz="4" w:space="0" w:color="auto"/>
             </w:tcBorders>
-            <w:shd w:val="clear" w:color="auto" w:fill="auto"/>
           </w:tcPr>
           <w:p>
             <w:pPr>
@@ -19770,7 +19548,6 @@
             <w:tcBorders>
               <w:right w:val="nil"/>
             </w:tcBorders>
-            <w:shd w:val="clear" w:color="auto" w:fill="auto"/>
             <w:vAlign w:val="center"/>
           </w:tcPr>
           <w:p>
@@ -19790,7 +19567,6 @@
               <w:left w:val="nil"/>
               <w:right w:val="single" w:sz="4" w:space="0" w:color="auto"/>
             </w:tcBorders>
-            <w:shd w:val="clear" w:color="auto" w:fill="auto"/>
             <w:vAlign w:val="center"/>
           </w:tcPr>
           <w:p>
@@ -19816,7 +19592,6 @@
               <w:left w:val="single" w:sz="4" w:space="0" w:color="auto"/>
               <w:bottom w:val="dashSmallGap" w:sz="4" w:space="0" w:color="auto"/>
             </w:tcBorders>
-            <w:shd w:val="clear" w:color="auto" w:fill="auto"/>
             <w:vAlign w:val="center"/>
           </w:tcPr>
           <w:p>
@@ -19958,7 +19733,6 @@
             <w:tcBorders>
               <w:right w:val="nil"/>
             </w:tcBorders>
-            <w:shd w:val="clear" w:color="auto" w:fill="auto"/>
             <w:vAlign w:val="center"/>
           </w:tcPr>
           <w:p>
@@ -19978,7 +19752,6 @@
               <w:bottom w:val="single" w:sz="4" w:space="0" w:color="auto"/>
               <w:right w:val="single" w:sz="4" w:space="0" w:color="auto"/>
             </w:tcBorders>
-            <w:shd w:val="clear" w:color="auto" w:fill="auto"/>
             <w:vAlign w:val="center"/>
           </w:tcPr>
           <w:p>
@@ -19998,7 +19771,6 @@
               <w:left w:val="single" w:sz="4" w:space="0" w:color="auto"/>
               <w:bottom w:val="single" w:sz="4" w:space="0" w:color="auto"/>
             </w:tcBorders>
-            <w:shd w:val="clear" w:color="auto" w:fill="auto"/>
           </w:tcPr>
           <w:p>
             <w:pPr>
@@ -20042,7 +19814,6 @@
             <w:tcBorders>
               <w:right w:val="nil"/>
             </w:tcBorders>
-            <w:shd w:val="clear" w:color="auto" w:fill="auto"/>
             <w:vAlign w:val="center"/>
           </w:tcPr>
           <w:p>
@@ -20062,7 +19833,6 @@
               <w:left w:val="nil"/>
               <w:right w:val="single" w:sz="4" w:space="0" w:color="auto"/>
             </w:tcBorders>
-            <w:shd w:val="clear" w:color="auto" w:fill="auto"/>
             <w:vAlign w:val="center"/>
           </w:tcPr>
           <w:p>
@@ -20088,7 +19858,6 @@
               <w:left w:val="single" w:sz="4" w:space="0" w:color="auto"/>
               <w:bottom w:val="dashSmallGap" w:sz="4" w:space="0" w:color="auto"/>
             </w:tcBorders>
-            <w:shd w:val="clear" w:color="auto" w:fill="auto"/>
             <w:vAlign w:val="center"/>
           </w:tcPr>
           <w:p>
@@ -20230,7 +19999,6 @@
             <w:tcBorders>
               <w:right w:val="nil"/>
             </w:tcBorders>
-            <w:shd w:val="clear" w:color="auto" w:fill="auto"/>
             <w:vAlign w:val="center"/>
           </w:tcPr>
           <w:p>
@@ -20250,7 +20018,6 @@
               <w:bottom w:val="single" w:sz="4" w:space="0" w:color="auto"/>
               <w:right w:val="single" w:sz="4" w:space="0" w:color="auto"/>
             </w:tcBorders>
-            <w:shd w:val="clear" w:color="auto" w:fill="auto"/>
             <w:vAlign w:val="center"/>
           </w:tcPr>
           <w:p>
@@ -20270,7 +20037,6 @@
               <w:left w:val="single" w:sz="4" w:space="0" w:color="auto"/>
               <w:bottom w:val="single" w:sz="4" w:space="0" w:color="auto"/>
             </w:tcBorders>
-            <w:shd w:val="clear" w:color="auto" w:fill="auto"/>
           </w:tcPr>
           <w:p>
             <w:pPr>
@@ -20314,7 +20080,6 @@
             <w:tcBorders>
               <w:right w:val="nil"/>
             </w:tcBorders>
-            <w:shd w:val="clear" w:color="auto" w:fill="auto"/>
             <w:vAlign w:val="center"/>
           </w:tcPr>
           <w:p>
@@ -20334,7 +20099,6 @@
               <w:left w:val="nil"/>
               <w:right w:val="single" w:sz="4" w:space="0" w:color="auto"/>
             </w:tcBorders>
-            <w:shd w:val="clear" w:color="auto" w:fill="auto"/>
             <w:vAlign w:val="center"/>
           </w:tcPr>
           <w:p>
@@ -20360,7 +20124,6 @@
               <w:left w:val="single" w:sz="4" w:space="0" w:color="auto"/>
               <w:bottom w:val="single" w:sz="4" w:space="0" w:color="auto"/>
             </w:tcBorders>
-            <w:shd w:val="clear" w:color="auto" w:fill="auto"/>
             <w:vAlign w:val="center"/>
           </w:tcPr>
           <w:p>
@@ -20503,7 +20266,6 @@
               <w:bottom w:val="single" w:sz="4" w:space="0" w:color="auto"/>
               <w:right w:val="nil"/>
             </w:tcBorders>
-            <w:shd w:val="clear" w:color="auto" w:fill="auto"/>
             <w:vAlign w:val="center"/>
           </w:tcPr>
           <w:p>
@@ -20523,7 +20285,6 @@
               <w:bottom w:val="single" w:sz="4" w:space="0" w:color="auto"/>
               <w:right w:val="single" w:sz="4" w:space="0" w:color="auto"/>
             </w:tcBorders>
-            <w:shd w:val="clear" w:color="auto" w:fill="auto"/>
           </w:tcPr>
           <w:p>
             <w:pPr>
@@ -20542,7 +20303,6 @@
               <w:left w:val="single" w:sz="4" w:space="0" w:color="auto"/>
               <w:bottom w:val="single" w:sz="4" w:space="0" w:color="auto"/>
             </w:tcBorders>
-            <w:shd w:val="clear" w:color="auto" w:fill="auto"/>
           </w:tcPr>
           <w:p>
             <w:pPr>
@@ -20587,7 +20347,6 @@
               <w:top w:val="single" w:sz="4" w:space="0" w:color="auto"/>
               <w:right w:val="nil"/>
             </w:tcBorders>
-            <w:shd w:val="clear" w:color="auto" w:fill="auto"/>
             <w:vAlign w:val="center"/>
           </w:tcPr>
           <w:p>
@@ -20617,7 +20376,6 @@
               <w:left w:val="nil"/>
               <w:right w:val="single" w:sz="4" w:space="0" w:color="auto"/>
             </w:tcBorders>
-            <w:shd w:val="clear" w:color="auto" w:fill="auto"/>
             <w:vAlign w:val="center"/>
           </w:tcPr>
           <w:p>
@@ -20643,7 +20401,6 @@
               <w:left w:val="single" w:sz="4" w:space="0" w:color="auto"/>
               <w:bottom w:val="dashSmallGap" w:sz="4" w:space="0" w:color="auto"/>
             </w:tcBorders>
-            <w:shd w:val="clear" w:color="auto" w:fill="auto"/>
             <w:vAlign w:val="center"/>
           </w:tcPr>
           <w:p>
@@ -20786,7 +20543,6 @@
               <w:bottom w:val="single" w:sz="4" w:space="0" w:color="auto"/>
               <w:right w:val="nil"/>
             </w:tcBorders>
-            <w:shd w:val="clear" w:color="auto" w:fill="auto"/>
           </w:tcPr>
           <w:p>
             <w:pPr>
@@ -20808,7 +20564,6 @@
               <w:bottom w:val="single" w:sz="4" w:space="0" w:color="auto"/>
               <w:right w:val="single" w:sz="4" w:space="0" w:color="auto"/>
             </w:tcBorders>
-            <w:shd w:val="clear" w:color="auto" w:fill="auto"/>
           </w:tcPr>
           <w:p>
             <w:pPr>
@@ -20828,7 +20583,6 @@
               <w:left w:val="single" w:sz="4" w:space="0" w:color="auto"/>
               <w:bottom w:val="single" w:sz="4" w:space="0" w:color="auto"/>
             </w:tcBorders>
-            <w:shd w:val="clear" w:color="auto" w:fill="auto"/>
             <w:vAlign w:val="center"/>
           </w:tcPr>
           <w:p>
@@ -20891,7 +20645,6 @@
               <w:bottom w:val="single" w:sz="4" w:space="0" w:color="auto"/>
               <w:right w:val="nil"/>
             </w:tcBorders>
-            <w:shd w:val="clear" w:color="auto" w:fill="auto"/>
             <w:vAlign w:val="center"/>
           </w:tcPr>
           <w:p>
@@ -20921,7 +20674,6 @@
               <w:bottom w:val="single" w:sz="4" w:space="0" w:color="auto"/>
               <w:right w:val="single" w:sz="4" w:space="0" w:color="auto"/>
             </w:tcBorders>
-            <w:shd w:val="clear" w:color="auto" w:fill="auto"/>
             <w:vAlign w:val="center"/>
           </w:tcPr>
           <w:p>
@@ -20947,7 +20699,6 @@
               <w:left w:val="single" w:sz="4" w:space="0" w:color="auto"/>
               <w:bottom w:val="single" w:sz="4" w:space="0" w:color="auto"/>
             </w:tcBorders>
-            <w:shd w:val="clear" w:color="auto" w:fill="auto"/>
             <w:vAlign w:val="center"/>
           </w:tcPr>
           <w:p>
@@ -21010,7 +20761,6 @@
               <w:top w:val="single" w:sz="4" w:space="0" w:color="auto"/>
               <w:right w:val="nil"/>
             </w:tcBorders>
-            <w:shd w:val="clear" w:color="auto" w:fill="auto"/>
             <w:vAlign w:val="center"/>
           </w:tcPr>
           <w:p>
@@ -21041,7 +20791,6 @@
               <w:left w:val="nil"/>
               <w:right w:val="single" w:sz="4" w:space="0" w:color="auto"/>
             </w:tcBorders>
-            <w:shd w:val="clear" w:color="auto" w:fill="auto"/>
             <w:vAlign w:val="center"/>
           </w:tcPr>
           <w:p>
@@ -21088,7 +20837,6 @@
               <w:bottom w:val="dashSmallGap" w:sz="4" w:space="0" w:color="auto"/>
               <w:right w:val="single" w:sz="4" w:space="0" w:color="auto"/>
             </w:tcBorders>
-            <w:shd w:val="clear" w:color="auto" w:fill="auto"/>
             <w:vAlign w:val="center"/>
           </w:tcPr>
           <w:p>
@@ -21154,7 +20902,6 @@
               <w:left w:val="single" w:sz="4" w:space="0" w:color="auto"/>
               <w:bottom w:val="dashSmallGap" w:sz="4" w:space="0" w:color="auto"/>
             </w:tcBorders>
-            <w:shd w:val="clear" w:color="auto" w:fill="auto"/>
             <w:vAlign w:val="center"/>
           </w:tcPr>
           <w:p>
@@ -21208,7 +20955,6 @@
             <w:tcBorders>
               <w:right w:val="nil"/>
             </w:tcBorders>
-            <w:shd w:val="clear" w:color="auto" w:fill="auto"/>
           </w:tcPr>
           <w:p>
             <w:pPr>
@@ -21229,7 +20975,6 @@
               <w:left w:val="nil"/>
               <w:right w:val="single" w:sz="4" w:space="0" w:color="auto"/>
             </w:tcBorders>
-            <w:shd w:val="clear" w:color="auto" w:fill="auto"/>
             <w:vAlign w:val="center"/>
           </w:tcPr>
           <w:p>
@@ -21249,7 +20994,6 @@
               <w:bottom w:val="dashSmallGap" w:sz="4" w:space="0" w:color="auto"/>
               <w:right w:val="single" w:sz="4" w:space="0" w:color="auto"/>
             </w:tcBorders>
-            <w:shd w:val="clear" w:color="auto" w:fill="auto"/>
             <w:vAlign w:val="center"/>
           </w:tcPr>
           <w:p>
@@ -21315,7 +21059,6 @@
               <w:left w:val="single" w:sz="4" w:space="0" w:color="auto"/>
               <w:bottom w:val="dashSmallGap" w:sz="4" w:space="0" w:color="auto"/>
             </w:tcBorders>
-            <w:shd w:val="clear" w:color="auto" w:fill="auto"/>
             <w:vAlign w:val="center"/>
           </w:tcPr>
           <w:p>
@@ -21376,7 +21119,6 @@
               <w:bottom w:val="single" w:sz="4" w:space="0" w:color="auto"/>
               <w:right w:val="nil"/>
             </w:tcBorders>
-            <w:shd w:val="clear" w:color="auto" w:fill="auto"/>
           </w:tcPr>
           <w:p>
             <w:pPr>
@@ -21398,7 +21140,6 @@
               <w:bottom w:val="single" w:sz="4" w:space="0" w:color="auto"/>
               <w:right w:val="single" w:sz="4" w:space="0" w:color="auto"/>
             </w:tcBorders>
-            <w:shd w:val="clear" w:color="auto" w:fill="auto"/>
             <w:vAlign w:val="center"/>
           </w:tcPr>
           <w:p>
@@ -21418,7 +21159,6 @@
               <w:bottom w:val="single" w:sz="4" w:space="0" w:color="auto"/>
               <w:right w:val="single" w:sz="4" w:space="0" w:color="auto"/>
             </w:tcBorders>
-            <w:shd w:val="clear" w:color="auto" w:fill="auto"/>
             <w:vAlign w:val="center"/>
           </w:tcPr>
           <w:p>
@@ -21484,7 +21224,6 @@
               <w:left w:val="single" w:sz="4" w:space="0" w:color="auto"/>
               <w:bottom w:val="single" w:sz="4" w:space="0" w:color="auto"/>
             </w:tcBorders>
-            <w:shd w:val="clear" w:color="auto" w:fill="auto"/>
             <w:vAlign w:val="center"/>
           </w:tcPr>
           <w:p>
@@ -21545,7 +21284,6 @@
               <w:top w:val="single" w:sz="4" w:space="0" w:color="auto"/>
               <w:right w:val="nil"/>
             </w:tcBorders>
-            <w:shd w:val="clear" w:color="auto" w:fill="auto"/>
             <w:vAlign w:val="center"/>
           </w:tcPr>
           <w:p>
@@ -21575,7 +21313,6 @@
               <w:left w:val="nil"/>
               <w:right w:val="single" w:sz="4" w:space="0" w:color="auto"/>
             </w:tcBorders>
-            <w:shd w:val="clear" w:color="auto" w:fill="auto"/>
             <w:vAlign w:val="center"/>
           </w:tcPr>
           <w:p>
@@ -21622,7 +21359,6 @@
               <w:bottom w:val="dashSmallGap" w:sz="4" w:space="0" w:color="auto"/>
               <w:right w:val="single" w:sz="4" w:space="0" w:color="auto"/>
             </w:tcBorders>
-            <w:shd w:val="clear" w:color="auto" w:fill="auto"/>
             <w:vAlign w:val="center"/>
           </w:tcPr>
           <w:p>
@@ -21710,7 +21446,6 @@
               <w:left w:val="single" w:sz="4" w:space="0" w:color="auto"/>
               <w:bottom w:val="dashSmallGap" w:sz="4" w:space="0" w:color="auto"/>
             </w:tcBorders>
-            <w:shd w:val="clear" w:color="auto" w:fill="auto"/>
             <w:vAlign w:val="center"/>
           </w:tcPr>
           <w:p>
@@ -21941,7 +21676,6 @@
             <w:tcBorders>
               <w:right w:val="nil"/>
             </w:tcBorders>
-            <w:shd w:val="clear" w:color="auto" w:fill="auto"/>
             <w:vAlign w:val="center"/>
           </w:tcPr>
           <w:p>
@@ -21962,7 +21696,6 @@
               <w:left w:val="nil"/>
               <w:right w:val="single" w:sz="4" w:space="0" w:color="auto"/>
             </w:tcBorders>
-            <w:shd w:val="clear" w:color="auto" w:fill="auto"/>
             <w:vAlign w:val="center"/>
           </w:tcPr>
           <w:p>
@@ -21982,7 +21715,6 @@
               <w:bottom w:val="dashSmallGap" w:sz="4" w:space="0" w:color="auto"/>
               <w:right w:val="single" w:sz="4" w:space="0" w:color="auto"/>
             </w:tcBorders>
-            <w:shd w:val="clear" w:color="auto" w:fill="auto"/>
             <w:vAlign w:val="center"/>
           </w:tcPr>
           <w:p>
@@ -22070,7 +21802,6 @@
               <w:left w:val="single" w:sz="4" w:space="0" w:color="auto"/>
               <w:bottom w:val="dashSmallGap" w:sz="4" w:space="0" w:color="auto"/>
             </w:tcBorders>
-            <w:shd w:val="clear" w:color="auto" w:fill="auto"/>
             <w:vAlign w:val="center"/>
           </w:tcPr>
           <w:p>
@@ -22302,7 +22033,6 @@
               <w:bottom w:val="single" w:sz="4" w:space="0" w:color="auto"/>
               <w:right w:val="nil"/>
             </w:tcBorders>
-            <w:shd w:val="clear" w:color="auto" w:fill="auto"/>
             <w:vAlign w:val="center"/>
           </w:tcPr>
           <w:p>
@@ -22324,7 +22054,6 @@
               <w:bottom w:val="single" w:sz="4" w:space="0" w:color="auto"/>
               <w:right w:val="single" w:sz="4" w:space="0" w:color="auto"/>
             </w:tcBorders>
-            <w:shd w:val="clear" w:color="auto" w:fill="auto"/>
             <w:vAlign w:val="center"/>
           </w:tcPr>
           <w:p>
@@ -22344,7 +22073,6 @@
               <w:bottom w:val="single" w:sz="4" w:space="0" w:color="auto"/>
               <w:right w:val="single" w:sz="4" w:space="0" w:color="auto"/>
             </w:tcBorders>
-            <w:shd w:val="clear" w:color="auto" w:fill="auto"/>
             <w:vAlign w:val="center"/>
           </w:tcPr>
           <w:p>
@@ -22432,7 +22160,6 @@
               <w:left w:val="single" w:sz="4" w:space="0" w:color="auto"/>
               <w:bottom w:val="single" w:sz="4" w:space="0" w:color="auto"/>
             </w:tcBorders>
-            <w:shd w:val="clear" w:color="auto" w:fill="auto"/>
             <w:vAlign w:val="center"/>
           </w:tcPr>
           <w:p>
@@ -22664,7 +22391,6 @@
               <w:bottom w:val="single" w:sz="4" w:space="0" w:color="auto"/>
               <w:right w:val="nil"/>
             </w:tcBorders>
-            <w:shd w:val="clear" w:color="auto" w:fill="auto"/>
             <w:vAlign w:val="center"/>
           </w:tcPr>
           <w:p>
@@ -22694,7 +22420,6 @@
               <w:bottom w:val="single" w:sz="4" w:space="0" w:color="auto"/>
               <w:right w:val="single" w:sz="4" w:space="0" w:color="auto"/>
             </w:tcBorders>
-            <w:shd w:val="clear" w:color="auto" w:fill="auto"/>
             <w:vAlign w:val="center"/>
           </w:tcPr>
           <w:p>
@@ -22720,7 +22445,6 @@
               <w:left w:val="single" w:sz="4" w:space="0" w:color="auto"/>
               <w:bottom w:val="single" w:sz="4" w:space="0" w:color="auto"/>
             </w:tcBorders>
-            <w:shd w:val="clear" w:color="auto" w:fill="auto"/>
           </w:tcPr>
           <w:p>
             <w:pPr>
@@ -22777,7 +22501,6 @@
               <w:bottom w:val="single" w:sz="4" w:space="0" w:color="auto"/>
               <w:right w:val="nil"/>
             </w:tcBorders>
-            <w:shd w:val="clear" w:color="auto" w:fill="auto"/>
             <w:vAlign w:val="center"/>
           </w:tcPr>
           <w:p>
@@ -22807,7 +22530,6 @@
               <w:bottom w:val="single" w:sz="4" w:space="0" w:color="auto"/>
               <w:right w:val="single" w:sz="4" w:space="0" w:color="auto"/>
             </w:tcBorders>
-            <w:shd w:val="clear" w:color="auto" w:fill="auto"/>
             <w:vAlign w:val="center"/>
           </w:tcPr>
           <w:p>
@@ -22854,7 +22576,6 @@
               <w:left w:val="single" w:sz="4" w:space="0" w:color="auto"/>
               <w:bottom w:val="single" w:sz="4" w:space="0" w:color="auto"/>
             </w:tcBorders>
-            <w:shd w:val="clear" w:color="auto" w:fill="auto"/>
             <w:vAlign w:val="center"/>
           </w:tcPr>
           <w:p>
@@ -23406,7 +23127,6 @@
               <w:bottom w:val="single" w:sz="4" w:space="0" w:color="auto"/>
               <w:right w:val="nil"/>
             </w:tcBorders>
-            <w:shd w:val="clear" w:color="auto" w:fill="auto"/>
             <w:vAlign w:val="center"/>
           </w:tcPr>
           <w:p>
@@ -23436,7 +23156,6 @@
               <w:bottom w:val="single" w:sz="4" w:space="0" w:color="auto"/>
               <w:right w:val="single" w:sz="4" w:space="0" w:color="auto"/>
             </w:tcBorders>
-            <w:shd w:val="clear" w:color="auto" w:fill="auto"/>
             <w:vAlign w:val="center"/>
           </w:tcPr>
           <w:p>
@@ -23521,7 +23240,6 @@
               <w:left w:val="single" w:sz="4" w:space="0" w:color="auto"/>
               <w:bottom w:val="single" w:sz="4" w:space="0" w:color="auto"/>
             </w:tcBorders>
-            <w:shd w:val="clear" w:color="auto" w:fill="auto"/>
           </w:tcPr>
           <w:p>
             <w:pPr>
@@ -23557,7 +23275,6 @@
               <w:bottom w:val="single" w:sz="4" w:space="0" w:color="auto"/>
               <w:right w:val="nil"/>
             </w:tcBorders>
-            <w:shd w:val="clear" w:color="auto" w:fill="auto"/>
             <w:vAlign w:val="center"/>
           </w:tcPr>
           <w:p>
@@ -23587,7 +23304,6 @@
               <w:bottom w:val="single" w:sz="4" w:space="0" w:color="auto"/>
               <w:right w:val="single" w:sz="4" w:space="0" w:color="auto"/>
             </w:tcBorders>
-            <w:shd w:val="clear" w:color="auto" w:fill="auto"/>
             <w:vAlign w:val="center"/>
           </w:tcPr>
           <w:p>
@@ -23625,7 +23341,6 @@
               <w:left w:val="single" w:sz="4" w:space="0" w:color="auto"/>
               <w:bottom w:val="single" w:sz="4" w:space="0" w:color="auto"/>
             </w:tcBorders>
-            <w:shd w:val="clear" w:color="auto" w:fill="auto"/>
             <w:vAlign w:val="center"/>
           </w:tcPr>
           <w:p>
@@ -24000,7 +23715,6 @@
               <w:bottom w:val="single" w:sz="4" w:space="0" w:color="auto"/>
               <w:right w:val="nil"/>
             </w:tcBorders>
-            <w:shd w:val="clear" w:color="auto" w:fill="auto"/>
             <w:vAlign w:val="center"/>
           </w:tcPr>
           <w:p>
@@ -24030,7 +23744,6 @@
               <w:bottom w:val="single" w:sz="4" w:space="0" w:color="auto"/>
               <w:right w:val="single" w:sz="4" w:space="0" w:color="auto"/>
             </w:tcBorders>
-            <w:shd w:val="clear" w:color="auto" w:fill="auto"/>
             <w:vAlign w:val="center"/>
           </w:tcPr>
           <w:p>
@@ -24056,7 +23769,6 @@
               <w:left w:val="single" w:sz="4" w:space="0" w:color="auto"/>
               <w:bottom w:val="single" w:sz="4" w:space="0" w:color="auto"/>
             </w:tcBorders>
-            <w:shd w:val="clear" w:color="auto" w:fill="auto"/>
             <w:vAlign w:val="center"/>
           </w:tcPr>
           <w:p>
@@ -24431,7 +24143,6 @@
               <w:bottom w:val="single" w:sz="4" w:space="0" w:color="auto"/>
               <w:right w:val="nil"/>
             </w:tcBorders>
-            <w:shd w:val="clear" w:color="auto" w:fill="auto"/>
             <w:vAlign w:val="center"/>
           </w:tcPr>
           <w:p>
@@ -24461,7 +24172,6 @@
               <w:bottom w:val="single" w:sz="4" w:space="0" w:color="auto"/>
               <w:right w:val="single" w:sz="4" w:space="0" w:color="auto"/>
             </w:tcBorders>
-            <w:shd w:val="clear" w:color="auto" w:fill="auto"/>
             <w:vAlign w:val="center"/>
           </w:tcPr>
           <w:p>
@@ -24529,7 +24239,6 @@
               <w:left w:val="single" w:sz="4" w:space="0" w:color="auto"/>
               <w:bottom w:val="single" w:sz="4" w:space="0" w:color="auto"/>
             </w:tcBorders>
-            <w:shd w:val="clear" w:color="auto" w:fill="auto"/>
             <w:vAlign w:val="center"/>
           </w:tcPr>
           <w:p>
@@ -25082,7 +24791,6 @@
               <w:top w:val="single" w:sz="4" w:space="0" w:color="auto"/>
               <w:right w:val="nil"/>
             </w:tcBorders>
-            <w:shd w:val="clear" w:color="auto" w:fill="auto"/>
             <w:vAlign w:val="center"/>
           </w:tcPr>
           <w:p>
@@ -25112,7 +24820,6 @@
               <w:left w:val="nil"/>
               <w:right w:val="single" w:sz="4" w:space="0" w:color="auto"/>
             </w:tcBorders>
-            <w:shd w:val="clear" w:color="auto" w:fill="auto"/>
             <w:vAlign w:val="center"/>
           </w:tcPr>
           <w:p>
@@ -25160,7 +24867,6 @@
               <w:bottom w:val="dashSmallGap" w:sz="4" w:space="0" w:color="auto"/>
               <w:right w:val="single" w:sz="4" w:space="0" w:color="auto"/>
             </w:tcBorders>
-            <w:shd w:val="clear" w:color="auto" w:fill="auto"/>
             <w:vAlign w:val="center"/>
           </w:tcPr>
           <w:p>
@@ -25247,7 +24953,6 @@
               <w:left w:val="single" w:sz="4" w:space="0" w:color="auto"/>
               <w:bottom w:val="dashSmallGap" w:sz="4" w:space="0" w:color="auto"/>
             </w:tcBorders>
-            <w:shd w:val="clear" w:color="auto" w:fill="auto"/>
           </w:tcPr>
           <w:p>
             <w:pPr>
@@ -25477,7 +25182,6 @@
             <w:tcBorders>
               <w:right w:val="nil"/>
             </w:tcBorders>
-            <w:shd w:val="clear" w:color="auto" w:fill="auto"/>
             <w:vAlign w:val="center"/>
           </w:tcPr>
           <w:p>
@@ -25498,7 +25202,6 @@
               <w:left w:val="nil"/>
               <w:right w:val="single" w:sz="4" w:space="0" w:color="auto"/>
             </w:tcBorders>
-            <w:shd w:val="clear" w:color="auto" w:fill="auto"/>
             <w:vAlign w:val="center"/>
           </w:tcPr>
           <w:p>
@@ -25519,7 +25222,6 @@
               <w:bottom w:val="dashSmallGap" w:sz="4" w:space="0" w:color="auto"/>
               <w:right w:val="single" w:sz="4" w:space="0" w:color="auto"/>
             </w:tcBorders>
-            <w:shd w:val="clear" w:color="auto" w:fill="auto"/>
             <w:vAlign w:val="center"/>
           </w:tcPr>
           <w:p>
@@ -25606,7 +25308,6 @@
               <w:left w:val="single" w:sz="4" w:space="0" w:color="auto"/>
               <w:bottom w:val="dashSmallGap" w:sz="4" w:space="0" w:color="auto"/>
             </w:tcBorders>
-            <w:shd w:val="clear" w:color="auto" w:fill="auto"/>
           </w:tcPr>
           <w:p>
             <w:pPr>
@@ -25837,7 +25538,6 @@
               <w:bottom w:val="single" w:sz="4" w:space="0" w:color="auto"/>
               <w:right w:val="nil"/>
             </w:tcBorders>
-            <w:shd w:val="clear" w:color="auto" w:fill="auto"/>
             <w:vAlign w:val="center"/>
           </w:tcPr>
           <w:p>
@@ -25859,7 +25559,6 @@
               <w:bottom w:val="single" w:sz="4" w:space="0" w:color="auto"/>
               <w:right w:val="single" w:sz="4" w:space="0" w:color="auto"/>
             </w:tcBorders>
-            <w:shd w:val="clear" w:color="auto" w:fill="auto"/>
             <w:vAlign w:val="center"/>
           </w:tcPr>
           <w:p>
@@ -25880,7 +25579,6 @@
               <w:bottom w:val="single" w:sz="4" w:space="0" w:color="auto"/>
               <w:right w:val="single" w:sz="4" w:space="0" w:color="auto"/>
             </w:tcBorders>
-            <w:shd w:val="clear" w:color="auto" w:fill="auto"/>
             <w:vAlign w:val="center"/>
           </w:tcPr>
           <w:p>
@@ -25968,7 +25666,6 @@
               <w:left w:val="single" w:sz="4" w:space="0" w:color="auto"/>
               <w:bottom w:val="single" w:sz="4" w:space="0" w:color="auto"/>
             </w:tcBorders>
-            <w:shd w:val="clear" w:color="auto" w:fill="auto"/>
           </w:tcPr>
           <w:p>
             <w:pPr>
@@ -26199,7 +25896,6 @@
               <w:top w:val="single" w:sz="4" w:space="0" w:color="auto"/>
               <w:right w:val="nil"/>
             </w:tcBorders>
-            <w:shd w:val="clear" w:color="auto" w:fill="auto"/>
             <w:vAlign w:val="center"/>
           </w:tcPr>
           <w:p>
@@ -26229,7 +25925,6 @@
               <w:left w:val="nil"/>
               <w:right w:val="single" w:sz="4" w:space="0" w:color="auto"/>
             </w:tcBorders>
-            <w:shd w:val="clear" w:color="auto" w:fill="auto"/>
             <w:vAlign w:val="center"/>
           </w:tcPr>
           <w:p>
@@ -26256,7 +25951,6 @@
               <w:bottom w:val="dashSmallGap" w:sz="4" w:space="0" w:color="auto"/>
               <w:right w:val="single" w:sz="4" w:space="0" w:color="auto"/>
             </w:tcBorders>
-            <w:shd w:val="clear" w:color="auto" w:fill="auto"/>
             <w:vAlign w:val="center"/>
           </w:tcPr>
           <w:p>
@@ -26283,7 +25977,6 @@
               <w:bottom w:val="dashSmallGap" w:sz="4" w:space="0" w:color="auto"/>
               <w:right w:val="single" w:sz="4" w:space="0" w:color="auto"/>
             </w:tcBorders>
-            <w:shd w:val="clear" w:color="auto" w:fill="auto"/>
             <w:vAlign w:val="center"/>
           </w:tcPr>
           <w:p>
@@ -26350,7 +26043,6 @@
               <w:left w:val="single" w:sz="4" w:space="0" w:color="auto"/>
               <w:bottom w:val="dashSmallGap" w:sz="4" w:space="0" w:color="auto"/>
             </w:tcBorders>
-            <w:shd w:val="clear" w:color="auto" w:fill="auto"/>
           </w:tcPr>
           <w:p>
             <w:pPr>
@@ -26385,7 +26077,6 @@
             <w:tcBorders>
               <w:right w:val="nil"/>
             </w:tcBorders>
-            <w:shd w:val="clear" w:color="auto" w:fill="auto"/>
             <w:vAlign w:val="center"/>
           </w:tcPr>
           <w:p>
@@ -26406,7 +26097,6 @@
               <w:left w:val="nil"/>
               <w:right w:val="single" w:sz="4" w:space="0" w:color="auto"/>
             </w:tcBorders>
-            <w:shd w:val="clear" w:color="auto" w:fill="auto"/>
             <w:vAlign w:val="center"/>
           </w:tcPr>
           <w:p>
@@ -26427,7 +26117,6 @@
               <w:bottom w:val="dashSmallGap" w:sz="4" w:space="0" w:color="auto"/>
               <w:right w:val="single" w:sz="4" w:space="0" w:color="auto"/>
             </w:tcBorders>
-            <w:shd w:val="clear" w:color="auto" w:fill="auto"/>
             <w:vAlign w:val="center"/>
           </w:tcPr>
           <w:p>
@@ -26454,7 +26143,6 @@
               <w:bottom w:val="dashSmallGap" w:sz="4" w:space="0" w:color="auto"/>
               <w:right w:val="single" w:sz="4" w:space="0" w:color="auto"/>
             </w:tcBorders>
-            <w:shd w:val="clear" w:color="auto" w:fill="auto"/>
             <w:vAlign w:val="center"/>
           </w:tcPr>
           <w:p>
@@ -26521,7 +26209,6 @@
               <w:left w:val="single" w:sz="4" w:space="0" w:color="auto"/>
               <w:bottom w:val="dashSmallGap" w:sz="4" w:space="0" w:color="auto"/>
             </w:tcBorders>
-            <w:shd w:val="clear" w:color="auto" w:fill="auto"/>
           </w:tcPr>
           <w:p>
             <w:pPr>
@@ -26557,7 +26244,6 @@
               <w:bottom w:val="single" w:sz="4" w:space="0" w:color="auto"/>
               <w:right w:val="nil"/>
             </w:tcBorders>
-            <w:shd w:val="clear" w:color="auto" w:fill="auto"/>
             <w:vAlign w:val="center"/>
           </w:tcPr>
           <w:p>
@@ -26579,7 +26265,6 @@
               <w:bottom w:val="single" w:sz="4" w:space="0" w:color="auto"/>
               <w:right w:val="single" w:sz="4" w:space="0" w:color="auto"/>
             </w:tcBorders>
-            <w:shd w:val="clear" w:color="auto" w:fill="auto"/>
             <w:vAlign w:val="center"/>
           </w:tcPr>
           <w:p>
@@ -26600,7 +26285,6 @@
               <w:bottom w:val="single" w:sz="4" w:space="0" w:color="auto"/>
               <w:right w:val="single" w:sz="4" w:space="0" w:color="auto"/>
             </w:tcBorders>
-            <w:shd w:val="clear" w:color="auto" w:fill="auto"/>
             <w:vAlign w:val="center"/>
           </w:tcPr>
           <w:p>
@@ -26627,7 +26311,6 @@
               <w:bottom w:val="single" w:sz="4" w:space="0" w:color="auto"/>
               <w:right w:val="single" w:sz="4" w:space="0" w:color="auto"/>
             </w:tcBorders>
-            <w:shd w:val="clear" w:color="auto" w:fill="auto"/>
             <w:vAlign w:val="center"/>
           </w:tcPr>
           <w:p>
@@ -26694,7 +26377,6 @@
               <w:left w:val="single" w:sz="4" w:space="0" w:color="auto"/>
               <w:bottom w:val="single" w:sz="4" w:space="0" w:color="auto"/>
             </w:tcBorders>
-            <w:shd w:val="clear" w:color="auto" w:fill="auto"/>
           </w:tcPr>
           <w:p>
             <w:pPr>
@@ -26730,7 +26412,6 @@
               <w:top w:val="single" w:sz="4" w:space="0" w:color="auto"/>
               <w:right w:val="nil"/>
             </w:tcBorders>
-            <w:shd w:val="clear" w:color="auto" w:fill="auto"/>
             <w:vAlign w:val="center"/>
           </w:tcPr>
           <w:p>
@@ -26760,7 +26441,6 @@
               <w:left w:val="nil"/>
               <w:right w:val="single" w:sz="4" w:space="0" w:color="auto"/>
             </w:tcBorders>
-            <w:shd w:val="clear" w:color="auto" w:fill="auto"/>
             <w:vAlign w:val="center"/>
           </w:tcPr>
           <w:p>
@@ -26801,7 +26481,6 @@
               <w:bottom w:val="dashSmallGap" w:sz="4" w:space="0" w:color="auto"/>
               <w:right w:val="single" w:sz="4" w:space="0" w:color="auto"/>
             </w:tcBorders>
-            <w:shd w:val="clear" w:color="auto" w:fill="auto"/>
             <w:vAlign w:val="center"/>
           </w:tcPr>
           <w:p>
@@ -26827,7 +26506,6 @@
               <w:left w:val="single" w:sz="4" w:space="0" w:color="auto"/>
               <w:bottom w:val="dashSmallGap" w:sz="4" w:space="0" w:color="auto"/>
             </w:tcBorders>
-            <w:shd w:val="clear" w:color="auto" w:fill="auto"/>
             <w:vAlign w:val="center"/>
           </w:tcPr>
           <w:p>
@@ -27020,7 +26698,6 @@
             <w:tcBorders>
               <w:right w:val="nil"/>
             </w:tcBorders>
-            <w:shd w:val="clear" w:color="auto" w:fill="auto"/>
             <w:vAlign w:val="center"/>
           </w:tcPr>
           <w:p>
@@ -27041,7 +26718,6 @@
               <w:left w:val="nil"/>
               <w:right w:val="single" w:sz="4" w:space="0" w:color="auto"/>
             </w:tcBorders>
-            <w:shd w:val="clear" w:color="auto" w:fill="auto"/>
             <w:vAlign w:val="center"/>
           </w:tcPr>
           <w:p>
@@ -27062,7 +26738,6 @@
               <w:bottom w:val="dashSmallGap" w:sz="4" w:space="0" w:color="auto"/>
               <w:right w:val="single" w:sz="4" w:space="0" w:color="auto"/>
             </w:tcBorders>
-            <w:shd w:val="clear" w:color="auto" w:fill="auto"/>
             <w:vAlign w:val="center"/>
           </w:tcPr>
           <w:p>
@@ -27088,7 +26763,6 @@
               <w:left w:val="single" w:sz="4" w:space="0" w:color="auto"/>
               <w:bottom w:val="dashSmallGap" w:sz="4" w:space="0" w:color="auto"/>
             </w:tcBorders>
-            <w:shd w:val="clear" w:color="auto" w:fill="auto"/>
             <w:vAlign w:val="center"/>
           </w:tcPr>
           <w:p>
@@ -27282,7 +26956,6 @@
               <w:bottom w:val="single" w:sz="4" w:space="0" w:color="auto"/>
               <w:right w:val="nil"/>
             </w:tcBorders>
-            <w:shd w:val="clear" w:color="auto" w:fill="auto"/>
             <w:vAlign w:val="center"/>
           </w:tcPr>
           <w:p>
@@ -27304,7 +26977,6 @@
               <w:bottom w:val="single" w:sz="4" w:space="0" w:color="auto"/>
               <w:right w:val="single" w:sz="4" w:space="0" w:color="auto"/>
             </w:tcBorders>
-            <w:shd w:val="clear" w:color="auto" w:fill="auto"/>
             <w:vAlign w:val="center"/>
           </w:tcPr>
           <w:p>
@@ -27325,7 +26997,6 @@
               <w:bottom w:val="single" w:sz="4" w:space="0" w:color="auto"/>
               <w:right w:val="single" w:sz="4" w:space="0" w:color="auto"/>
             </w:tcBorders>
-            <w:shd w:val="clear" w:color="auto" w:fill="auto"/>
             <w:vAlign w:val="center"/>
           </w:tcPr>
           <w:p>
@@ -27351,7 +27022,6 @@
               <w:left w:val="single" w:sz="4" w:space="0" w:color="auto"/>
               <w:bottom w:val="single" w:sz="4" w:space="0" w:color="auto"/>
             </w:tcBorders>
-            <w:shd w:val="clear" w:color="auto" w:fill="auto"/>
             <w:vAlign w:val="center"/>
           </w:tcPr>
           <w:p>
@@ -27545,7 +27215,6 @@
               <w:top w:val="single" w:sz="4" w:space="0" w:color="auto"/>
               <w:right w:val="nil"/>
             </w:tcBorders>
-            <w:shd w:val="clear" w:color="auto" w:fill="auto"/>
             <w:vAlign w:val="center"/>
           </w:tcPr>
           <w:p>
@@ -27575,7 +27244,6 @@
               <w:left w:val="nil"/>
               <w:right w:val="single" w:sz="4" w:space="0" w:color="auto"/>
             </w:tcBorders>
-            <w:shd w:val="clear" w:color="auto" w:fill="auto"/>
             <w:vAlign w:val="center"/>
           </w:tcPr>
           <w:p>
@@ -27615,7 +27283,6 @@
               <w:left w:val="single" w:sz="4" w:space="0" w:color="auto"/>
               <w:bottom w:val="dashSmallGap" w:sz="4" w:space="0" w:color="auto"/>
             </w:tcBorders>
-            <w:shd w:val="clear" w:color="auto" w:fill="auto"/>
             <w:vAlign w:val="center"/>
           </w:tcPr>
           <w:p>
@@ -27757,7 +27424,6 @@
               <w:bottom w:val="single" w:sz="4" w:space="0" w:color="auto"/>
               <w:right w:val="nil"/>
             </w:tcBorders>
-            <w:shd w:val="clear" w:color="auto" w:fill="auto"/>
             <w:vAlign w:val="center"/>
           </w:tcPr>
           <w:p>
@@ -27779,7 +27445,6 @@
               <w:bottom w:val="single" w:sz="4" w:space="0" w:color="auto"/>
               <w:right w:val="single" w:sz="4" w:space="0" w:color="auto"/>
             </w:tcBorders>
-            <w:shd w:val="clear" w:color="auto" w:fill="auto"/>
             <w:vAlign w:val="center"/>
           </w:tcPr>
           <w:p>
@@ -27799,7 +27464,6 @@
               <w:left w:val="single" w:sz="4" w:space="0" w:color="auto"/>
               <w:bottom w:val="single" w:sz="4" w:space="0" w:color="auto"/>
             </w:tcBorders>
-            <w:shd w:val="clear" w:color="auto" w:fill="auto"/>
           </w:tcPr>
           <w:p>
             <w:pPr>
@@ -27846,7 +27510,6 @@
               <w:top w:val="single" w:sz="4" w:space="0" w:color="auto"/>
               <w:right w:val="nil"/>
             </w:tcBorders>
-            <w:shd w:val="clear" w:color="auto" w:fill="auto"/>
             <w:vAlign w:val="center"/>
           </w:tcPr>
           <w:p>
@@ -27876,7 +27539,6 @@
               <w:left w:val="nil"/>
               <w:right w:val="single" w:sz="4" w:space="0" w:color="auto"/>
             </w:tcBorders>
-            <w:shd w:val="clear" w:color="auto" w:fill="auto"/>
             <w:vAlign w:val="center"/>
           </w:tcPr>
           <w:p>
@@ -27917,7 +27579,6 @@
               <w:bottom w:val="dashSmallGap" w:sz="4" w:space="0" w:color="auto"/>
               <w:right w:val="single" w:sz="4" w:space="0" w:color="auto"/>
             </w:tcBorders>
-            <w:shd w:val="clear" w:color="auto" w:fill="auto"/>
             <w:vAlign w:val="center"/>
           </w:tcPr>
           <w:p>
@@ -27943,7 +27604,6 @@
               <w:left w:val="single" w:sz="4" w:space="0" w:color="auto"/>
               <w:bottom w:val="dashSmallGap" w:sz="4" w:space="0" w:color="auto"/>
             </w:tcBorders>
-            <w:shd w:val="clear" w:color="auto" w:fill="auto"/>
             <w:vAlign w:val="center"/>
           </w:tcPr>
           <w:p>
@@ -28136,7 +27796,6 @@
             <w:tcBorders>
               <w:right w:val="nil"/>
             </w:tcBorders>
-            <w:shd w:val="clear" w:color="auto" w:fill="auto"/>
             <w:vAlign w:val="center"/>
           </w:tcPr>
           <w:p>
@@ -28157,7 +27816,6 @@
               <w:left w:val="nil"/>
               <w:right w:val="single" w:sz="4" w:space="0" w:color="auto"/>
             </w:tcBorders>
-            <w:shd w:val="clear" w:color="auto" w:fill="auto"/>
             <w:vAlign w:val="center"/>
           </w:tcPr>
           <w:p>
@@ -28178,7 +27836,6 @@
               <w:bottom w:val="dashSmallGap" w:sz="4" w:space="0" w:color="auto"/>
               <w:right w:val="single" w:sz="4" w:space="0" w:color="auto"/>
             </w:tcBorders>
-            <w:shd w:val="clear" w:color="auto" w:fill="auto"/>
             <w:vAlign w:val="center"/>
           </w:tcPr>
           <w:p>
@@ -28204,7 +27861,6 @@
               <w:left w:val="single" w:sz="4" w:space="0" w:color="auto"/>
               <w:bottom w:val="dashSmallGap" w:sz="4" w:space="0" w:color="auto"/>
             </w:tcBorders>
-            <w:shd w:val="clear" w:color="auto" w:fill="auto"/>
             <w:vAlign w:val="center"/>
           </w:tcPr>
           <w:p>
@@ -28398,7 +28054,6 @@
               <w:bottom w:val="single" w:sz="4" w:space="0" w:color="auto"/>
               <w:right w:val="nil"/>
             </w:tcBorders>
-            <w:shd w:val="clear" w:color="auto" w:fill="auto"/>
             <w:vAlign w:val="center"/>
           </w:tcPr>
           <w:p>
@@ -28420,7 +28075,6 @@
               <w:bottom w:val="single" w:sz="4" w:space="0" w:color="auto"/>
               <w:right w:val="single" w:sz="4" w:space="0" w:color="auto"/>
             </w:tcBorders>
-            <w:shd w:val="clear" w:color="auto" w:fill="auto"/>
             <w:vAlign w:val="center"/>
           </w:tcPr>
           <w:p>
@@ -28441,7 +28095,6 @@
               <w:bottom w:val="single" w:sz="4" w:space="0" w:color="auto"/>
               <w:right w:val="single" w:sz="4" w:space="0" w:color="auto"/>
             </w:tcBorders>
-            <w:shd w:val="clear" w:color="auto" w:fill="auto"/>
             <w:vAlign w:val="center"/>
           </w:tcPr>
           <w:p>
@@ -28467,7 +28120,6 @@
               <w:left w:val="single" w:sz="4" w:space="0" w:color="auto"/>
               <w:bottom w:val="single" w:sz="4" w:space="0" w:color="auto"/>
             </w:tcBorders>
-            <w:shd w:val="clear" w:color="auto" w:fill="auto"/>
             <w:vAlign w:val="center"/>
           </w:tcPr>
           <w:p>
@@ -28661,7 +28313,6 @@
               <w:bottom w:val="single" w:sz="4" w:space="0" w:color="auto"/>
               <w:right w:val="nil"/>
             </w:tcBorders>
-            <w:shd w:val="clear" w:color="auto" w:fill="auto"/>
             <w:vAlign w:val="center"/>
           </w:tcPr>
           <w:p>
@@ -28691,7 +28342,6 @@
               <w:bottom w:val="single" w:sz="4" w:space="0" w:color="auto"/>
               <w:right w:val="single" w:sz="4" w:space="0" w:color="auto"/>
             </w:tcBorders>
-            <w:shd w:val="clear" w:color="auto" w:fill="auto"/>
             <w:vAlign w:val="center"/>
           </w:tcPr>
           <w:p>
@@ -28744,7 +28394,6 @@
               <w:left w:val="single" w:sz="4" w:space="0" w:color="auto"/>
               <w:bottom w:val="single" w:sz="4" w:space="0" w:color="auto"/>
             </w:tcBorders>
-            <w:shd w:val="clear" w:color="auto" w:fill="auto"/>
           </w:tcPr>
           <w:p>
             <w:pPr>
@@ -28780,7 +28429,6 @@
               <w:top w:val="single" w:sz="4" w:space="0" w:color="auto"/>
               <w:right w:val="nil"/>
             </w:tcBorders>
-            <w:shd w:val="clear" w:color="auto" w:fill="auto"/>
             <w:vAlign w:val="center"/>
           </w:tcPr>
           <w:p>
@@ -28810,7 +28458,6 @@
               <w:left w:val="nil"/>
               <w:right w:val="single" w:sz="4" w:space="0" w:color="auto"/>
             </w:tcBorders>
-            <w:shd w:val="clear" w:color="auto" w:fill="auto"/>
             <w:vAlign w:val="center"/>
           </w:tcPr>
           <w:p>
@@ -28846,7 +28493,7 @@
                 <w:rFonts w:asciiTheme="minorHAnsi" w:hAnsiTheme="minorHAnsi" w:cstheme="minorHAnsi"/>
               </w:rPr>
             </w:pPr>
-            <w:hyperlink r:id="rId12" w:history="1">
+            <w:hyperlink r:id="rId15" w:history="1">
               <w:r>
                 <w:rPr>
                   <w:rStyle w:val="Hyperlink"/>
@@ -28875,7 +28522,7 @@
                 <w:rFonts w:asciiTheme="minorHAnsi" w:hAnsiTheme="minorHAnsi" w:cstheme="minorHAnsi"/>
               </w:rPr>
             </w:pPr>
-            <w:hyperlink r:id="rId13" w:history="1">
+            <w:hyperlink r:id="rId16" w:history="1">
               <w:r>
                 <w:rPr>
                   <w:rStyle w:val="Hyperlink"/>
@@ -28917,7 +28564,6 @@
               <w:bottom w:val="dashSmallGap" w:sz="4" w:space="0" w:color="auto"/>
               <w:right w:val="single" w:sz="4" w:space="0" w:color="auto"/>
             </w:tcBorders>
-            <w:shd w:val="clear" w:color="auto" w:fill="auto"/>
             <w:vAlign w:val="center"/>
           </w:tcPr>
           <w:p>
@@ -28944,7 +28590,6 @@
               <w:left w:val="single" w:sz="4" w:space="0" w:color="auto"/>
               <w:bottom w:val="dashSmallGap" w:sz="4" w:space="0" w:color="auto"/>
             </w:tcBorders>
-            <w:shd w:val="clear" w:color="auto" w:fill="auto"/>
             <w:vAlign w:val="center"/>
           </w:tcPr>
           <w:p>
@@ -29137,7 +28782,6 @@
             <w:tcBorders>
               <w:right w:val="nil"/>
             </w:tcBorders>
-            <w:shd w:val="clear" w:color="auto" w:fill="auto"/>
             <w:vAlign w:val="center"/>
           </w:tcPr>
           <w:p>
@@ -29158,7 +28802,6 @@
               <w:left w:val="nil"/>
               <w:right w:val="single" w:sz="4" w:space="0" w:color="auto"/>
             </w:tcBorders>
-            <w:shd w:val="clear" w:color="auto" w:fill="auto"/>
             <w:vAlign w:val="center"/>
           </w:tcPr>
           <w:p>
@@ -29179,7 +28822,6 @@
               <w:bottom w:val="dashSmallGap" w:sz="4" w:space="0" w:color="auto"/>
               <w:right w:val="single" w:sz="4" w:space="0" w:color="auto"/>
             </w:tcBorders>
-            <w:shd w:val="clear" w:color="auto" w:fill="auto"/>
             <w:vAlign w:val="center"/>
           </w:tcPr>
           <w:p>
@@ -29205,7 +28847,6 @@
               <w:left w:val="single" w:sz="4" w:space="0" w:color="auto"/>
               <w:bottom w:val="dashSmallGap" w:sz="4" w:space="0" w:color="auto"/>
             </w:tcBorders>
-            <w:shd w:val="clear" w:color="auto" w:fill="auto"/>
             <w:vAlign w:val="center"/>
           </w:tcPr>
           <w:p>
@@ -29399,7 +29040,6 @@
               <w:bottom w:val="single" w:sz="4" w:space="0" w:color="auto"/>
               <w:right w:val="nil"/>
             </w:tcBorders>
-            <w:shd w:val="clear" w:color="auto" w:fill="auto"/>
             <w:vAlign w:val="center"/>
           </w:tcPr>
           <w:p>
@@ -29421,7 +29061,6 @@
               <w:bottom w:val="single" w:sz="4" w:space="0" w:color="auto"/>
               <w:right w:val="single" w:sz="4" w:space="0" w:color="auto"/>
             </w:tcBorders>
-            <w:shd w:val="clear" w:color="auto" w:fill="auto"/>
             <w:vAlign w:val="center"/>
           </w:tcPr>
           <w:p>
@@ -29442,7 +29081,6 @@
               <w:bottom w:val="single" w:sz="4" w:space="0" w:color="auto"/>
               <w:right w:val="single" w:sz="4" w:space="0" w:color="auto"/>
             </w:tcBorders>
-            <w:shd w:val="clear" w:color="auto" w:fill="auto"/>
             <w:vAlign w:val="center"/>
           </w:tcPr>
           <w:p>
@@ -29468,7 +29106,6 @@
               <w:left w:val="single" w:sz="4" w:space="0" w:color="auto"/>
               <w:bottom w:val="single" w:sz="4" w:space="0" w:color="auto"/>
             </w:tcBorders>
-            <w:shd w:val="clear" w:color="auto" w:fill="auto"/>
             <w:vAlign w:val="center"/>
           </w:tcPr>
           <w:p>
@@ -29662,7 +29299,6 @@
               <w:top w:val="single" w:sz="4" w:space="0" w:color="auto"/>
               <w:right w:val="nil"/>
             </w:tcBorders>
-            <w:shd w:val="clear" w:color="auto" w:fill="auto"/>
             <w:vAlign w:val="center"/>
           </w:tcPr>
           <w:p>
@@ -29692,7 +29328,6 @@
               <w:left w:val="nil"/>
               <w:right w:val="single" w:sz="4" w:space="0" w:color="auto"/>
             </w:tcBorders>
-            <w:shd w:val="clear" w:color="auto" w:fill="auto"/>
             <w:vAlign w:val="center"/>
           </w:tcPr>
           <w:p>
@@ -29740,7 +29375,6 @@
               <w:bottom w:val="dashSmallGap" w:sz="4" w:space="0" w:color="auto"/>
               <w:right w:val="single" w:sz="4" w:space="0" w:color="auto"/>
             </w:tcBorders>
-            <w:shd w:val="clear" w:color="auto" w:fill="auto"/>
             <w:vAlign w:val="center"/>
           </w:tcPr>
           <w:p>
@@ -29819,7 +29453,6 @@
               <w:left w:val="single" w:sz="4" w:space="0" w:color="auto"/>
               <w:bottom w:val="dashSmallGap" w:sz="4" w:space="0" w:color="auto"/>
             </w:tcBorders>
-            <w:shd w:val="clear" w:color="auto" w:fill="auto"/>
             <w:vAlign w:val="center"/>
           </w:tcPr>
           <w:p>
@@ -29899,7 +29532,6 @@
             <w:tcBorders>
               <w:right w:val="nil"/>
             </w:tcBorders>
-            <w:shd w:val="clear" w:color="auto" w:fill="auto"/>
           </w:tcPr>
           <w:p>
             <w:pPr>
@@ -29919,7 +29551,6 @@
               <w:left w:val="nil"/>
               <w:right w:val="single" w:sz="4" w:space="0" w:color="auto"/>
             </w:tcBorders>
-            <w:shd w:val="clear" w:color="auto" w:fill="auto"/>
             <w:vAlign w:val="center"/>
           </w:tcPr>
           <w:p>
@@ -29940,7 +29571,6 @@
               <w:bottom w:val="dashSmallGap" w:sz="4" w:space="0" w:color="auto"/>
               <w:right w:val="single" w:sz="4" w:space="0" w:color="auto"/>
             </w:tcBorders>
-            <w:shd w:val="clear" w:color="auto" w:fill="auto"/>
             <w:vAlign w:val="center"/>
           </w:tcPr>
           <w:p>
@@ -30019,7 +29649,6 @@
               <w:left w:val="single" w:sz="4" w:space="0" w:color="auto"/>
               <w:bottom w:val="dashSmallGap" w:sz="4" w:space="0" w:color="auto"/>
             </w:tcBorders>
-            <w:shd w:val="clear" w:color="auto" w:fill="auto"/>
             <w:vAlign w:val="center"/>
           </w:tcPr>
           <w:p>
@@ -30100,7 +29729,6 @@
               <w:bottom w:val="double" w:sz="6" w:space="0" w:color="000000"/>
               <w:right w:val="nil"/>
             </w:tcBorders>
-            <w:shd w:val="clear" w:color="auto" w:fill="auto"/>
           </w:tcPr>
           <w:p>
             <w:pPr>
@@ -30121,7 +29749,6 @@
               <w:bottom w:val="double" w:sz="6" w:space="0" w:color="000000"/>
               <w:right w:val="single" w:sz="4" w:space="0" w:color="auto"/>
             </w:tcBorders>
-            <w:shd w:val="clear" w:color="auto" w:fill="auto"/>
             <w:vAlign w:val="center"/>
           </w:tcPr>
           <w:p>
@@ -30142,7 +29769,6 @@
               <w:bottom w:val="double" w:sz="6" w:space="0" w:color="000000"/>
               <w:right w:val="single" w:sz="4" w:space="0" w:color="auto"/>
             </w:tcBorders>
-            <w:shd w:val="clear" w:color="auto" w:fill="auto"/>
             <w:vAlign w:val="center"/>
           </w:tcPr>
           <w:p>
@@ -30221,7 +29847,6 @@
               <w:left w:val="single" w:sz="4" w:space="0" w:color="auto"/>
               <w:bottom w:val="double" w:sz="6" w:space="0" w:color="000000"/>
             </w:tcBorders>
-            <w:shd w:val="clear" w:color="auto" w:fill="auto"/>
             <w:vAlign w:val="center"/>
           </w:tcPr>
           <w:p>
@@ -30302,7 +29927,6 @@
               <w:top w:val="single" w:sz="4" w:space="0" w:color="auto"/>
               <w:bottom w:val="single" w:sz="4" w:space="0" w:color="auto"/>
             </w:tcBorders>
-            <w:shd w:val="clear" w:color="auto" w:fill="auto"/>
           </w:tcPr>
           <w:p>
             <w:pPr>
@@ -30441,7 +30065,6 @@
               <w:top w:val="double" w:sz="6" w:space="0" w:color="000000"/>
               <w:right w:val="nil"/>
             </w:tcBorders>
-            <w:shd w:val="clear" w:color="auto" w:fill="auto"/>
             <w:vAlign w:val="center"/>
           </w:tcPr>
           <w:p>
@@ -30471,7 +30094,6 @@
               <w:left w:val="nil"/>
               <w:right w:val="single" w:sz="4" w:space="0" w:color="auto"/>
             </w:tcBorders>
-            <w:shd w:val="clear" w:color="auto" w:fill="auto"/>
             <w:vAlign w:val="center"/>
           </w:tcPr>
           <w:p>
@@ -30511,7 +30133,6 @@
               <w:left w:val="single" w:sz="4" w:space="0" w:color="auto"/>
               <w:bottom w:val="dashSmallGap" w:sz="4" w:space="0" w:color="auto"/>
             </w:tcBorders>
-            <w:shd w:val="clear" w:color="auto" w:fill="auto"/>
             <w:vAlign w:val="center"/>
           </w:tcPr>
           <w:p>
@@ -30653,7 +30274,6 @@
               <w:bottom w:val="single" w:sz="4" w:space="0" w:color="auto"/>
               <w:right w:val="nil"/>
             </w:tcBorders>
-            <w:shd w:val="clear" w:color="auto" w:fill="auto"/>
             <w:vAlign w:val="center"/>
           </w:tcPr>
           <w:p>
@@ -30675,7 +30295,6 @@
               <w:bottom w:val="single" w:sz="4" w:space="0" w:color="auto"/>
               <w:right w:val="single" w:sz="4" w:space="0" w:color="auto"/>
             </w:tcBorders>
-            <w:shd w:val="clear" w:color="auto" w:fill="auto"/>
             <w:vAlign w:val="center"/>
           </w:tcPr>
           <w:p>
@@ -30695,7 +30314,6 @@
               <w:left w:val="single" w:sz="4" w:space="0" w:color="auto"/>
               <w:bottom w:val="single" w:sz="4" w:space="0" w:color="auto"/>
             </w:tcBorders>
-            <w:shd w:val="clear" w:color="auto" w:fill="auto"/>
           </w:tcPr>
           <w:p>
             <w:pPr>
@@ -30764,7 +30382,6 @@
               <w:bottom w:val="single" w:sz="4" w:space="0" w:color="auto"/>
               <w:right w:val="nil"/>
             </w:tcBorders>
-            <w:shd w:val="clear" w:color="auto" w:fill="auto"/>
             <w:vAlign w:val="center"/>
           </w:tcPr>
           <w:p>
@@ -30794,7 +30411,6 @@
               <w:bottom w:val="single" w:sz="4" w:space="0" w:color="auto"/>
               <w:right w:val="single" w:sz="4" w:space="0" w:color="auto"/>
             </w:tcBorders>
-            <w:shd w:val="clear" w:color="auto" w:fill="auto"/>
             <w:vAlign w:val="center"/>
           </w:tcPr>
           <w:p>
@@ -30820,7 +30436,6 @@
               <w:left w:val="single" w:sz="4" w:space="0" w:color="auto"/>
               <w:bottom w:val="single" w:sz="4" w:space="0" w:color="auto"/>
             </w:tcBorders>
-            <w:shd w:val="clear" w:color="auto" w:fill="auto"/>
             <w:vAlign w:val="center"/>
           </w:tcPr>
           <w:p>
@@ -30962,7 +30577,6 @@
               <w:bottom w:val="single" w:sz="4" w:space="0" w:color="auto"/>
               <w:right w:val="nil"/>
             </w:tcBorders>
-            <w:shd w:val="clear" w:color="auto" w:fill="auto"/>
             <w:vAlign w:val="center"/>
           </w:tcPr>
           <w:p>
@@ -30992,7 +30606,6 @@
               <w:bottom w:val="single" w:sz="4" w:space="0" w:color="auto"/>
               <w:right w:val="single" w:sz="4" w:space="0" w:color="auto"/>
             </w:tcBorders>
-            <w:shd w:val="clear" w:color="auto" w:fill="auto"/>
             <w:vAlign w:val="center"/>
           </w:tcPr>
           <w:p>
@@ -31018,7 +30631,6 @@
               <w:left w:val="single" w:sz="4" w:space="0" w:color="auto"/>
               <w:bottom w:val="single" w:sz="4" w:space="0" w:color="auto"/>
             </w:tcBorders>
-            <w:shd w:val="clear" w:color="auto" w:fill="auto"/>
           </w:tcPr>
           <w:p>
             <w:pPr>
@@ -31054,7 +30666,6 @@
               <w:top w:val="single" w:sz="4" w:space="0" w:color="auto"/>
               <w:right w:val="nil"/>
             </w:tcBorders>
-            <w:shd w:val="clear" w:color="auto" w:fill="auto"/>
             <w:vAlign w:val="center"/>
           </w:tcPr>
           <w:p>
@@ -31084,7 +30695,6 @@
               <w:left w:val="nil"/>
               <w:right w:val="single" w:sz="4" w:space="0" w:color="auto"/>
             </w:tcBorders>
-            <w:shd w:val="clear" w:color="auto" w:fill="auto"/>
             <w:vAlign w:val="center"/>
           </w:tcPr>
           <w:p>
@@ -31111,7 +30721,6 @@
               <w:bottom w:val="single" w:sz="4" w:space="0" w:color="auto"/>
               <w:right w:val="single" w:sz="4" w:space="0" w:color="auto"/>
             </w:tcBorders>
-            <w:shd w:val="clear" w:color="auto" w:fill="auto"/>
           </w:tcPr>
           <w:p>
             <w:pPr>
@@ -31132,7 +30741,6 @@
               <w:bottom w:val="single" w:sz="4" w:space="0" w:color="auto"/>
               <w:right w:val="single" w:sz="4" w:space="0" w:color="auto"/>
             </w:tcBorders>
-            <w:shd w:val="clear" w:color="auto" w:fill="auto"/>
           </w:tcPr>
           <w:p>
             <w:pPr>
@@ -31157,7 +30765,6 @@
               <w:left w:val="single" w:sz="4" w:space="0" w:color="auto"/>
               <w:bottom w:val="single" w:sz="4" w:space="0" w:color="auto"/>
             </w:tcBorders>
-            <w:shd w:val="clear" w:color="auto" w:fill="auto"/>
           </w:tcPr>
           <w:p>
             <w:pPr>
@@ -31198,7 +30805,6 @@
             <w:tcBorders>
               <w:right w:val="nil"/>
             </w:tcBorders>
-            <w:shd w:val="clear" w:color="auto" w:fill="auto"/>
             <w:vAlign w:val="center"/>
           </w:tcPr>
           <w:p>
@@ -31219,7 +30825,6 @@
               <w:left w:val="nil"/>
               <w:right w:val="single" w:sz="4" w:space="0" w:color="auto"/>
             </w:tcBorders>
-            <w:shd w:val="clear" w:color="auto" w:fill="auto"/>
             <w:vAlign w:val="center"/>
           </w:tcPr>
           <w:p>
@@ -31240,7 +30845,6 @@
               <w:bottom w:val="dashSmallGap" w:sz="4" w:space="0" w:color="auto"/>
               <w:right w:val="single" w:sz="4" w:space="0" w:color="auto"/>
             </w:tcBorders>
-            <w:shd w:val="clear" w:color="auto" w:fill="auto"/>
           </w:tcPr>
           <w:p>
             <w:pPr>
@@ -31267,7 +30871,6 @@
               <w:bottom w:val="dashSmallGap" w:sz="4" w:space="0" w:color="auto"/>
               <w:right w:val="single" w:sz="4" w:space="0" w:color="auto"/>
             </w:tcBorders>
-            <w:shd w:val="clear" w:color="auto" w:fill="auto"/>
             <w:vAlign w:val="center"/>
           </w:tcPr>
           <w:p>
@@ -31327,7 +30930,6 @@
               <w:left w:val="single" w:sz="4" w:space="0" w:color="auto"/>
               <w:bottom w:val="dashSmallGap" w:sz="4" w:space="0" w:color="auto"/>
             </w:tcBorders>
-            <w:shd w:val="clear" w:color="auto" w:fill="auto"/>
             <w:vAlign w:val="center"/>
           </w:tcPr>
           <w:p>
@@ -31403,7 +31005,6 @@
             <w:tcBorders>
               <w:right w:val="nil"/>
             </w:tcBorders>
-            <w:shd w:val="clear" w:color="auto" w:fill="auto"/>
             <w:vAlign w:val="center"/>
           </w:tcPr>
           <w:p>
@@ -31424,7 +31025,6 @@
               <w:left w:val="nil"/>
               <w:right w:val="single" w:sz="4" w:space="0" w:color="auto"/>
             </w:tcBorders>
-            <w:shd w:val="clear" w:color="auto" w:fill="auto"/>
             <w:vAlign w:val="center"/>
           </w:tcPr>
           <w:p>
@@ -31445,7 +31045,6 @@
               <w:bottom w:val="dashSmallGap" w:sz="4" w:space="0" w:color="auto"/>
               <w:right w:val="single" w:sz="4" w:space="0" w:color="auto"/>
             </w:tcBorders>
-            <w:shd w:val="clear" w:color="auto" w:fill="auto"/>
           </w:tcPr>
           <w:p>
             <w:pPr>
@@ -31472,7 +31071,6 @@
               <w:bottom w:val="dashSmallGap" w:sz="4" w:space="0" w:color="auto"/>
               <w:right w:val="single" w:sz="4" w:space="0" w:color="auto"/>
             </w:tcBorders>
-            <w:shd w:val="clear" w:color="auto" w:fill="auto"/>
             <w:vAlign w:val="center"/>
           </w:tcPr>
           <w:p>
@@ -31532,7 +31130,6 @@
               <w:left w:val="single" w:sz="4" w:space="0" w:color="auto"/>
               <w:bottom w:val="dashSmallGap" w:sz="4" w:space="0" w:color="auto"/>
             </w:tcBorders>
-            <w:shd w:val="clear" w:color="auto" w:fill="auto"/>
             <w:vAlign w:val="center"/>
           </w:tcPr>
           <w:p>
@@ -31609,7 +31206,6 @@
               <w:bottom w:val="single" w:sz="4" w:space="0" w:color="auto"/>
               <w:right w:val="nil"/>
             </w:tcBorders>
-            <w:shd w:val="clear" w:color="auto" w:fill="auto"/>
             <w:vAlign w:val="center"/>
           </w:tcPr>
           <w:p>
@@ -31631,7 +31227,6 @@
               <w:bottom w:val="single" w:sz="4" w:space="0" w:color="auto"/>
               <w:right w:val="single" w:sz="4" w:space="0" w:color="auto"/>
             </w:tcBorders>
-            <w:shd w:val="clear" w:color="auto" w:fill="auto"/>
             <w:vAlign w:val="center"/>
           </w:tcPr>
           <w:p>
@@ -31652,7 +31247,6 @@
               <w:bottom w:val="single" w:sz="4" w:space="0" w:color="auto"/>
               <w:right w:val="single" w:sz="4" w:space="0" w:color="auto"/>
             </w:tcBorders>
-            <w:shd w:val="clear" w:color="auto" w:fill="auto"/>
           </w:tcPr>
           <w:p>
             <w:pPr>
@@ -31679,7 +31273,6 @@
               <w:bottom w:val="single" w:sz="4" w:space="0" w:color="auto"/>
               <w:right w:val="single" w:sz="4" w:space="0" w:color="auto"/>
             </w:tcBorders>
-            <w:shd w:val="clear" w:color="auto" w:fill="auto"/>
             <w:vAlign w:val="center"/>
           </w:tcPr>
           <w:p>
@@ -31739,7 +31332,6 @@
               <w:left w:val="single" w:sz="4" w:space="0" w:color="auto"/>
               <w:bottom w:val="single" w:sz="4" w:space="0" w:color="auto"/>
             </w:tcBorders>
-            <w:shd w:val="clear" w:color="auto" w:fill="auto"/>
             <w:vAlign w:val="center"/>
           </w:tcPr>
           <w:p>
@@ -31816,7 +31408,6 @@
               <w:top w:val="single" w:sz="4" w:space="0" w:color="auto"/>
               <w:right w:val="nil"/>
             </w:tcBorders>
-            <w:shd w:val="clear" w:color="auto" w:fill="auto"/>
             <w:vAlign w:val="center"/>
           </w:tcPr>
           <w:p>
@@ -31846,7 +31437,6 @@
               <w:left w:val="nil"/>
               <w:right w:val="single" w:sz="4" w:space="0" w:color="auto"/>
             </w:tcBorders>
-            <w:shd w:val="clear" w:color="auto" w:fill="auto"/>
             <w:vAlign w:val="center"/>
           </w:tcPr>
           <w:p>
@@ -31872,7 +31462,6 @@
               <w:left w:val="single" w:sz="4" w:space="0" w:color="auto"/>
               <w:bottom w:val="dashSmallGap" w:sz="4" w:space="0" w:color="auto"/>
             </w:tcBorders>
-            <w:shd w:val="clear" w:color="auto" w:fill="auto"/>
             <w:vAlign w:val="center"/>
           </w:tcPr>
           <w:p>
@@ -32014,7 +31603,6 @@
               <w:bottom w:val="single" w:sz="4" w:space="0" w:color="auto"/>
               <w:right w:val="nil"/>
             </w:tcBorders>
-            <w:shd w:val="clear" w:color="auto" w:fill="auto"/>
             <w:vAlign w:val="center"/>
           </w:tcPr>
           <w:p>
@@ -32036,7 +31624,6 @@
               <w:bottom w:val="single" w:sz="4" w:space="0" w:color="auto"/>
               <w:right w:val="single" w:sz="4" w:space="0" w:color="auto"/>
             </w:tcBorders>
-            <w:shd w:val="clear" w:color="auto" w:fill="auto"/>
             <w:vAlign w:val="center"/>
           </w:tcPr>
           <w:p>
@@ -32056,7 +31643,6 @@
               <w:left w:val="single" w:sz="4" w:space="0" w:color="auto"/>
               <w:bottom w:val="single" w:sz="4" w:space="0" w:color="auto"/>
             </w:tcBorders>
-            <w:shd w:val="clear" w:color="auto" w:fill="auto"/>
           </w:tcPr>
           <w:p>
             <w:pPr>
@@ -32123,7 +31709,6 @@
               <w:bottom w:val="single" w:sz="4" w:space="0" w:color="auto"/>
               <w:right w:val="nil"/>
             </w:tcBorders>
-            <w:shd w:val="clear" w:color="auto" w:fill="auto"/>
             <w:vAlign w:val="center"/>
           </w:tcPr>
           <w:p>
@@ -32153,7 +31738,6 @@
               <w:bottom w:val="single" w:sz="4" w:space="0" w:color="auto"/>
               <w:right w:val="single" w:sz="4" w:space="0" w:color="auto"/>
             </w:tcBorders>
-            <w:shd w:val="clear" w:color="auto" w:fill="auto"/>
             <w:vAlign w:val="center"/>
           </w:tcPr>
           <w:p>
@@ -32193,7 +31777,6 @@
               <w:left w:val="single" w:sz="4" w:space="0" w:color="auto"/>
               <w:bottom w:val="single" w:sz="4" w:space="0" w:color="auto"/>
             </w:tcBorders>
-            <w:shd w:val="clear" w:color="auto" w:fill="auto"/>
             <w:vAlign w:val="center"/>
           </w:tcPr>
           <w:p>
@@ -32335,7 +31918,6 @@
               <w:bottom w:val="double" w:sz="6" w:space="0" w:color="000000"/>
               <w:right w:val="nil"/>
             </w:tcBorders>
-            <w:shd w:val="clear" w:color="auto" w:fill="auto"/>
             <w:vAlign w:val="center"/>
           </w:tcPr>
           <w:p>
@@ -32365,7 +31947,6 @@
               <w:bottom w:val="double" w:sz="6" w:space="0" w:color="000000"/>
               <w:right w:val="single" w:sz="4" w:space="0" w:color="auto"/>
             </w:tcBorders>
-            <w:shd w:val="clear" w:color="auto" w:fill="auto"/>
             <w:vAlign w:val="center"/>
           </w:tcPr>
           <w:p>
@@ -32391,7 +31972,6 @@
               <w:left w:val="single" w:sz="4" w:space="0" w:color="auto"/>
               <w:bottom w:val="double" w:sz="6" w:space="0" w:color="000000"/>
             </w:tcBorders>
-            <w:shd w:val="clear" w:color="auto" w:fill="auto"/>
           </w:tcPr>
           <w:p>
             <w:pPr>
@@ -32427,7 +32007,6 @@
               <w:top w:val="single" w:sz="4" w:space="0" w:color="auto"/>
               <w:bottom w:val="single" w:sz="4" w:space="0" w:color="auto"/>
             </w:tcBorders>
-            <w:shd w:val="clear" w:color="auto" w:fill="auto"/>
           </w:tcPr>
           <w:p>
             <w:pPr>
@@ -32567,7 +32146,6 @@
               <w:top w:val="double" w:sz="6" w:space="0" w:color="000000"/>
               <w:right w:val="nil"/>
             </w:tcBorders>
-            <w:shd w:val="clear" w:color="auto" w:fill="auto"/>
             <w:vAlign w:val="center"/>
           </w:tcPr>
           <w:p>
@@ -32597,7 +32175,6 @@
               <w:left w:val="nil"/>
               <w:right w:val="single" w:sz="4" w:space="0" w:color="auto"/>
             </w:tcBorders>
-            <w:shd w:val="clear" w:color="auto" w:fill="auto"/>
             <w:vAlign w:val="center"/>
           </w:tcPr>
           <w:p>
@@ -32645,7 +32222,6 @@
               <w:left w:val="single" w:sz="4" w:space="0" w:color="auto"/>
               <w:bottom w:val="dashSmallGap" w:sz="4" w:space="0" w:color="auto"/>
             </w:tcBorders>
-            <w:shd w:val="clear" w:color="auto" w:fill="auto"/>
             <w:vAlign w:val="center"/>
           </w:tcPr>
           <w:p>
@@ -32787,7 +32363,6 @@
               <w:bottom w:val="single" w:sz="4" w:space="0" w:color="auto"/>
               <w:right w:val="nil"/>
             </w:tcBorders>
-            <w:shd w:val="clear" w:color="auto" w:fill="auto"/>
             <w:vAlign w:val="center"/>
           </w:tcPr>
           <w:p>
@@ -32809,7 +32384,6 @@
               <w:bottom w:val="single" w:sz="4" w:space="0" w:color="auto"/>
               <w:right w:val="single" w:sz="4" w:space="0" w:color="auto"/>
             </w:tcBorders>
-            <w:shd w:val="clear" w:color="auto" w:fill="auto"/>
             <w:vAlign w:val="center"/>
           </w:tcPr>
           <w:p>
@@ -32829,7 +32403,6 @@
               <w:left w:val="single" w:sz="4" w:space="0" w:color="auto"/>
               <w:bottom w:val="single" w:sz="4" w:space="0" w:color="auto"/>
             </w:tcBorders>
-            <w:shd w:val="clear" w:color="auto" w:fill="auto"/>
           </w:tcPr>
           <w:p>
             <w:pPr>
@@ -32878,7 +32451,6 @@
               <w:top w:val="single" w:sz="4" w:space="0" w:color="auto"/>
               <w:right w:val="nil"/>
             </w:tcBorders>
-            <w:shd w:val="clear" w:color="auto" w:fill="auto"/>
             <w:vAlign w:val="center"/>
           </w:tcPr>
           <w:p>
@@ -32908,7 +32480,6 @@
               <w:left w:val="nil"/>
               <w:right w:val="single" w:sz="4" w:space="0" w:color="auto"/>
             </w:tcBorders>
-            <w:shd w:val="clear" w:color="auto" w:fill="auto"/>
             <w:vAlign w:val="center"/>
           </w:tcPr>
           <w:p>
@@ -32948,7 +32519,6 @@
               <w:left w:val="single" w:sz="4" w:space="0" w:color="auto"/>
               <w:bottom w:val="dashSmallGap" w:sz="4" w:space="0" w:color="auto"/>
             </w:tcBorders>
-            <w:shd w:val="clear" w:color="auto" w:fill="auto"/>
             <w:vAlign w:val="center"/>
           </w:tcPr>
           <w:p>
@@ -33090,7 +32660,6 @@
               <w:bottom w:val="single" w:sz="4" w:space="0" w:color="auto"/>
               <w:right w:val="nil"/>
             </w:tcBorders>
-            <w:shd w:val="clear" w:color="auto" w:fill="auto"/>
             <w:vAlign w:val="center"/>
           </w:tcPr>
           <w:p>
@@ -33112,7 +32681,6 @@
               <w:bottom w:val="single" w:sz="4" w:space="0" w:color="auto"/>
               <w:right w:val="single" w:sz="4" w:space="0" w:color="auto"/>
             </w:tcBorders>
-            <w:shd w:val="clear" w:color="auto" w:fill="auto"/>
             <w:vAlign w:val="center"/>
           </w:tcPr>
           <w:p>
@@ -33132,7 +32700,6 @@
               <w:left w:val="single" w:sz="4" w:space="0" w:color="auto"/>
               <w:bottom w:val="single" w:sz="4" w:space="0" w:color="auto"/>
             </w:tcBorders>
-            <w:shd w:val="clear" w:color="auto" w:fill="auto"/>
           </w:tcPr>
           <w:p>
             <w:pPr>
@@ -33179,7 +32746,6 @@
               <w:bottom w:val="single" w:sz="4" w:space="0" w:color="auto"/>
               <w:right w:val="nil"/>
             </w:tcBorders>
-            <w:shd w:val="clear" w:color="auto" w:fill="auto"/>
             <w:vAlign w:val="center"/>
           </w:tcPr>
           <w:p>
@@ -33209,7 +32775,6 @@
               <w:bottom w:val="single" w:sz="4" w:space="0" w:color="auto"/>
               <w:right w:val="single" w:sz="4" w:space="0" w:color="auto"/>
             </w:tcBorders>
-            <w:shd w:val="clear" w:color="auto" w:fill="auto"/>
             <w:vAlign w:val="center"/>
           </w:tcPr>
           <w:p>
@@ -33302,7 +32867,6 @@
               <w:left w:val="single" w:sz="4" w:space="0" w:color="auto"/>
               <w:bottom w:val="single" w:sz="4" w:space="0" w:color="auto"/>
             </w:tcBorders>
-            <w:shd w:val="clear" w:color="auto" w:fill="auto"/>
           </w:tcPr>
           <w:p>
             <w:pPr>
@@ -33338,7 +32902,6 @@
               <w:bottom w:val="single" w:sz="4" w:space="0" w:color="auto"/>
               <w:right w:val="nil"/>
             </w:tcBorders>
-            <w:shd w:val="clear" w:color="auto" w:fill="auto"/>
             <w:vAlign w:val="center"/>
           </w:tcPr>
           <w:p>
@@ -33368,7 +32931,6 @@
               <w:bottom w:val="single" w:sz="4" w:space="0" w:color="auto"/>
               <w:right w:val="single" w:sz="4" w:space="0" w:color="auto"/>
             </w:tcBorders>
-            <w:shd w:val="clear" w:color="auto" w:fill="auto"/>
             <w:vAlign w:val="center"/>
           </w:tcPr>
           <w:p>
@@ -33427,7 +32989,6 @@
               <w:left w:val="single" w:sz="4" w:space="0" w:color="auto"/>
               <w:bottom w:val="single" w:sz="4" w:space="0" w:color="auto"/>
             </w:tcBorders>
-            <w:shd w:val="clear" w:color="auto" w:fill="auto"/>
             <w:vAlign w:val="center"/>
           </w:tcPr>
           <w:p>
@@ -33482,7 +33043,6 @@
               <w:bottom w:val="single" w:sz="4" w:space="0" w:color="auto"/>
               <w:right w:val="nil"/>
             </w:tcBorders>
-            <w:shd w:val="clear" w:color="auto" w:fill="auto"/>
             <w:vAlign w:val="center"/>
           </w:tcPr>
           <w:p>
@@ -33512,7 +33072,6 @@
               <w:bottom w:val="single" w:sz="4" w:space="0" w:color="auto"/>
               <w:right w:val="single" w:sz="4" w:space="0" w:color="auto"/>
             </w:tcBorders>
-            <w:shd w:val="clear" w:color="auto" w:fill="auto"/>
             <w:vAlign w:val="center"/>
           </w:tcPr>
           <w:p>
@@ -33592,7 +33151,6 @@
               <w:left w:val="single" w:sz="4" w:space="0" w:color="auto"/>
               <w:bottom w:val="single" w:sz="4" w:space="0" w:color="auto"/>
             </w:tcBorders>
-            <w:shd w:val="clear" w:color="auto" w:fill="auto"/>
           </w:tcPr>
           <w:p>
             <w:pPr>
@@ -33641,7 +33199,6 @@
               <w:top w:val="single" w:sz="4" w:space="0" w:color="auto"/>
               <w:right w:val="nil"/>
             </w:tcBorders>
-            <w:shd w:val="clear" w:color="auto" w:fill="auto"/>
             <w:vAlign w:val="center"/>
           </w:tcPr>
           <w:p>
@@ -33671,7 +33228,6 @@
               <w:left w:val="nil"/>
               <w:right w:val="single" w:sz="4" w:space="0" w:color="auto"/>
             </w:tcBorders>
-            <w:shd w:val="clear" w:color="auto" w:fill="auto"/>
             <w:vAlign w:val="center"/>
           </w:tcPr>
           <w:p>
@@ -33711,7 +33267,6 @@
               <w:left w:val="single" w:sz="4" w:space="0" w:color="auto"/>
               <w:bottom w:val="dashSmallGap" w:sz="4" w:space="0" w:color="auto"/>
             </w:tcBorders>
-            <w:shd w:val="clear" w:color="auto" w:fill="auto"/>
             <w:vAlign w:val="center"/>
           </w:tcPr>
           <w:p>
@@ -33853,7 +33408,6 @@
               <w:bottom w:val="double" w:sz="6" w:space="0" w:color="000000"/>
               <w:right w:val="nil"/>
             </w:tcBorders>
-            <w:shd w:val="clear" w:color="auto" w:fill="auto"/>
           </w:tcPr>
           <w:p>
             <w:pPr>
@@ -33874,7 +33428,6 @@
               <w:bottom w:val="double" w:sz="6" w:space="0" w:color="000000"/>
               <w:right w:val="single" w:sz="4" w:space="0" w:color="auto"/>
             </w:tcBorders>
-            <w:shd w:val="clear" w:color="auto" w:fill="auto"/>
             <w:vAlign w:val="center"/>
           </w:tcPr>
           <w:p>
@@ -33894,7 +33447,6 @@
               <w:left w:val="single" w:sz="4" w:space="0" w:color="auto"/>
               <w:bottom w:val="double" w:sz="6" w:space="0" w:color="000000"/>
             </w:tcBorders>
-            <w:shd w:val="clear" w:color="auto" w:fill="auto"/>
           </w:tcPr>
           <w:p>
             <w:pPr>
@@ -33937,7 +33489,6 @@
               <w:top w:val="double" w:sz="6" w:space="0" w:color="000000"/>
               <w:bottom w:val="double" w:sz="6" w:space="0" w:color="000000"/>
             </w:tcBorders>
-            <w:shd w:val="clear" w:color="auto" w:fill="auto"/>
           </w:tcPr>
           <w:p>
             <w:pPr>
@@ -33981,7 +33532,6 @@
             <w:tcBorders>
               <w:top w:val="single" w:sz="4" w:space="0" w:color="auto"/>
             </w:tcBorders>
-            <w:shd w:val="clear" w:color="auto" w:fill="auto"/>
           </w:tcPr>
           <w:p>
             <w:pPr>
@@ -34026,7 +33576,7 @@
                 <w:rFonts w:asciiTheme="minorHAnsi" w:hAnsiTheme="minorHAnsi" w:cstheme="minorHAnsi"/>
               </w:rPr>
             </w:pPr>
-            <w:hyperlink r:id="rId14" w:history="1">
+            <w:hyperlink r:id="rId17" w:history="1">
               <w:r>
                 <w:rPr>
                   <w:rStyle w:val="Hyperlink"/>
@@ -34051,7 +33601,7 @@
                 <w:rFonts w:asciiTheme="minorHAnsi" w:hAnsiTheme="minorHAnsi" w:cstheme="minorHAnsi"/>
               </w:rPr>
             </w:pPr>
-            <w:hyperlink r:id="rId15" w:history="1">
+            <w:hyperlink r:id="rId18" w:history="1">
               <w:r>
                 <w:rPr>
                   <w:rStyle w:val="Hyperlink"/>
@@ -34076,7 +33626,7 @@
                 <w:rFonts w:asciiTheme="minorHAnsi" w:hAnsiTheme="minorHAnsi" w:cstheme="minorHAnsi"/>
               </w:rPr>
             </w:pPr>
-            <w:hyperlink r:id="rId16" w:history="1">
+            <w:hyperlink r:id="rId19" w:history="1">
               <w:r>
                 <w:rPr>
                   <w:rStyle w:val="Hyperlink"/>
@@ -34101,7 +33651,7 @@
                 <w:rFonts w:asciiTheme="minorHAnsi" w:hAnsiTheme="minorHAnsi" w:cstheme="minorHAnsi"/>
               </w:rPr>
             </w:pPr>
-            <w:hyperlink r:id="rId17" w:history="1">
+            <w:hyperlink r:id="rId20" w:history="1">
               <w:r>
                 <w:rPr>
                   <w:rStyle w:val="Hyperlink"/>
@@ -34126,7 +33676,7 @@
                 <w:rFonts w:asciiTheme="minorHAnsi" w:hAnsiTheme="minorHAnsi" w:cstheme="minorHAnsi"/>
               </w:rPr>
             </w:pPr>
-            <w:hyperlink r:id="rId18" w:history="1">
+            <w:hyperlink r:id="rId21" w:history="1">
               <w:r>
                 <w:rPr>
                   <w:rStyle w:val="Hyperlink"/>
@@ -34150,7 +33700,7 @@
                 <w:rStyle w:val="Hyperlink"/>
               </w:rPr>
             </w:pPr>
-            <w:hyperlink r:id="rId19" w:history="1">
+            <w:hyperlink r:id="rId22" w:history="1">
               <w:r>
                 <w:rPr>
                   <w:rStyle w:val="Hyperlink"/>
@@ -34171,7 +33721,6 @@
                 </w:rPr>
                 <w:t>…………………………………….</w:t>
               </w:r>
-              <w:proofErr w:type="spellStart"/>
               <w:r>
                 <w:rPr>
                   <w:rStyle w:val="Hyperlink"/>
@@ -34179,7 +33728,6 @@
                 </w:rPr>
                 <w:t>curity</w:t>
               </w:r>
-              <w:proofErr w:type="spellEnd"/>
             </w:hyperlink>
             <w:r>
               <w:rPr>
@@ -34198,7 +33746,7 @@
             <w:r>
               <w:t>0                0.</w:t>
             </w:r>
-            <w:hyperlink r:id="rId20" w:history="1">
+            <w:hyperlink r:id="rId23" w:history="1">
               <w:r>
                 <w:rPr>
                   <w:rStyle w:val="Hyperlink"/>
@@ -34246,10 +33794,10 @@
       </w:r>
     </w:p>
     <w:sectPr>
-      <w:headerReference w:type="default" r:id="rId21"/>
-      <w:footerReference w:type="default" r:id="rId22"/>
-      <w:headerReference w:type="first" r:id="rId23"/>
-      <w:footerReference w:type="first" r:id="rId24"/>
+      <w:headerReference w:type="default" r:id="rId24"/>
+      <w:footerReference w:type="default" r:id="rId25"/>
+      <w:headerReference w:type="first" r:id="rId26"/>
+      <w:footerReference w:type="first" r:id="rId27"/>
       <w:pgSz w:w="12240" w:h="15840" w:code="1"/>
       <w:pgMar w:top="567" w:right="561" w:bottom="244" w:left="561" w:header="720" w:footer="720" w:gutter="0"/>
       <w:cols w:space="720"/>
@@ -36299,7 +35847,7 @@
   <w:docParts>
     <w:docPart>
       <w:docPartPr>
-        <w:name w:val="24C9C6BDFDB24E31858F77CAAAEB22EB"/>
+        <w:name w:val="DefaultPlaceholder_-1854013440"/>
         <w:category>
           <w:name w:val="General"/>
           <w:gallery w:val="placeholder"/>
@@ -36310,67 +35858,7 @@
         <w:behaviors>
           <w:behavior w:val="content"/>
         </w:behaviors>
-        <w:guid w:val="{1AF6942F-51B4-450E-8FFA-EA40B002B7D7}"/>
-      </w:docPartPr>
-      <w:docPartBody>
-        <w:p>
-          <w:pPr>
-            <w:pStyle w:val="24C9C6BDFDB24E31858F77CAAAEB22EB"/>
-          </w:pPr>
-          <w:r>
-            <w:rPr>
-              <w:rStyle w:val="PlaceholderText"/>
-              <w:highlight w:val="cyan"/>
-            </w:rPr>
-            <w:t>Click or tap to enter a date.</w:t>
-          </w:r>
-        </w:p>
-      </w:docPartBody>
-    </w:docPart>
-    <w:docPart>
-      <w:docPartPr>
-        <w:name w:val="4DC88DD51E274C6888A86B240AC60768"/>
-        <w:category>
-          <w:name w:val="General"/>
-          <w:gallery w:val="placeholder"/>
-        </w:category>
-        <w:types>
-          <w:type w:val="bbPlcHdr"/>
-        </w:types>
-        <w:behaviors>
-          <w:behavior w:val="content"/>
-        </w:behaviors>
-        <w:guid w:val="{545B5DE0-052C-496D-92F2-6A307F5E7CE6}"/>
-      </w:docPartPr>
-      <w:docPartBody>
-        <w:p>
-          <w:pPr>
-            <w:pStyle w:val="4DC88DD51E274C6888A86B240AC60768"/>
-          </w:pPr>
-          <w:r>
-            <w:rPr>
-              <w:rStyle w:val="PlaceholderText"/>
-              <w:highlight w:val="cyan"/>
-            </w:rPr>
-            <w:t>Click or tap to enter a date.</w:t>
-          </w:r>
-        </w:p>
-      </w:docPartBody>
-    </w:docPart>
-    <w:docPart>
-      <w:docPartPr>
-        <w:name w:val="DefaultPlaceholder_-1854013438"/>
-        <w:category>
-          <w:name w:val="General"/>
-          <w:gallery w:val="placeholder"/>
-        </w:category>
-        <w:types>
-          <w:type w:val="bbPlcHdr"/>
-        </w:types>
-        <w:behaviors>
-          <w:behavior w:val="content"/>
-        </w:behaviors>
-        <w:guid w:val="{137CBEDE-D7B7-4929-A4E9-99B59E9D7FB5}"/>
+        <w:guid w:val="{DD8E6EB7-0F0D-42B2-949A-4E17DA1F5E81}"/>
       </w:docPartPr>
       <w:docPartBody>
         <w:p>
@@ -36378,7 +35866,7 @@
             <w:rPr>
               <w:rStyle w:val="PlaceholderText"/>
             </w:rPr>
-            <w:t>Choose an item.</w:t>
+            <w:t>Click or tap here to enter text.</w:t>
           </w:r>
         </w:p>
       </w:docPartBody>
@@ -36431,21 +35919,6 @@
     <w:pitch w:val="variable"/>
     <w:sig w:usb0="E4002EFF" w:usb1="C200247B" w:usb2="00000009" w:usb3="00000000" w:csb0="000001FF" w:csb1="00000000"/>
   </w:font>
-  <w:font w:name="Segoe UI Symbol">
-    <w:panose1 w:val="020B0502040204020203"/>
-    <w:charset w:val="00"/>
-    <w:family w:val="swiss"/>
-    <w:pitch w:val="variable"/>
-    <w:sig w:usb0="800001E3" w:usb1="1200FFEF" w:usb2="00040000" w:usb3="00000000" w:csb0="00000001" w:csb1="00000000"/>
-  </w:font>
-  <w:font w:name="MS Gothic">
-    <w:altName w:val="ＭＳ ゴシック"/>
-    <w:panose1 w:val="020B0609070205080204"/>
-    <w:charset w:val="80"/>
-    <w:family w:val="modern"/>
-    <w:pitch w:val="fixed"/>
-    <w:sig w:usb0="E00002FF" w:usb1="6AC7FDFB" w:usb2="08000012" w:usb3="00000000" w:csb0="0002009F" w:csb1="00000000"/>
-  </w:font>
   <w:font w:name="Arial">
     <w:panose1 w:val="020B0604020202020204"/>
     <w:charset w:val="00"/>
@@ -36478,7 +35951,6 @@
 <file path=word/glossary/settings.xml><?xml version="1.0" encoding="utf-8"?>
 <w:settings xmlns:mc="http://schemas.openxmlformats.org/markup-compatibility/2006" xmlns:o="urn:schemas-microsoft-com:office:office" xmlns:r="http://schemas.openxmlformats.org/officeDocument/2006/relationships" xmlns:m="http://schemas.openxmlformats.org/officeDocument/2006/math" xmlns:v="urn:schemas-microsoft-com:vml" xmlns:w10="urn:schemas-microsoft-com:office:word" xmlns:w="http://schemas.openxmlformats.org/wordprocessingml/2006/main" xmlns:w14="http://schemas.microsoft.com/office/word/2010/wordml" xmlns:w15="http://schemas.microsoft.com/office/word/2012/wordml" xmlns:w16cex="http://schemas.microsoft.com/office/word/2018/wordml/cex" xmlns:w16cid="http://schemas.microsoft.com/office/word/2016/wordml/cid" xmlns:w16="http://schemas.microsoft.com/office/word/2018/wordml" xmlns:w16du="http://schemas.microsoft.com/office/word/2023/wordml/word16du" xmlns:w16sdtdh="http://schemas.microsoft.com/office/word/2020/wordml/sdtdatahash" xmlns:w16sdtfl="http://schemas.microsoft.com/office/word/2024/wordml/sdtformatlock" xmlns:w16se="http://schemas.microsoft.com/office/word/2015/wordml/symex" xmlns:sl="http://schemas.openxmlformats.org/schemaLibrary/2006/main" mc:Ignorable="w14 w15 w16se w16cid w16 w16cex w16sdtdh w16sdtfl w16du">
   <w:view w:val="normal"/>
-  <w:revisionView w:inkAnnotations="0"/>
   <w:defaultTabStop w:val="720"/>
   <w:characterSpacingControl w:val="doNotCompress"/>
   <w:compat>
@@ -36494,6 +35966,7 @@
     <w:rsidRoot w:val="0021272E"/>
     <w:rsid w:val="00002A02"/>
     <w:rsid w:val="00072A7E"/>
+    <w:rsid w:val="000972F0"/>
     <w:rsid w:val="000C1D12"/>
     <w:rsid w:val="000D2339"/>
     <w:rsid w:val="00114D89"/>
@@ -36517,6 +35990,7 @@
     <w:rsid w:val="00704788"/>
     <w:rsid w:val="00756BAC"/>
     <w:rsid w:val="007D5547"/>
+    <w:rsid w:val="00801791"/>
     <w:rsid w:val="008F2AC7"/>
     <w:rsid w:val="00922EEC"/>
     <w:rsid w:val="009550CE"/>
@@ -36536,8 +36010,10 @@
     <w:rsid w:val="00C26031"/>
     <w:rsid w:val="00CA480F"/>
     <w:rsid w:val="00CD169E"/>
+    <w:rsid w:val="00CF5ED9"/>
     <w:rsid w:val="00D55E56"/>
     <w:rsid w:val="00D631E7"/>
+    <w:rsid w:val="00D80598"/>
     <w:rsid w:val="00D91341"/>
     <w:rsid w:val="00DB7394"/>
     <w:rsid w:val="00DC0E5D"/>
@@ -36546,6 +36022,7 @@
     <w:rsid w:val="00E45A31"/>
     <w:rsid w:val="00E74F6A"/>
     <w:rsid w:val="00ED0C5F"/>
+    <w:rsid w:val="00F1398A"/>
   </w:rsids>
   <m:mathPr>
     <m:mathFont m:val="Cambria Math"/>
@@ -36999,35 +36476,9 @@
     <w:basedOn w:val="DefaultParagraphFont"/>
     <w:uiPriority w:val="99"/>
     <w:semiHidden/>
-    <w:rsid w:val="005545C1"/>
+    <w:rsid w:val="00F1398A"/>
     <w:rPr>
       <w:color w:val="808080"/>
-    </w:rPr>
-  </w:style>
-  <w:style w:type="paragraph" w:customStyle="1" w:styleId="24C9C6BDFDB24E31858F77CAAAEB22EB">
-    <w:name w:val="24C9C6BDFDB24E31858F77CAAAEB22EB"/>
-    <w:rsid w:val="006C2248"/>
-    <w:pPr>
-      <w:spacing w:after="0" w:line="240" w:lineRule="auto"/>
-    </w:pPr>
-    <w:rPr>
-      <w:rFonts w:ascii="Times New Roman" w:eastAsia="Times New Roman" w:hAnsi="Times New Roman" w:cs="Times New Roman"/>
-      <w:sz w:val="24"/>
-      <w:szCs w:val="24"/>
-      <w:lang w:eastAsia="en-US"/>
-    </w:rPr>
-  </w:style>
-  <w:style w:type="paragraph" w:customStyle="1" w:styleId="4DC88DD51E274C6888A86B240AC60768">
-    <w:name w:val="4DC88DD51E274C6888A86B240AC60768"/>
-    <w:rsid w:val="006C2248"/>
-    <w:pPr>
-      <w:spacing w:after="0" w:line="240" w:lineRule="auto"/>
-    </w:pPr>
-    <w:rPr>
-      <w:rFonts w:ascii="Times New Roman" w:eastAsia="Times New Roman" w:hAnsi="Times New Roman" w:cs="Times New Roman"/>
-      <w:sz w:val="24"/>
-      <w:szCs w:val="24"/>
-      <w:lang w:eastAsia="en-US"/>
     </w:rPr>
   </w:style>
 </w:styles>
@@ -37324,13 +36775,201 @@
 </file>
 
 <file path=customXml/item1.xml><?xml version="1.0" encoding="utf-8"?>
+<?mso-contentType ?>
+<FormTemplates xmlns="http://schemas.microsoft.com/sharepoint/v3/contenttype/forms">
+  <Display>DocumentLibraryForm</Display>
+  <Edit>DocumentLibraryForm</Edit>
+  <New>DocumentLibraryForm</New>
+</FormTemplates>
+</file>
+
+<file path=customXml/item2.xml><?xml version="1.0" encoding="utf-8"?>
+<p:properties xmlns:p="http://schemas.microsoft.com/office/2006/metadata/properties" xmlns:xsi="http://www.w3.org/2001/XMLSchema-instance" xmlns:pc="http://schemas.microsoft.com/office/infopath/2007/PartnerControls">
+  <documentManagement/>
+</p:properties>
+</file>
+
+<file path=customXml/item3.xml><?xml version="1.0" encoding="utf-8"?>
 <b:Sources xmlns:b="http://schemas.openxmlformats.org/officeDocument/2006/bibliography" xmlns="http://schemas.openxmlformats.org/officeDocument/2006/bibliography" SelectedStyle="\APASixthEditionOfficeOnline.xsl" StyleName="APA" Version="6"/>
 </file>
 
+<file path=customXml/item4.xml><?xml version="1.0" encoding="utf-8"?>
+<ct:contentTypeSchema xmlns:ct="http://schemas.microsoft.com/office/2006/metadata/contentType" xmlns:ma="http://schemas.microsoft.com/office/2006/metadata/properties/metaAttributes" ct:_="" ma:_="" ma:contentTypeName="Document" ma:contentTypeID="0x010100CD9C86C1456539429B8F9C0F78B3796E" ma:contentTypeVersion="3" ma:contentTypeDescription="Create a new document." ma:contentTypeScope="" ma:versionID="7669dbf370036fb23e24d3e14b80f1f7">
+  <xsd:schema xmlns:xsd="http://www.w3.org/2001/XMLSchema" xmlns:xs="http://www.w3.org/2001/XMLSchema" xmlns:p="http://schemas.microsoft.com/office/2006/metadata/properties" xmlns:ns2="fb8bcedf-cd47-4fc9-a237-e5ee694e9552" targetNamespace="http://schemas.microsoft.com/office/2006/metadata/properties" ma:root="true" ma:fieldsID="4d5d16a76248fbd79b84a2eefe90a8a8" ns2:_="">
+    <xsd:import namespace="fb8bcedf-cd47-4fc9-a237-e5ee694e9552"/>
+    <xsd:element name="properties">
+      <xsd:complexType>
+        <xsd:sequence>
+          <xsd:element name="documentManagement">
+            <xsd:complexType>
+              <xsd:all>
+                <xsd:element ref="ns2:MediaServiceMetadata" minOccurs="0"/>
+                <xsd:element ref="ns2:MediaServiceFastMetadata" minOccurs="0"/>
+                <xsd:element ref="ns2:MediaServiceSearchProperties" minOccurs="0"/>
+              </xsd:all>
+            </xsd:complexType>
+          </xsd:element>
+        </xsd:sequence>
+      </xsd:complexType>
+    </xsd:element>
+  </xsd:schema>
+  <xsd:schema xmlns:xsd="http://www.w3.org/2001/XMLSchema" xmlns:xs="http://www.w3.org/2001/XMLSchema" xmlns:dms="http://schemas.microsoft.com/office/2006/documentManagement/types" xmlns:pc="http://schemas.microsoft.com/office/infopath/2007/PartnerControls" targetNamespace="fb8bcedf-cd47-4fc9-a237-e5ee694e9552" elementFormDefault="qualified">
+    <xsd:import namespace="http://schemas.microsoft.com/office/2006/documentManagement/types"/>
+    <xsd:import namespace="http://schemas.microsoft.com/office/infopath/2007/PartnerControls"/>
+    <xsd:element name="MediaServiceMetadata" ma:index="8" nillable="true" ma:displayName="MediaServiceMetadata" ma:hidden="true" ma:internalName="MediaServiceMetadata" ma:readOnly="true">
+      <xsd:simpleType>
+        <xsd:restriction base="dms:Note"/>
+      </xsd:simpleType>
+    </xsd:element>
+    <xsd:element name="MediaServiceFastMetadata" ma:index="9" nillable="true" ma:displayName="MediaServiceFastMetadata" ma:hidden="true" ma:internalName="MediaServiceFastMetadata" ma:readOnly="true">
+      <xsd:simpleType>
+        <xsd:restriction base="dms:Note"/>
+      </xsd:simpleType>
+    </xsd:element>
+    <xsd:element name="MediaServiceSearchProperties" ma:index="10" nillable="true" ma:displayName="MediaServiceSearchProperties" ma:hidden="true" ma:internalName="MediaServiceSearchProperties" ma:readOnly="true">
+      <xsd:simpleType>
+        <xsd:restriction base="dms:Note"/>
+      </xsd:simpleType>
+    </xsd:element>
+  </xsd:schema>
+  <xsd:schema xmlns="http://schemas.openxmlformats.org/package/2006/metadata/core-properties" xmlns:xsd="http://www.w3.org/2001/XMLSchema" xmlns:xsi="http://www.w3.org/2001/XMLSchema-instance" xmlns:dc="http://purl.org/dc/elements/1.1/" xmlns:dcterms="http://purl.org/dc/terms/" xmlns:odoc="http://schemas.microsoft.com/internal/obd" targetNamespace="http://schemas.openxmlformats.org/package/2006/metadata/core-properties" elementFormDefault="qualified" attributeFormDefault="unqualified" blockDefault="#all">
+    <xsd:import namespace="http://purl.org/dc/elements/1.1/" schemaLocation="http://dublincore.org/schemas/xmls/qdc/2003/04/02/dc.xsd"/>
+    <xsd:import namespace="http://purl.org/dc/terms/" schemaLocation="http://dublincore.org/schemas/xmls/qdc/2003/04/02/dcterms.xsd"/>
+    <xsd:element name="coreProperties" type="CT_coreProperties"/>
+    <xsd:complexType name="CT_coreProperties">
+      <xsd:all>
+        <xsd:element ref="dc:creator" minOccurs="0" maxOccurs="1"/>
+        <xsd:element ref="dcterms:created" minOccurs="0" maxOccurs="1"/>
+        <xsd:element ref="dc:identifier" minOccurs="0" maxOccurs="1"/>
+        <xsd:element name="contentType" minOccurs="0" maxOccurs="1" type="xsd:string" ma:index="0" ma:displayName="Content Type"/>
+        <xsd:element ref="dc:title" minOccurs="0" maxOccurs="1" ma:index="4" ma:displayName="Title"/>
+        <xsd:element ref="dc:subject" minOccurs="0" maxOccurs="1"/>
+        <xsd:element ref="dc:description" minOccurs="0" maxOccurs="1"/>
+        <xsd:element name="keywords" minOccurs="0" maxOccurs="1" type="xsd:string"/>
+        <xsd:element ref="dc:language" minOccurs="0" maxOccurs="1"/>
+        <xsd:element name="category" minOccurs="0" maxOccurs="1" type="xsd:string"/>
+        <xsd:element name="version" minOccurs="0" maxOccurs="1" type="xsd:string"/>
+        <xsd:element name="revision" minOccurs="0" maxOccurs="1" type="xsd:string">
+          <xsd:annotation>
+            <xsd:documentation>
+                        This value indicates the number of saves or revisions. The application is responsible for updating this value after each revision.
+                    </xsd:documentation>
+          </xsd:annotation>
+        </xsd:element>
+        <xsd:element name="lastModifiedBy" minOccurs="0" maxOccurs="1" type="xsd:string"/>
+        <xsd:element ref="dcterms:modified" minOccurs="0" maxOccurs="1"/>
+        <xsd:element name="contentStatus" minOccurs="0" maxOccurs="1" type="xsd:string"/>
+      </xsd:all>
+    </xsd:complexType>
+  </xsd:schema>
+  <xs:schema xmlns:pc="http://schemas.microsoft.com/office/infopath/2007/PartnerControls" xmlns:xs="http://www.w3.org/2001/XMLSchema" targetNamespace="http://schemas.microsoft.com/office/infopath/2007/PartnerControls" elementFormDefault="qualified" attributeFormDefault="unqualified">
+    <xs:element name="Person">
+      <xs:complexType>
+        <xs:sequence>
+          <xs:element ref="pc:DisplayName" minOccurs="0"/>
+          <xs:element ref="pc:AccountId" minOccurs="0"/>
+          <xs:element ref="pc:AccountType" minOccurs="0"/>
+        </xs:sequence>
+      </xs:complexType>
+    </xs:element>
+    <xs:element name="DisplayName" type="xs:string"/>
+    <xs:element name="AccountId" type="xs:string"/>
+    <xs:element name="AccountType" type="xs:string"/>
+    <xs:element name="BDCAssociatedEntity">
+      <xs:complexType>
+        <xs:sequence>
+          <xs:element ref="pc:BDCEntity" minOccurs="0" maxOccurs="unbounded"/>
+        </xs:sequence>
+        <xs:attribute ref="pc:EntityNamespace"/>
+        <xs:attribute ref="pc:EntityName"/>
+        <xs:attribute ref="pc:SystemInstanceName"/>
+        <xs:attribute ref="pc:AssociationName"/>
+      </xs:complexType>
+    </xs:element>
+    <xs:attribute name="EntityNamespace" type="xs:string"/>
+    <xs:attribute name="EntityName" type="xs:string"/>
+    <xs:attribute name="SystemInstanceName" type="xs:string"/>
+    <xs:attribute name="AssociationName" type="xs:string"/>
+    <xs:element name="BDCEntity">
+      <xs:complexType>
+        <xs:sequence>
+          <xs:element ref="pc:EntityDisplayName" minOccurs="0"/>
+          <xs:element ref="pc:EntityInstanceReference" minOccurs="0"/>
+          <xs:element ref="pc:EntityId1" minOccurs="0"/>
+          <xs:element ref="pc:EntityId2" minOccurs="0"/>
+          <xs:element ref="pc:EntityId3" minOccurs="0"/>
+          <xs:element ref="pc:EntityId4" minOccurs="0"/>
+          <xs:element ref="pc:EntityId5" minOccurs="0"/>
+        </xs:sequence>
+      </xs:complexType>
+    </xs:element>
+    <xs:element name="EntityDisplayName" type="xs:string"/>
+    <xs:element name="EntityInstanceReference" type="xs:string"/>
+    <xs:element name="EntityId1" type="xs:string"/>
+    <xs:element name="EntityId2" type="xs:string"/>
+    <xs:element name="EntityId3" type="xs:string"/>
+    <xs:element name="EntityId4" type="xs:string"/>
+    <xs:element name="EntityId5" type="xs:string"/>
+    <xs:element name="Terms">
+      <xs:complexType>
+        <xs:sequence>
+          <xs:element ref="pc:TermInfo" minOccurs="0" maxOccurs="unbounded"/>
+        </xs:sequence>
+      </xs:complexType>
+    </xs:element>
+    <xs:element name="TermInfo">
+      <xs:complexType>
+        <xs:sequence>
+          <xs:element ref="pc:TermName" minOccurs="0"/>
+          <xs:element ref="pc:TermId" minOccurs="0"/>
+        </xs:sequence>
+      </xs:complexType>
+    </xs:element>
+    <xs:element name="TermName" type="xs:string"/>
+    <xs:element name="TermId" type="xs:string"/>
+  </xs:schema>
+</ct:contentTypeSchema>
+</file>
+
 <file path=customXml/itemProps1.xml><?xml version="1.0" encoding="utf-8"?>
+<ds:datastoreItem xmlns:ds="http://schemas.openxmlformats.org/officeDocument/2006/customXml" ds:itemID="{EFEEB397-AD28-4D7C-8E53-6031A11E57F0}">
+  <ds:schemaRefs>
+    <ds:schemaRef ds:uri="http://schemas.microsoft.com/sharepoint/v3/contenttype/forms"/>
+  </ds:schemaRefs>
+</ds:datastoreItem>
+</file>
+
+<file path=customXml/itemProps2.xml><?xml version="1.0" encoding="utf-8"?>
+<ds:datastoreItem xmlns:ds="http://schemas.openxmlformats.org/officeDocument/2006/customXml" ds:itemID="{E32B039F-3FF5-4EAC-881E-AA2DC416C370}">
+  <ds:schemaRefs>
+    <ds:schemaRef ds:uri="http://schemas.microsoft.com/office/2006/metadata/properties"/>
+    <ds:schemaRef ds:uri="http://schemas.microsoft.com/office/infopath/2007/PartnerControls"/>
+  </ds:schemaRefs>
+</ds:datastoreItem>
+</file>
+
+<file path=customXml/itemProps3.xml><?xml version="1.0" encoding="utf-8"?>
 <ds:datastoreItem xmlns:ds="http://schemas.openxmlformats.org/officeDocument/2006/customXml" ds:itemID="{4AC7F2E6-2287-40F0-B3D4-3B82C47811D7}">
   <ds:schemaRefs>
     <ds:schemaRef ds:uri="http://schemas.openxmlformats.org/officeDocument/2006/bibliography"/>
   </ds:schemaRefs>
 </ds:datastoreItem>
+</file>
+
+<file path=customXml/itemProps4.xml><?xml version="1.0" encoding="utf-8"?>
+<ds:datastoreItem xmlns:ds="http://schemas.openxmlformats.org/officeDocument/2006/customXml" ds:itemID="{0A35ABF3-7E47-4DD5-9929-C8346D6697DD}">
+  <ds:schemaRefs>
+    <ds:schemaRef ds:uri="http://schemas.microsoft.com/office/2006/metadata/contentType"/>
+    <ds:schemaRef ds:uri="http://schemas.microsoft.com/office/2006/metadata/properties/metaAttributes"/>
+    <ds:schemaRef ds:uri="http://www.w3.org/2001/XMLSchema"/>
+    <ds:schemaRef ds:uri="http://schemas.microsoft.com/office/2006/metadata/properties"/>
+    <ds:schemaRef ds:uri="fb8bcedf-cd47-4fc9-a237-e5ee694e9552"/>
+    <ds:schemaRef ds:uri="http://schemas.microsoft.com/office/2006/documentManagement/types"/>
+    <ds:schemaRef ds:uri="http://schemas.microsoft.com/office/infopath/2007/PartnerControls"/>
+    <ds:schemaRef ds:uri="http://schemas.openxmlformats.org/package/2006/metadata/core-properties"/>
+    <ds:schemaRef ds:uri="http://purl.org/dc/elements/1.1/"/>
+    <ds:schemaRef ds:uri="http://purl.org/dc/terms/"/>
+    <ds:schemaRef ds:uri="http://schemas.microsoft.com/internal/obd"/>
+  </ds:schemaRefs>
+</ds:datastoreItem>
 </file>